--- a/defense/docs/reviews/official_reviewer_1_review_kz.docx
+++ b/defense/docs/reviews/official_reviewer_1_review_kz.docx
@@ -32,7 +32,7 @@
           <w:sz w:val="28"/>
           <w:u w:val="none"/>
         </w:rPr>
-        <w:t>8D06104 – «Есептеу техникасы және бағдарламалық жасақтама» білім беру бағдарламасы бойынша философия докторы (PhD) дәрежесін алу үшін ұсынылған «Көз түбі кескіндерін жақсарту және CNN арқылы жіктеу негізінде диабеттік ретинопатияны автоматтандырылған диагностикалау» тақырыбындағы Есмухамедов Нұрмағанбет Сейтқалиұлының диссертациялық жұмысына</w:t>
+        <w:t>8D06102 – «Компьютерлік және программалық инженерия» білім беру бағдарламасы бойынша философия докторы (PhD) дәрежесін алу үшін ұсынылған «Компьютерлік өңдеу жүйесі және көз түбі деректерін талдаумен диабеттік ретинопатияны емдеу кезіндегі лазерлік коагуляцияны қолдау» тақырыбындағы Есмухамедов Нұрмағанбет Сейтқалиұлының диссертациялық жұмысына</w:t>
       </w:r>
     </w:p>
     <w:tbl>
@@ -4884,7 +4884,7 @@
                 <w:sz w:val="28"/>
                 <w:u w:val="none"/>
               </w:rPr>
-              <w:t>Комитет алдында докторантқа философия докторы (PhD) дәрежесін беру туралы өтініш білдіру. Ізденуші Есмухамедов Нұрмағанбет Сейтқалиұлының «Көз түбі кескіндерін жақсарту және CNN арқылы жіктеу негізінде диабеттік ретинопатияны автоматтандырылған диагностикалау» тақырыбындағы диссертациялық жұмысы жоғары ғылыми деңгейде орындалған және оның өзектілігі, қойылған мақсаты мен міндеттері, ғылыми жаңалығы, тәжірибелік маңыздылығы жағынан «8D06104 – Есептеу техникасы және бағдарламалық жасақтама» білім беру бағдарламасы бойынша философия докторы (PhD) дәрежесін алуға лайықты деп санаймын.</w:t>
+              <w:t>Комитет алдында докторантқа философия докторы (PhD) дәрежесін беру туралы өтініш білдіру. Ізденуші Есмухамедов Нұрмағанбет Сейтқалиұлының «Компьютерлік өңдеу жүйесі және көз түбі деректерін талдаумен диабеттік ретинопатияны емдеу кезіндегі лазерлік коагуляцияны қолдау» тақырыбындағы диссертациялық жұмысы жоғары ғылыми деңгейде орындалған және оның өзектілігі, қойылған мақсаты мен міндеттері, ғылыми жаңалығы, тәжірибелік маңыздылығы жағынан «8D06102 – Компьютерлік және программалық инженерия» білім беру бағдарламасы бойынша философия докторы (PhD) дәрежесін алуға лайықты деп санаймын.</w:t>
             </w:r>
           </w:p>
         </w:tc>

--- a/defense/docs/reviews/official_reviewer_1_review_kz.docx
+++ b/defense/docs/reviews/official_reviewer_1_review_kz.docx
@@ -4,13 +4,11 @@
   <w:body>
     <w:p>
       <w:pPr>
-        <w:keepNext/>
-        <w:spacing w:before="240" w:after="120"/>
+        <w:ind w:firstLine="709"/>
         <w:jc w:val="center"/>
         <w:rPr>
           <w:rFonts w:cs="Times New Roman"/>
           <w:b/>
-          <w:lang w:val="kk-KZ"/>
         </w:rPr>
       </w:pPr>
       <w:r>
@@ -50,463 +48,26 @@
           <w:rFonts w:cs="Times New Roman"/>
           <w:b/>
         </w:rPr>
-        <w:t xml:space="preserve"> </w:t>
-      </w:r>
-      <w:proofErr w:type="spellStart"/>
-      <w:r>
-        <w:rPr>
-          <w:rFonts w:cs="Times New Roman"/>
-          <w:b/>
-        </w:rPr>
-        <w:t>программалық</w:t>
-      </w:r>
-      <w:proofErr w:type="spellEnd"/>
-      <w:r>
-        <w:rPr>
-          <w:rFonts w:cs="Times New Roman"/>
-          <w:b/>
-        </w:rPr>
-        <w:t xml:space="preserve"> </w:t>
-      </w:r>
-      <w:proofErr w:type="spellStart"/>
-      <w:r>
-        <w:rPr>
-          <w:rFonts w:cs="Times New Roman"/>
-          <w:b/>
-        </w:rPr>
-        <w:t>инженерия</w:t>
-      </w:r>
-      <w:proofErr w:type="spellEnd"/>
-      <w:r>
-        <w:rPr>
-          <w:rFonts w:cs="Times New Roman"/>
-          <w:b/>
-        </w:rPr>
-        <w:t xml:space="preserve">» </w:t>
-      </w:r>
-      <w:proofErr w:type="spellStart"/>
-      <w:r>
-        <w:rPr>
-          <w:rFonts w:cs="Times New Roman"/>
-          <w:b/>
-        </w:rPr>
-        <w:t>білім</w:t>
-      </w:r>
-      <w:proofErr w:type="spellEnd"/>
-      <w:r>
-        <w:rPr>
-          <w:rFonts w:cs="Times New Roman"/>
-          <w:b/>
-        </w:rPr>
-        <w:t xml:space="preserve"> </w:t>
-      </w:r>
-      <w:proofErr w:type="spellStart"/>
-      <w:r>
-        <w:rPr>
-          <w:rFonts w:cs="Times New Roman"/>
-          <w:b/>
-        </w:rPr>
-        <w:t>беру</w:t>
-      </w:r>
-      <w:proofErr w:type="spellEnd"/>
-      <w:r>
-        <w:rPr>
-          <w:rFonts w:cs="Times New Roman"/>
-          <w:b/>
-        </w:rPr>
-        <w:t xml:space="preserve"> </w:t>
-      </w:r>
-      <w:proofErr w:type="spellStart"/>
-      <w:r>
-        <w:rPr>
-          <w:rFonts w:cs="Times New Roman"/>
-          <w:b/>
-        </w:rPr>
-        <w:t>бағдарламасы</w:t>
-      </w:r>
-      <w:proofErr w:type="spellEnd"/>
-      <w:r>
-        <w:rPr>
-          <w:rFonts w:cs="Times New Roman"/>
-          <w:b/>
-        </w:rPr>
-        <w:t xml:space="preserve"> </w:t>
-      </w:r>
-      <w:proofErr w:type="spellStart"/>
-      <w:r>
-        <w:rPr>
-          <w:rFonts w:cs="Times New Roman"/>
-          <w:b/>
-        </w:rPr>
-        <w:t>бойынша</w:t>
-      </w:r>
-      <w:proofErr w:type="spellEnd"/>
-      <w:r>
-        <w:rPr>
-          <w:rFonts w:cs="Times New Roman"/>
-          <w:b/>
-        </w:rPr>
-        <w:t xml:space="preserve"> </w:t>
-      </w:r>
-      <w:proofErr w:type="spellStart"/>
-      <w:r>
-        <w:rPr>
-          <w:rFonts w:cs="Times New Roman"/>
-          <w:b/>
-        </w:rPr>
-        <w:t>философия</w:t>
-      </w:r>
-      <w:proofErr w:type="spellEnd"/>
-      <w:r>
-        <w:rPr>
-          <w:rFonts w:cs="Times New Roman"/>
-          <w:b/>
-        </w:rPr>
-        <w:t xml:space="preserve"> </w:t>
-      </w:r>
-      <w:proofErr w:type="spellStart"/>
-      <w:r>
-        <w:rPr>
-          <w:rFonts w:cs="Times New Roman"/>
-          <w:b/>
-        </w:rPr>
-        <w:t>докторы</w:t>
-      </w:r>
-      <w:proofErr w:type="spellEnd"/>
-      <w:r>
-        <w:rPr>
-          <w:rFonts w:cs="Times New Roman"/>
-          <w:b/>
-        </w:rPr>
-        <w:t xml:space="preserve"> (PhD) </w:t>
-      </w:r>
-      <w:proofErr w:type="spellStart"/>
-      <w:r>
-        <w:rPr>
-          <w:rFonts w:cs="Times New Roman"/>
-          <w:b/>
-        </w:rPr>
-        <w:t>дәрежесін</w:t>
-      </w:r>
-      <w:proofErr w:type="spellEnd"/>
-      <w:r>
-        <w:rPr>
-          <w:rFonts w:cs="Times New Roman"/>
-          <w:b/>
-        </w:rPr>
-        <w:t xml:space="preserve"> </w:t>
-      </w:r>
-      <w:proofErr w:type="spellStart"/>
-      <w:r>
-        <w:rPr>
-          <w:rFonts w:cs="Times New Roman"/>
-          <w:b/>
-        </w:rPr>
-        <w:t>алу</w:t>
-      </w:r>
-      <w:proofErr w:type="spellEnd"/>
-      <w:r>
-        <w:rPr>
-          <w:rFonts w:cs="Times New Roman"/>
-          <w:b/>
-        </w:rPr>
-        <w:t xml:space="preserve"> </w:t>
-      </w:r>
-      <w:proofErr w:type="spellStart"/>
-      <w:r>
-        <w:rPr>
-          <w:rFonts w:cs="Times New Roman"/>
-          <w:b/>
-        </w:rPr>
-        <w:t>үшін</w:t>
-      </w:r>
-      <w:proofErr w:type="spellEnd"/>
-      <w:r>
-        <w:rPr>
-          <w:rFonts w:cs="Times New Roman"/>
-          <w:b/>
-        </w:rPr>
-        <w:t xml:space="preserve"> </w:t>
-      </w:r>
-      <w:proofErr w:type="spellStart"/>
-      <w:r>
-        <w:rPr>
-          <w:rFonts w:cs="Times New Roman"/>
-          <w:b/>
-        </w:rPr>
-        <w:t>ұсынылған</w:t>
-      </w:r>
-      <w:proofErr w:type="spellEnd"/>
-      <w:r>
-        <w:rPr>
-          <w:rFonts w:cs="Times New Roman"/>
-          <w:b/>
-        </w:rPr>
-        <w:t xml:space="preserve"> «</w:t>
-      </w:r>
-      <w:proofErr w:type="spellStart"/>
-      <w:r>
-        <w:rPr>
-          <w:rFonts w:cs="Times New Roman"/>
-          <w:b/>
-        </w:rPr>
-        <w:t>Компьютерлік</w:t>
-      </w:r>
-      <w:proofErr w:type="spellEnd"/>
-      <w:r>
-        <w:rPr>
-          <w:rFonts w:cs="Times New Roman"/>
-          <w:b/>
-        </w:rPr>
-        <w:t xml:space="preserve"> </w:t>
-      </w:r>
-      <w:proofErr w:type="spellStart"/>
-      <w:r>
-        <w:rPr>
-          <w:rFonts w:cs="Times New Roman"/>
-          <w:b/>
-        </w:rPr>
-        <w:t>өңдеу</w:t>
-      </w:r>
-      <w:proofErr w:type="spellEnd"/>
-      <w:r>
-        <w:rPr>
-          <w:rFonts w:cs="Times New Roman"/>
-          <w:b/>
-        </w:rPr>
-        <w:t xml:space="preserve"> </w:t>
-      </w:r>
-      <w:proofErr w:type="spellStart"/>
-      <w:r>
-        <w:rPr>
-          <w:rFonts w:cs="Times New Roman"/>
-          <w:b/>
-        </w:rPr>
-        <w:t>жүйесі</w:t>
-      </w:r>
-      <w:proofErr w:type="spellEnd"/>
-      <w:r>
-        <w:rPr>
-          <w:rFonts w:cs="Times New Roman"/>
-          <w:b/>
-        </w:rPr>
-        <w:t xml:space="preserve"> </w:t>
-      </w:r>
-      <w:proofErr w:type="spellStart"/>
-      <w:r>
-        <w:rPr>
-          <w:rFonts w:cs="Times New Roman"/>
-          <w:b/>
-        </w:rPr>
-        <w:t>және</w:t>
-      </w:r>
-      <w:proofErr w:type="spellEnd"/>
-      <w:r>
-        <w:rPr>
-          <w:rFonts w:cs="Times New Roman"/>
-          <w:b/>
-        </w:rPr>
-        <w:t xml:space="preserve"> </w:t>
-      </w:r>
-      <w:proofErr w:type="spellStart"/>
-      <w:r>
-        <w:rPr>
-          <w:rFonts w:cs="Times New Roman"/>
-          <w:b/>
-        </w:rPr>
-        <w:t>көз</w:t>
-      </w:r>
-      <w:proofErr w:type="spellEnd"/>
-      <w:r>
-        <w:rPr>
-          <w:rFonts w:cs="Times New Roman"/>
-          <w:b/>
-        </w:rPr>
-        <w:t xml:space="preserve"> </w:t>
-      </w:r>
-      <w:proofErr w:type="spellStart"/>
-      <w:r>
-        <w:rPr>
-          <w:rFonts w:cs="Times New Roman"/>
-          <w:b/>
-        </w:rPr>
-        <w:t>түбі</w:t>
-      </w:r>
-      <w:proofErr w:type="spellEnd"/>
-      <w:r>
-        <w:rPr>
-          <w:rFonts w:cs="Times New Roman"/>
-          <w:b/>
-        </w:rPr>
-        <w:t xml:space="preserve"> </w:t>
-      </w:r>
-      <w:proofErr w:type="spellStart"/>
-      <w:r>
-        <w:rPr>
-          <w:rFonts w:cs="Times New Roman"/>
-          <w:b/>
-        </w:rPr>
-        <w:t>деректерін</w:t>
-      </w:r>
-      <w:proofErr w:type="spellEnd"/>
-      <w:r>
-        <w:rPr>
-          <w:rFonts w:cs="Times New Roman"/>
-          <w:b/>
-        </w:rPr>
-        <w:t xml:space="preserve"> </w:t>
-      </w:r>
-      <w:proofErr w:type="spellStart"/>
-      <w:r>
-        <w:rPr>
-          <w:rFonts w:cs="Times New Roman"/>
-          <w:b/>
-        </w:rPr>
-        <w:t>талдаумен</w:t>
-      </w:r>
-      <w:proofErr w:type="spellEnd"/>
-      <w:r>
-        <w:rPr>
-          <w:rFonts w:cs="Times New Roman"/>
-          <w:b/>
-        </w:rPr>
-        <w:t xml:space="preserve"> </w:t>
-      </w:r>
-      <w:proofErr w:type="spellStart"/>
-      <w:r>
-        <w:rPr>
-          <w:rFonts w:cs="Times New Roman"/>
-          <w:b/>
-        </w:rPr>
-        <w:t>диабеттік</w:t>
-      </w:r>
-      <w:proofErr w:type="spellEnd"/>
-      <w:r>
-        <w:rPr>
-          <w:rFonts w:cs="Times New Roman"/>
-          <w:b/>
-        </w:rPr>
-        <w:t xml:space="preserve"> </w:t>
-      </w:r>
-      <w:proofErr w:type="spellStart"/>
-      <w:r>
-        <w:rPr>
-          <w:rFonts w:cs="Times New Roman"/>
-          <w:b/>
-        </w:rPr>
-        <w:t>ретинопатияны</w:t>
-      </w:r>
-      <w:proofErr w:type="spellEnd"/>
-      <w:r>
-        <w:rPr>
-          <w:rFonts w:cs="Times New Roman"/>
-          <w:b/>
-        </w:rPr>
-        <w:t xml:space="preserve"> </w:t>
-      </w:r>
-      <w:proofErr w:type="spellStart"/>
-      <w:r>
-        <w:rPr>
-          <w:rFonts w:cs="Times New Roman"/>
-          <w:b/>
-        </w:rPr>
-        <w:t>емдеу</w:t>
-      </w:r>
-      <w:proofErr w:type="spellEnd"/>
-      <w:r>
-        <w:rPr>
-          <w:rFonts w:cs="Times New Roman"/>
-          <w:b/>
-        </w:rPr>
-        <w:t xml:space="preserve"> </w:t>
-      </w:r>
-      <w:proofErr w:type="spellStart"/>
-      <w:r>
-        <w:rPr>
-          <w:rFonts w:cs="Times New Roman"/>
-          <w:b/>
-        </w:rPr>
-        <w:t>кезіндегі</w:t>
-      </w:r>
-      <w:proofErr w:type="spellEnd"/>
-      <w:r>
-        <w:rPr>
-          <w:rFonts w:cs="Times New Roman"/>
-          <w:b/>
-        </w:rPr>
-        <w:t xml:space="preserve"> </w:t>
-      </w:r>
-      <w:proofErr w:type="spellStart"/>
-      <w:r>
-        <w:rPr>
-          <w:rFonts w:cs="Times New Roman"/>
-          <w:b/>
-        </w:rPr>
-        <w:t>лазерлік</w:t>
-      </w:r>
-      <w:proofErr w:type="spellEnd"/>
-      <w:r>
-        <w:rPr>
-          <w:rFonts w:cs="Times New Roman"/>
-          <w:b/>
-        </w:rPr>
-        <w:t xml:space="preserve"> </w:t>
-      </w:r>
-      <w:proofErr w:type="spellStart"/>
-      <w:r>
-        <w:rPr>
-          <w:rFonts w:cs="Times New Roman"/>
-          <w:b/>
-        </w:rPr>
-        <w:t>коагуляцияны</w:t>
-      </w:r>
-      <w:proofErr w:type="spellEnd"/>
-      <w:r>
-        <w:rPr>
-          <w:rFonts w:cs="Times New Roman"/>
-          <w:b/>
-        </w:rPr>
-        <w:t xml:space="preserve"> </w:t>
-      </w:r>
-      <w:proofErr w:type="spellStart"/>
-      <w:r>
-        <w:rPr>
-          <w:rFonts w:cs="Times New Roman"/>
-          <w:b/>
-        </w:rPr>
-        <w:t>қолдау</w:t>
-      </w:r>
-      <w:proofErr w:type="spellEnd"/>
-      <w:r>
-        <w:rPr>
-          <w:rFonts w:cs="Times New Roman"/>
-          <w:b/>
-        </w:rPr>
-        <w:t xml:space="preserve">» </w:t>
-      </w:r>
-      <w:proofErr w:type="spellStart"/>
-      <w:r>
-        <w:rPr>
-          <w:rFonts w:cs="Times New Roman"/>
-          <w:b/>
-        </w:rPr>
-        <w:t>тақырыбындағы</w:t>
-      </w:r>
-      <w:proofErr w:type="spellEnd"/>
-      <w:r>
-        <w:rPr>
-          <w:rFonts w:cs="Times New Roman"/>
-          <w:b/>
-        </w:rPr>
-        <w:t xml:space="preserve"> </w:t>
+        <w:t xml:space="preserve"> программалық инженерия» білім беру бағдарламасы бойынша философия докторы (PhD) дәрежесін алу үшін ұсынылған «Компьютерлік өңдеу жүйесі және көз түбі деректерін талдаумен диабеттік </w:t>
       </w:r>
       <w:r>
         <w:rPr>
           <w:rFonts w:cs="Times New Roman"/>
           <w:b/>
         </w:rPr>
-        <w:br/>
+        <w:t xml:space="preserve">ретинопатияны емдеу кезіндегі лазерлік коагуляцияны қолдау» тақырыбындағы </w:t>
       </w:r>
+    </w:p>
+    <w:p>
+      <w:pPr>
+        <w:ind w:firstLine="709"/>
+        <w:jc w:val="center"/>
+        <w:rPr>
+          <w:rFonts w:cs="Times New Roman"/>
+          <w:b/>
+          <w:lang w:val="kk-KZ"/>
+        </w:rPr>
+      </w:pPr>
       <w:proofErr w:type="spellStart"/>
       <w:r>
         <w:rPr>
@@ -588,14 +149,17 @@
         </w:rPr>
         <w:t xml:space="preserve"> ресми рецензенттің жазбаша</w:t>
       </w:r>
-      <w:r>
+    </w:p>
+    <w:p>
+      <w:pPr>
+        <w:ind w:firstLine="709"/>
+        <w:jc w:val="center"/>
         <w:rPr>
           <w:rFonts w:cs="Times New Roman"/>
           <w:b/>
-          <w:lang w:val="kk-KZ"/>
+          <w:sz w:val="32"/>
         </w:rPr>
-        <w:br/>
-      </w:r>
+      </w:pPr>
       <w:r>
         <w:rPr>
           <w:rFonts w:cs="Times New Roman"/>
@@ -608,7 +172,7 @@
     <w:p>
       <w:pPr>
         <w:ind w:firstLine="709"/>
-        <w:jc w:val="both"/>
+        <w:jc w:val="center"/>
         <w:rPr>
           <w:lang w:val="kk-KZ"/>
         </w:rPr>
@@ -638,7 +202,7 @@
           </w:tcPr>
           <w:p>
             <w:pPr>
-              <w:jc w:val="both"/>
+              <w:jc w:val="center"/>
               <w:rPr>
                 <w:bCs/>
               </w:rPr>
@@ -658,7 +222,7 @@
           </w:tcPr>
           <w:p>
             <w:pPr>
-              <w:jc w:val="both"/>
+              <w:jc w:val="center"/>
               <w:rPr>
                 <w:bCs/>
               </w:rPr>
@@ -678,7 +242,7 @@
           </w:tcPr>
           <w:p>
             <w:pPr>
-              <w:jc w:val="both"/>
+              <w:jc w:val="center"/>
               <w:rPr>
                 <w:bCs/>
               </w:rPr>
@@ -698,7 +262,7 @@
           </w:tcPr>
           <w:p>
             <w:pPr>
-              <w:jc w:val="both"/>
+              <w:jc w:val="center"/>
               <w:rPr>
                 <w:bCs/>
               </w:rPr>
@@ -722,9 +286,6 @@
             <w:tcW w:w="631" w:type="dxa"/>
           </w:tcPr>
           <w:p>
-            <w:pPr>
-              <w:jc w:val="both"/>
-            </w:pPr>
             <w:r>
               <w:rPr>
                 <w:rFonts w:cs="Times New Roman"/>
@@ -738,9 +299,6 @@
             <w:tcW w:w="2429" w:type="dxa"/>
           </w:tcPr>
           <w:p>
-            <w:pPr>
-              <w:jc w:val="both"/>
-            </w:pPr>
             <w:r>
               <w:rPr>
                 <w:rFonts w:cs="Times New Roman"/>
@@ -795,32 +353,19 @@
                 <w:rFonts w:cs="Times New Roman"/>
                 <w:u w:val="single"/>
               </w:rPr>
-              <w:t xml:space="preserve">3) </w:t>
-            </w:r>
-            <w:r>
-              <w:rPr>
-                <w:rFonts w:cs="Times New Roman"/>
-                <w:b/>
-                <w:bCs/>
+              <w:t xml:space="preserve">3) Диссертация Қазақстан Республикасының Үкіметі жанындағы Жоғары ғылыми-техникалық комиссия бекіткен ғылым </w:t>
+            </w:r>
+            <w:r>
+              <w:rPr>
+                <w:rFonts w:cs="Times New Roman"/>
                 <w:u w:val="single"/>
               </w:rPr>
-              <w:t xml:space="preserve">Диссертация Қазақстан Республикасының Үкіметі жанындағы Жоғары ғылыми-техникалық </w:t>
-            </w:r>
-            <w:r>
-              <w:rPr>
-                <w:rFonts w:cs="Times New Roman"/>
-                <w:b/>
-                <w:bCs/>
-                <w:u w:val="single"/>
-              </w:rPr>
               <w:lastRenderedPageBreak/>
-              <w:t>комиссия бекіткен ғылым дам</w:t>
-            </w:r>
-            <w:r>
-              <w:rPr>
-                <w:rFonts w:cs="Times New Roman"/>
-                <w:b/>
-                <w:bCs/>
+              <w:t>дам</w:t>
+            </w:r>
+            <w:r>
+              <w:rPr>
+                <w:rFonts w:cs="Times New Roman"/>
                 <w:u w:val="single"/>
               </w:rPr>
               <w:t>уының басым бағытына сәйкес (бағытын көрсету).</w:t>
@@ -833,6 +378,7 @@
           </w:tcPr>
           <w:p>
             <w:pPr>
+              <w:ind w:firstLine="484"/>
               <w:jc w:val="both"/>
             </w:pPr>
             <w:r>
@@ -846,11 +392,68 @@
               <w:rPr>
                 <w:rFonts w:cs="Times New Roman"/>
               </w:rPr>
-              <w:t xml:space="preserve"> басымдықтарына сәйкес келеді. Зерттеу бағыты мына құжаттарға сай:</w:t>
+              <w:t xml:space="preserve"> басымдықтарына сәйкес келеді. Зерттеу </w:t>
+            </w:r>
+            <w:proofErr w:type="spellStart"/>
+            <w:r>
+              <w:rPr>
+                <w:rFonts w:cs="Times New Roman"/>
+              </w:rPr>
+              <w:t>бағыты</w:t>
+            </w:r>
+            <w:proofErr w:type="spellEnd"/>
+            <w:r>
+              <w:rPr>
+                <w:rFonts w:cs="Times New Roman"/>
+              </w:rPr>
+              <w:t xml:space="preserve"> </w:t>
+            </w:r>
+            <w:proofErr w:type="spellStart"/>
+            <w:r>
+              <w:rPr>
+                <w:rFonts w:cs="Times New Roman"/>
+              </w:rPr>
+              <w:t>мына</w:t>
+            </w:r>
+            <w:proofErr w:type="spellEnd"/>
+            <w:r>
+              <w:rPr>
+                <w:rFonts w:cs="Times New Roman"/>
+              </w:rPr>
+              <w:t xml:space="preserve"> </w:t>
+            </w:r>
+            <w:proofErr w:type="spellStart"/>
+            <w:r>
+              <w:rPr>
+                <w:rFonts w:cs="Times New Roman"/>
+              </w:rPr>
+              <w:t>құжаттарға</w:t>
+            </w:r>
+            <w:proofErr w:type="spellEnd"/>
+            <w:r>
+              <w:rPr>
+                <w:rFonts w:cs="Times New Roman"/>
+              </w:rPr>
+              <w:t xml:space="preserve"> </w:t>
+            </w:r>
+            <w:proofErr w:type="spellStart"/>
+            <w:r>
+              <w:rPr>
+                <w:rFonts w:cs="Times New Roman"/>
+              </w:rPr>
+              <w:t>сай</w:t>
+            </w:r>
+            <w:proofErr w:type="spellEnd"/>
+            <w:r>
+              <w:rPr>
+                <w:rFonts w:cs="Times New Roman"/>
+              </w:rPr>
+              <w:t>:</w:t>
             </w:r>
           </w:p>
           <w:p>
             <w:pPr>
+              <w:ind w:firstLine="484"/>
               <w:jc w:val="both"/>
             </w:pPr>
             <w:r>
@@ -862,6 +465,7 @@
           </w:p>
           <w:p>
             <w:pPr>
+              <w:ind w:firstLine="484"/>
               <w:jc w:val="both"/>
             </w:pPr>
             <w:r>
@@ -873,6 +477,7 @@
           </w:p>
           <w:p>
             <w:pPr>
+              <w:ind w:firstLine="484"/>
               <w:jc w:val="both"/>
             </w:pPr>
             <w:r>
@@ -890,6 +495,7 @@
           </w:p>
           <w:p>
             <w:pPr>
+              <w:ind w:firstLine="484"/>
               <w:jc w:val="both"/>
             </w:pPr>
             <w:r>
@@ -901,6 +507,7 @@
           </w:p>
           <w:p>
             <w:pPr>
+              <w:ind w:firstLine="484"/>
               <w:jc w:val="both"/>
             </w:pPr>
             <w:r>
@@ -913,14 +520,14 @@
               <w:rPr>
                 <w:rFonts w:cs="Times New Roman"/>
               </w:rPr>
-              <w:t xml:space="preserve">әне мемлекеттік бағдарлама не институционалдық мандат аясында орындалмаған, әрі том мұны оқырманның топшылауына қалдырмай, тікелей мәлімдейді. Мұндай дәлдікті дұрыс деп санаймын: жұмыс бағыттың сәйкестігін мәлімдейді, </w:t>
+              <w:t xml:space="preserve">әне мемлекеттік бағдарлама не институционалдық мандат аясында орындалмаған, әрі том мұны оқырманның топшылауына қалдырмай, тікелей мәлімдейді. Мұндай дәлдікті дұрыс деп санаймын: жұмыс </w:t>
             </w:r>
             <w:r>
               <w:rPr>
                 <w:rFonts w:cs="Times New Roman"/>
               </w:rPr>
               <w:lastRenderedPageBreak/>
-              <w:t>одан артығын емес. Пәндік сала — ауылд</w:t>
+              <w:t>бағыттың сәйкестігін мәлімдейді, одан артығын емес. Пәндік сала — ауылд</w:t>
             </w:r>
             <w:r>
               <w:rPr>
@@ -940,9 +547,6 @@
             <w:tcW w:w="631" w:type="dxa"/>
           </w:tcPr>
           <w:p>
-            <w:pPr>
-              <w:jc w:val="both"/>
-            </w:pPr>
             <w:r>
               <w:rPr>
                 <w:rFonts w:cs="Times New Roman"/>
@@ -957,9 +561,6 @@
             <w:tcW w:w="2429" w:type="dxa"/>
           </w:tcPr>
           <w:p>
-            <w:pPr>
-              <w:jc w:val="both"/>
-            </w:pPr>
             <w:r>
               <w:rPr>
                 <w:rFonts w:cs="Times New Roman"/>
@@ -982,8 +583,6 @@
             <w:r>
               <w:rPr>
                 <w:rFonts w:cs="Times New Roman"/>
-                <w:b/>
-                <w:bCs/>
                 <w:u w:val="single"/>
               </w:rPr>
               <w:t>қосады</w:t>
@@ -997,8 +596,6 @@
             <w:r>
               <w:rPr>
                 <w:rFonts w:cs="Times New Roman"/>
-                <w:b/>
-                <w:bCs/>
                 <w:u w:val="single"/>
               </w:rPr>
               <w:t>ашылған</w:t>
@@ -1017,6 +614,7 @@
           </w:tcPr>
           <w:p>
             <w:pPr>
+              <w:ind w:firstLine="484"/>
               <w:jc w:val="both"/>
             </w:pPr>
             <w:r>
@@ -1040,6 +638,7 @@
           </w:p>
           <w:p>
             <w:pPr>
+              <w:ind w:firstLine="484"/>
               <w:jc w:val="both"/>
             </w:pPr>
             <w:r>
@@ -1104,9 +703,6 @@
             <w:tcW w:w="631" w:type="dxa"/>
           </w:tcPr>
           <w:p>
-            <w:pPr>
-              <w:jc w:val="both"/>
-            </w:pPr>
             <w:r>
               <w:rPr>
                 <w:rFonts w:cs="Times New Roman"/>
@@ -1121,9 +717,6 @@
             <w:tcW w:w="2429" w:type="dxa"/>
           </w:tcPr>
           <w:p>
-            <w:pPr>
-              <w:jc w:val="both"/>
-            </w:pPr>
             <w:r>
               <w:rPr>
                 <w:rFonts w:cs="Times New Roman"/>
@@ -1137,9 +730,6 @@
             <w:tcW w:w="3643" w:type="dxa"/>
           </w:tcPr>
           <w:p>
-            <w:pPr>
-              <w:jc w:val="both"/>
-            </w:pPr>
             <w:r>
               <w:rPr>
                 <w:rFonts w:cs="Times New Roman"/>
@@ -1148,24 +738,12 @@
             </w:r>
           </w:p>
           <w:p>
-            <w:pPr>
-              <w:jc w:val="both"/>
-            </w:pPr>
             <w:r>
               <w:rPr>
                 <w:rFonts w:cs="Times New Roman"/>
                 <w:u w:val="single"/>
               </w:rPr>
-              <w:t xml:space="preserve">1) </w:t>
-            </w:r>
-            <w:r>
-              <w:rPr>
-                <w:rFonts w:cs="Times New Roman"/>
-                <w:b/>
-                <w:bCs/>
-                <w:u w:val="single"/>
-              </w:rPr>
-              <w:t>жоғары</w:t>
+              <w:t>1) жоғары</w:t>
             </w:r>
             <w:r>
               <w:rPr>
@@ -1175,9 +753,6 @@
             </w:r>
           </w:p>
           <w:p>
-            <w:pPr>
-              <w:jc w:val="both"/>
-            </w:pPr>
             <w:r>
               <w:rPr>
                 <w:rFonts w:cs="Times New Roman"/>
@@ -1186,9 +761,6 @@
             </w:r>
           </w:p>
           <w:p>
-            <w:pPr>
-              <w:jc w:val="both"/>
-            </w:pPr>
             <w:r>
               <w:rPr>
                 <w:rFonts w:cs="Times New Roman"/>
@@ -1197,9 +769,6 @@
             </w:r>
           </w:p>
           <w:p>
-            <w:pPr>
-              <w:jc w:val="both"/>
-            </w:pPr>
             <w:r>
               <w:rPr>
                 <w:rFonts w:cs="Times New Roman"/>
@@ -1214,6 +783,7 @@
           </w:tcPr>
           <w:p>
             <w:pPr>
+              <w:ind w:firstLine="484"/>
               <w:jc w:val="both"/>
             </w:pPr>
             <w:r>
@@ -1237,6 +807,7 @@
           </w:p>
           <w:p>
             <w:pPr>
+              <w:ind w:firstLine="484"/>
               <w:jc w:val="both"/>
             </w:pPr>
             <w:r>
@@ -1276,9 +847,6 @@
             <w:vMerge w:val="restart"/>
           </w:tcPr>
           <w:p>
-            <w:pPr>
-              <w:jc w:val="both"/>
-            </w:pPr>
             <w:r>
               <w:rPr>
                 <w:rFonts w:cs="Times New Roman"/>
@@ -1286,26 +854,10 @@
               <w:t>4</w:t>
             </w:r>
           </w:p>
-          <w:p>
-            <w:pPr>
-              <w:jc w:val="both"/>
-            </w:pPr>
-          </w:p>
-          <w:p>
-            <w:pPr>
-              <w:jc w:val="both"/>
-            </w:pPr>
-          </w:p>
-          <w:p>
-            <w:pPr>
-              <w:jc w:val="both"/>
-            </w:pPr>
-          </w:p>
-          <w:p>
-            <w:pPr>
-              <w:jc w:val="both"/>
-            </w:pPr>
-          </w:p>
+          <w:p/>
+          <w:p/>
+          <w:p/>
+          <w:p/>
         </w:tc>
         <w:tc>
           <w:tcPr>
@@ -1313,9 +865,6 @@
             <w:vMerge w:val="restart"/>
           </w:tcPr>
           <w:p>
-            <w:pPr>
-              <w:jc w:val="both"/>
-            </w:pPr>
             <w:r>
               <w:rPr>
                 <w:rFonts w:cs="Times New Roman"/>
@@ -1323,35 +872,16 @@
               <w:t>Ішкі бірлік принципі</w:t>
             </w:r>
           </w:p>
-          <w:p>
-            <w:pPr>
-              <w:jc w:val="both"/>
-            </w:pPr>
-          </w:p>
-          <w:p>
-            <w:pPr>
-              <w:jc w:val="both"/>
-            </w:pPr>
-          </w:p>
-          <w:p>
-            <w:pPr>
-              <w:jc w:val="both"/>
-            </w:pPr>
-          </w:p>
-          <w:p>
-            <w:pPr>
-              <w:jc w:val="both"/>
-            </w:pPr>
-          </w:p>
+          <w:p/>
+          <w:p/>
+          <w:p/>
+          <w:p/>
         </w:tc>
         <w:tc>
           <w:tcPr>
             <w:tcW w:w="3643" w:type="dxa"/>
           </w:tcPr>
           <w:p>
-            <w:pPr>
-              <w:jc w:val="both"/>
-            </w:pPr>
             <w:r>
               <w:rPr>
                 <w:rFonts w:cs="Times New Roman"/>
@@ -1360,24 +890,12 @@
             </w:r>
           </w:p>
           <w:p>
-            <w:pPr>
-              <w:jc w:val="both"/>
-            </w:pPr>
             <w:r>
               <w:rPr>
                 <w:rFonts w:cs="Times New Roman"/>
                 <w:u w:val="single"/>
               </w:rPr>
-              <w:t xml:space="preserve">1) </w:t>
-            </w:r>
-            <w:r>
-              <w:rPr>
-                <w:rFonts w:cs="Times New Roman"/>
-                <w:b/>
-                <w:bCs/>
-                <w:u w:val="single"/>
-              </w:rPr>
-              <w:t>негізделген</w:t>
+              <w:t>1) негізделген</w:t>
             </w:r>
             <w:r>
               <w:rPr>
@@ -1387,9 +905,6 @@
             </w:r>
           </w:p>
           <w:p>
-            <w:pPr>
-              <w:jc w:val="both"/>
-            </w:pPr>
             <w:r>
               <w:rPr>
                 <w:rFonts w:cs="Times New Roman"/>
@@ -1398,9 +913,6 @@
             </w:r>
           </w:p>
           <w:p>
-            <w:pPr>
-              <w:jc w:val="both"/>
-            </w:pPr>
             <w:r>
               <w:rPr>
                 <w:rFonts w:cs="Times New Roman"/>
@@ -1415,6 +927,7 @@
           </w:tcPr>
           <w:p>
             <w:pPr>
+              <w:ind w:firstLine="484"/>
               <w:jc w:val="both"/>
             </w:pPr>
             <w:r>
@@ -1460,31 +973,20 @@
             <w:tcW w:w="631" w:type="dxa"/>
             <w:vMerge/>
           </w:tcPr>
-          <w:p>
-            <w:pPr>
-              <w:jc w:val="both"/>
-            </w:pPr>
-          </w:p>
+          <w:p/>
         </w:tc>
         <w:tc>
           <w:tcPr>
             <w:tcW w:w="2429" w:type="dxa"/>
             <w:vMerge/>
           </w:tcPr>
-          <w:p>
-            <w:pPr>
-              <w:jc w:val="both"/>
-            </w:pPr>
-          </w:p>
+          <w:p/>
         </w:tc>
         <w:tc>
           <w:tcPr>
             <w:tcW w:w="3643" w:type="dxa"/>
           </w:tcPr>
           <w:p>
-            <w:pPr>
-              <w:jc w:val="both"/>
-            </w:pPr>
             <w:r>
               <w:rPr>
                 <w:rFonts w:cs="Times New Roman"/>
@@ -1493,24 +995,12 @@
             </w:r>
           </w:p>
           <w:p>
-            <w:pPr>
-              <w:jc w:val="both"/>
-            </w:pPr>
             <w:r>
               <w:rPr>
                 <w:rFonts w:cs="Times New Roman"/>
                 <w:u w:val="single"/>
               </w:rPr>
-              <w:t xml:space="preserve">1) </w:t>
-            </w:r>
-            <w:r>
-              <w:rPr>
-                <w:rFonts w:cs="Times New Roman"/>
-                <w:b/>
-                <w:bCs/>
-                <w:u w:val="single"/>
-              </w:rPr>
-              <w:t>айқындайды</w:t>
+              <w:t>1) айқындайды</w:t>
             </w:r>
             <w:r>
               <w:rPr>
@@ -1520,9 +1010,6 @@
             </w:r>
           </w:p>
           <w:p>
-            <w:pPr>
-              <w:jc w:val="both"/>
-            </w:pPr>
             <w:r>
               <w:rPr>
                 <w:rFonts w:cs="Times New Roman"/>
@@ -1531,9 +1018,6 @@
             </w:r>
           </w:p>
           <w:p>
-            <w:pPr>
-              <w:jc w:val="both"/>
-            </w:pPr>
             <w:r>
               <w:rPr>
                 <w:rFonts w:cs="Times New Roman"/>
@@ -1548,6 +1032,7 @@
           </w:tcPr>
           <w:p>
             <w:pPr>
+              <w:ind w:firstLine="484"/>
               <w:jc w:val="both"/>
             </w:pPr>
             <w:r>
@@ -1580,31 +1065,20 @@
             <w:tcW w:w="631" w:type="dxa"/>
             <w:vMerge/>
           </w:tcPr>
-          <w:p>
-            <w:pPr>
-              <w:jc w:val="both"/>
-            </w:pPr>
-          </w:p>
+          <w:p/>
         </w:tc>
         <w:tc>
           <w:tcPr>
             <w:tcW w:w="2429" w:type="dxa"/>
             <w:vMerge/>
           </w:tcPr>
-          <w:p>
-            <w:pPr>
-              <w:jc w:val="both"/>
-            </w:pPr>
-          </w:p>
+          <w:p/>
         </w:tc>
         <w:tc>
           <w:tcPr>
             <w:tcW w:w="3643" w:type="dxa"/>
           </w:tcPr>
           <w:p>
-            <w:pPr>
-              <w:jc w:val="both"/>
-            </w:pPr>
             <w:r>
               <w:rPr>
                 <w:rFonts w:cs="Times New Roman"/>
@@ -1619,24 +1093,12 @@
             </w:r>
           </w:p>
           <w:p>
-            <w:pPr>
-              <w:jc w:val="both"/>
-            </w:pPr>
             <w:r>
               <w:rPr>
                 <w:rFonts w:cs="Times New Roman"/>
                 <w:u w:val="single"/>
               </w:rPr>
-              <w:t xml:space="preserve">1) </w:t>
-            </w:r>
-            <w:r>
-              <w:rPr>
-                <w:rFonts w:cs="Times New Roman"/>
-                <w:b/>
-                <w:bCs/>
-                <w:u w:val="single"/>
-              </w:rPr>
-              <w:t>сәйкес келеді</w:t>
+              <w:t>1) сәйкес келеді</w:t>
             </w:r>
             <w:r>
               <w:rPr>
@@ -1646,9 +1108,6 @@
             </w:r>
           </w:p>
           <w:p>
-            <w:pPr>
-              <w:jc w:val="both"/>
-            </w:pPr>
             <w:r>
               <w:rPr>
                 <w:rFonts w:cs="Times New Roman"/>
@@ -1657,9 +1116,6 @@
             </w:r>
           </w:p>
           <w:p>
-            <w:pPr>
-              <w:jc w:val="both"/>
-            </w:pPr>
             <w:r>
               <w:rPr>
                 <w:rFonts w:cs="Times New Roman"/>
@@ -1674,6 +1130,7 @@
           </w:tcPr>
           <w:p>
             <w:pPr>
+              <w:ind w:firstLine="484"/>
               <w:jc w:val="both"/>
             </w:pPr>
             <w:r>
@@ -1706,31 +1163,20 @@
             <w:tcW w:w="631" w:type="dxa"/>
             <w:vMerge/>
           </w:tcPr>
-          <w:p>
-            <w:pPr>
-              <w:jc w:val="both"/>
-            </w:pPr>
-          </w:p>
+          <w:p/>
         </w:tc>
         <w:tc>
           <w:tcPr>
             <w:tcW w:w="2429" w:type="dxa"/>
             <w:vMerge/>
           </w:tcPr>
-          <w:p>
-            <w:pPr>
-              <w:jc w:val="both"/>
-            </w:pPr>
-          </w:p>
+          <w:p/>
         </w:tc>
         <w:tc>
           <w:tcPr>
             <w:tcW w:w="3643" w:type="dxa"/>
           </w:tcPr>
           <w:p>
-            <w:pPr>
-              <w:jc w:val="both"/>
-            </w:pPr>
             <w:r>
               <w:rPr>
                 <w:rFonts w:cs="Times New Roman"/>
@@ -1739,24 +1185,12 @@
             </w:r>
           </w:p>
           <w:p>
-            <w:pPr>
-              <w:jc w:val="both"/>
-            </w:pPr>
             <w:r>
               <w:rPr>
                 <w:rFonts w:cs="Times New Roman"/>
                 <w:u w:val="single"/>
               </w:rPr>
-              <w:t xml:space="preserve">1) </w:t>
-            </w:r>
-            <w:r>
-              <w:rPr>
-                <w:rFonts w:cs="Times New Roman"/>
-                <w:b/>
-                <w:bCs/>
-                <w:u w:val="single"/>
-              </w:rPr>
-              <w:t>толық байланысқан</w:t>
+              <w:t>1) толық байланысқан</w:t>
             </w:r>
             <w:r>
               <w:rPr>
@@ -1766,9 +1200,6 @@
             </w:r>
           </w:p>
           <w:p>
-            <w:pPr>
-              <w:jc w:val="both"/>
-            </w:pPr>
             <w:r>
               <w:rPr>
                 <w:rFonts w:cs="Times New Roman"/>
@@ -1777,9 +1208,6 @@
             </w:r>
           </w:p>
           <w:p>
-            <w:pPr>
-              <w:jc w:val="both"/>
-            </w:pPr>
             <w:r>
               <w:rPr>
                 <w:rFonts w:cs="Times New Roman"/>
@@ -1795,6 +1223,7 @@
           </w:tcPr>
           <w:p>
             <w:pPr>
+              <w:ind w:firstLine="484"/>
               <w:jc w:val="both"/>
             </w:pPr>
             <w:r>
@@ -1848,22 +1277,14 @@
             <w:tcW w:w="631" w:type="dxa"/>
             <w:vMerge/>
           </w:tcPr>
-          <w:p>
-            <w:pPr>
-              <w:jc w:val="both"/>
-            </w:pPr>
-          </w:p>
+          <w:p/>
         </w:tc>
         <w:tc>
           <w:tcPr>
             <w:tcW w:w="2429" w:type="dxa"/>
             <w:vMerge/>
           </w:tcPr>
-          <w:p>
-            <w:pPr>
-              <w:jc w:val="both"/>
-            </w:pPr>
-          </w:p>
+          <w:p/>
         </w:tc>
         <w:tc>
           <w:tcPr>
@@ -1889,16 +1310,7 @@
                 <w:rFonts w:cs="Times New Roman"/>
                 <w:u w:val="single"/>
               </w:rPr>
-              <w:t xml:space="preserve">1) </w:t>
-            </w:r>
-            <w:r>
-              <w:rPr>
-                <w:rFonts w:cs="Times New Roman"/>
-                <w:b/>
-                <w:bCs/>
-                <w:u w:val="single"/>
-              </w:rPr>
-              <w:t>сыни талдау бар</w:t>
+              <w:t>1) сыни талдау бар</w:t>
             </w:r>
             <w:r>
               <w:rPr>
@@ -1930,6 +1342,7 @@
           </w:tcPr>
           <w:p>
             <w:pPr>
+              <w:ind w:firstLine="484"/>
               <w:jc w:val="both"/>
             </w:pPr>
             <w:r>
@@ -1969,9 +1382,6 @@
             <w:vMerge w:val="restart"/>
           </w:tcPr>
           <w:p>
-            <w:pPr>
-              <w:jc w:val="both"/>
-            </w:pPr>
             <w:r>
               <w:rPr>
                 <w:rFonts w:cs="Times New Roman"/>
@@ -1979,16 +1389,8 @@
               <w:t>5</w:t>
             </w:r>
           </w:p>
-          <w:p>
-            <w:pPr>
-              <w:jc w:val="both"/>
-            </w:pPr>
-          </w:p>
-          <w:p>
-            <w:pPr>
-              <w:jc w:val="both"/>
-            </w:pPr>
-          </w:p>
+          <w:p/>
+          <w:p/>
         </w:tc>
         <w:tc>
           <w:tcPr>
@@ -1996,9 +1398,6 @@
             <w:vMerge w:val="restart"/>
           </w:tcPr>
           <w:p>
-            <w:pPr>
-              <w:jc w:val="both"/>
-            </w:pPr>
             <w:r>
               <w:rPr>
                 <w:rFonts w:cs="Times New Roman"/>
@@ -2006,16 +1405,8 @@
               <w:t>Ғылыми жаңашылдық принципі</w:t>
             </w:r>
           </w:p>
-          <w:p>
-            <w:pPr>
-              <w:jc w:val="both"/>
-            </w:pPr>
-          </w:p>
-          <w:p>
-            <w:pPr>
-              <w:jc w:val="both"/>
-            </w:pPr>
-          </w:p>
+          <w:p/>
+          <w:p/>
         </w:tc>
         <w:tc>
           <w:tcPr>
@@ -2035,16 +1426,7 @@
                 <w:rFonts w:cs="Times New Roman"/>
                 <w:u w:val="single"/>
               </w:rPr>
-              <w:t xml:space="preserve">1) </w:t>
-            </w:r>
-            <w:r>
-              <w:rPr>
-                <w:rFonts w:cs="Times New Roman"/>
-                <w:b/>
-                <w:bCs/>
-                <w:u w:val="single"/>
-              </w:rPr>
-              <w:t>толығымен жаңа</w:t>
+              <w:t>1) толығымен жаңа</w:t>
             </w:r>
             <w:r>
               <w:rPr>
@@ -2076,6 +1458,7 @@
           </w:tcPr>
           <w:p>
             <w:pPr>
+              <w:ind w:firstLine="484"/>
               <w:jc w:val="both"/>
             </w:pPr>
             <w:r>
@@ -2118,6 +1501,7 @@
           </w:p>
           <w:p>
             <w:pPr>
+              <w:ind w:firstLine="484"/>
               <w:jc w:val="both"/>
             </w:pPr>
             <w:r>
@@ -2150,31 +1534,20 @@
             <w:tcW w:w="631" w:type="dxa"/>
             <w:vMerge/>
           </w:tcPr>
-          <w:p>
-            <w:pPr>
-              <w:jc w:val="both"/>
-            </w:pPr>
-          </w:p>
+          <w:p/>
         </w:tc>
         <w:tc>
           <w:tcPr>
             <w:tcW w:w="2429" w:type="dxa"/>
             <w:vMerge/>
           </w:tcPr>
-          <w:p>
-            <w:pPr>
-              <w:jc w:val="both"/>
-            </w:pPr>
-          </w:p>
+          <w:p/>
         </w:tc>
         <w:tc>
           <w:tcPr>
             <w:tcW w:w="3643" w:type="dxa"/>
           </w:tcPr>
           <w:p>
-            <w:pPr>
-              <w:jc w:val="both"/>
-            </w:pPr>
             <w:r>
               <w:rPr>
                 <w:rFonts w:cs="Times New Roman"/>
@@ -2183,9 +1556,6 @@
             </w:r>
           </w:p>
           <w:p>
-            <w:pPr>
-              <w:jc w:val="both"/>
-            </w:pPr>
             <w:r>
               <w:rPr>
                 <w:rFonts w:cs="Times New Roman"/>
@@ -2201,9 +1571,6 @@
             </w:r>
           </w:p>
           <w:p>
-            <w:pPr>
-              <w:jc w:val="both"/>
-            </w:pPr>
             <w:r>
               <w:rPr>
                 <w:rFonts w:cs="Times New Roman"/>
@@ -2218,9 +1585,6 @@
             </w:r>
           </w:p>
           <w:p>
-            <w:pPr>
-              <w:jc w:val="both"/>
-            </w:pPr>
             <w:r>
               <w:rPr>
                 <w:rFonts w:cs="Times New Roman"/>
@@ -2235,6 +1599,7 @@
           </w:tcPr>
           <w:p>
             <w:pPr>
+              <w:ind w:firstLine="484"/>
               <w:jc w:val="both"/>
             </w:pPr>
             <w:r>
@@ -2273,31 +1638,20 @@
             <w:tcW w:w="631" w:type="dxa"/>
             <w:vMerge/>
           </w:tcPr>
-          <w:p>
-            <w:pPr>
-              <w:jc w:val="both"/>
-            </w:pPr>
-          </w:p>
+          <w:p/>
         </w:tc>
         <w:tc>
           <w:tcPr>
             <w:tcW w:w="2429" w:type="dxa"/>
             <w:vMerge/>
           </w:tcPr>
-          <w:p>
-            <w:pPr>
-              <w:jc w:val="both"/>
-            </w:pPr>
-          </w:p>
+          <w:p/>
         </w:tc>
         <w:tc>
           <w:tcPr>
             <w:tcW w:w="3643" w:type="dxa"/>
           </w:tcPr>
           <w:p>
-            <w:pPr>
-              <w:jc w:val="both"/>
-            </w:pPr>
             <w:r>
               <w:rPr>
                 <w:rFonts w:cs="Times New Roman"/>
@@ -2306,9 +1660,6 @@
             </w:r>
           </w:p>
           <w:p>
-            <w:pPr>
-              <w:jc w:val="both"/>
-            </w:pPr>
             <w:r>
               <w:rPr>
                 <w:rFonts w:cs="Times New Roman"/>
@@ -2324,9 +1675,6 @@
             </w:r>
           </w:p>
           <w:p>
-            <w:pPr>
-              <w:jc w:val="both"/>
-            </w:pPr>
             <w:r>
               <w:rPr>
                 <w:rFonts w:cs="Times New Roman"/>
@@ -2335,9 +1683,6 @@
             </w:r>
           </w:p>
           <w:p>
-            <w:pPr>
-              <w:jc w:val="both"/>
-            </w:pPr>
             <w:r>
               <w:rPr>
                 <w:rFonts w:cs="Times New Roman"/>
@@ -2352,6 +1697,7 @@
           </w:tcPr>
           <w:p>
             <w:pPr>
+              <w:ind w:firstLine="484"/>
               <w:jc w:val="both"/>
             </w:pPr>
             <w:r>
@@ -2384,9 +1730,6 @@
             <w:tcW w:w="631" w:type="dxa"/>
           </w:tcPr>
           <w:p>
-            <w:pPr>
-              <w:jc w:val="both"/>
-            </w:pPr>
             <w:r>
               <w:rPr>
                 <w:rFonts w:cs="Times New Roman"/>
@@ -2400,9 +1743,6 @@
             <w:tcW w:w="2429" w:type="dxa"/>
           </w:tcPr>
           <w:p>
-            <w:pPr>
-              <w:jc w:val="both"/>
-            </w:pPr>
             <w:r>
               <w:rPr>
                 <w:rFonts w:cs="Times New Roman"/>
@@ -2416,9 +1756,6 @@
             <w:tcW w:w="3643" w:type="dxa"/>
           </w:tcPr>
           <w:p>
-            <w:pPr>
-              <w:jc w:val="both"/>
-            </w:pPr>
             <w:r>
               <w:rPr>
                 <w:rFonts w:cs="Times New Roman"/>
@@ -2452,6 +1789,7 @@
           </w:tcPr>
           <w:p>
             <w:pPr>
+              <w:ind w:firstLine="484"/>
               <w:jc w:val="both"/>
             </w:pPr>
             <w:r>
@@ -2469,6 +1807,7 @@
           </w:p>
           <w:p>
             <w:pPr>
+              <w:ind w:firstLine="484"/>
               <w:jc w:val="both"/>
             </w:pPr>
             <w:r>
@@ -2502,9 +1841,6 @@
             <w:vMerge w:val="restart"/>
           </w:tcPr>
           <w:p>
-            <w:pPr>
-              <w:jc w:val="both"/>
-            </w:pPr>
             <w:r>
               <w:rPr>
                 <w:rFonts w:cs="Times New Roman"/>
@@ -2512,56 +1848,16 @@
               <w:t>7</w:t>
             </w:r>
           </w:p>
-          <w:p>
-            <w:pPr>
-              <w:jc w:val="both"/>
-            </w:pPr>
-          </w:p>
-          <w:p>
-            <w:pPr>
-              <w:jc w:val="both"/>
-            </w:pPr>
-          </w:p>
-          <w:p>
-            <w:pPr>
-              <w:jc w:val="both"/>
-            </w:pPr>
-          </w:p>
-          <w:p>
-            <w:pPr>
-              <w:jc w:val="both"/>
-            </w:pPr>
-          </w:p>
-          <w:p>
-            <w:pPr>
-              <w:jc w:val="both"/>
-            </w:pPr>
-          </w:p>
-          <w:p>
-            <w:pPr>
-              <w:jc w:val="both"/>
-            </w:pPr>
-          </w:p>
-          <w:p>
-            <w:pPr>
-              <w:jc w:val="both"/>
-            </w:pPr>
-          </w:p>
-          <w:p>
-            <w:pPr>
-              <w:jc w:val="both"/>
-            </w:pPr>
-          </w:p>
-          <w:p>
-            <w:pPr>
-              <w:jc w:val="both"/>
-            </w:pPr>
-          </w:p>
-          <w:p>
-            <w:pPr>
-              <w:jc w:val="both"/>
-            </w:pPr>
-          </w:p>
+          <w:p/>
+          <w:p/>
+          <w:p/>
+          <w:p/>
+          <w:p/>
+          <w:p/>
+          <w:p/>
+          <w:p/>
+          <w:p/>
+          <w:p/>
         </w:tc>
         <w:tc>
           <w:tcPr>
@@ -2569,9 +1865,6 @@
             <w:vMerge w:val="restart"/>
           </w:tcPr>
           <w:p>
-            <w:pPr>
-              <w:jc w:val="both"/>
-            </w:pPr>
             <w:r>
               <w:rPr>
                 <w:rFonts w:cs="Times New Roman"/>
@@ -2587,56 +1880,16 @@
               <w:t>шығарылған негізгі қағидаттар</w:t>
             </w:r>
           </w:p>
-          <w:p>
-            <w:pPr>
-              <w:jc w:val="both"/>
-            </w:pPr>
-          </w:p>
-          <w:p>
-            <w:pPr>
-              <w:jc w:val="both"/>
-            </w:pPr>
-          </w:p>
-          <w:p>
-            <w:pPr>
-              <w:jc w:val="both"/>
-            </w:pPr>
-          </w:p>
-          <w:p>
-            <w:pPr>
-              <w:jc w:val="both"/>
-            </w:pPr>
-          </w:p>
-          <w:p>
-            <w:pPr>
-              <w:jc w:val="both"/>
-            </w:pPr>
-          </w:p>
-          <w:p>
-            <w:pPr>
-              <w:jc w:val="both"/>
-            </w:pPr>
-          </w:p>
-          <w:p>
-            <w:pPr>
-              <w:jc w:val="both"/>
-            </w:pPr>
-          </w:p>
-          <w:p>
-            <w:pPr>
-              <w:jc w:val="both"/>
-            </w:pPr>
-          </w:p>
-          <w:p>
-            <w:pPr>
-              <w:jc w:val="both"/>
-            </w:pPr>
-          </w:p>
-          <w:p>
-            <w:pPr>
-              <w:jc w:val="both"/>
-            </w:pPr>
-          </w:p>
+          <w:p/>
+          <w:p/>
+          <w:p/>
+          <w:p/>
+          <w:p/>
+          <w:p/>
+          <w:p/>
+          <w:p/>
+          <w:p/>
+          <w:p/>
         </w:tc>
         <w:tc>
           <w:tcPr>
@@ -2660,208 +1913,22 @@
             </w:r>
           </w:p>
           <w:p>
-            <w:pPr>
-              <w:rPr>
-                <w:rFonts w:cs="Times New Roman"/>
-              </w:rPr>
-            </w:pPr>
-            <w:r>
-              <w:rPr>
-                <w:rFonts w:cs="Times New Roman"/>
-              </w:rPr>
-              <w:t xml:space="preserve">7.1 Қағидат дәлелденді ме? 1) </w:t>
-            </w:r>
-            <w:r>
-              <w:rPr>
-                <w:rFonts w:cs="Times New Roman"/>
-                <w:b/>
-                <w:bCs/>
-                <w:u w:val="single"/>
-              </w:rPr>
-              <w:t>дәлелденді</w:t>
-            </w:r>
-            <w:r>
-              <w:rPr>
-                <w:rFonts w:cs="Times New Roman"/>
-              </w:rPr>
-              <w:t xml:space="preserve">; </w:t>
-            </w:r>
-          </w:p>
-          <w:p>
-            <w:pPr>
-              <w:rPr>
-                <w:rFonts w:cs="Times New Roman"/>
-              </w:rPr>
-            </w:pPr>
-            <w:r>
-              <w:rPr>
-                <w:rFonts w:cs="Times New Roman"/>
-              </w:rPr>
-              <w:t xml:space="preserve">2) </w:t>
-            </w:r>
-            <w:proofErr w:type="spellStart"/>
-            <w:r>
-              <w:rPr>
-                <w:rFonts w:cs="Times New Roman"/>
-              </w:rPr>
-              <w:t>шамамен</w:t>
-            </w:r>
-            <w:proofErr w:type="spellEnd"/>
-            <w:r>
-              <w:rPr>
-                <w:rFonts w:cs="Times New Roman"/>
-              </w:rPr>
-              <w:t xml:space="preserve"> </w:t>
-            </w:r>
-            <w:proofErr w:type="spellStart"/>
-            <w:r>
-              <w:rPr>
-                <w:rFonts w:cs="Times New Roman"/>
-              </w:rPr>
-              <w:t>дәлелденді</w:t>
-            </w:r>
-            <w:proofErr w:type="spellEnd"/>
-            <w:r>
-              <w:rPr>
-                <w:rFonts w:cs="Times New Roman"/>
-              </w:rPr>
-              <w:t xml:space="preserve">; </w:t>
-            </w:r>
-          </w:p>
-          <w:p>
-            <w:pPr>
-              <w:rPr>
-                <w:rFonts w:cs="Times New Roman"/>
-              </w:rPr>
-            </w:pPr>
-            <w:r>
-              <w:rPr>
-                <w:rFonts w:cs="Times New Roman"/>
-              </w:rPr>
-              <w:t xml:space="preserve">3) </w:t>
-            </w:r>
-            <w:proofErr w:type="spellStart"/>
-            <w:r>
-              <w:rPr>
-                <w:rFonts w:cs="Times New Roman"/>
-              </w:rPr>
-              <w:t>шамамен</w:t>
-            </w:r>
-            <w:proofErr w:type="spellEnd"/>
-            <w:r>
-              <w:rPr>
-                <w:rFonts w:cs="Times New Roman"/>
-              </w:rPr>
-              <w:t xml:space="preserve"> </w:t>
-            </w:r>
-            <w:proofErr w:type="spellStart"/>
-            <w:r>
-              <w:rPr>
-                <w:rFonts w:cs="Times New Roman"/>
-              </w:rPr>
-              <w:t>дәлелденбеді</w:t>
-            </w:r>
-            <w:proofErr w:type="spellEnd"/>
-            <w:r>
-              <w:rPr>
-                <w:rFonts w:cs="Times New Roman"/>
-              </w:rPr>
-              <w:t xml:space="preserve">; </w:t>
-            </w:r>
-          </w:p>
-          <w:p>
-            <w:r>
-              <w:rPr>
-                <w:rFonts w:cs="Times New Roman"/>
-              </w:rPr>
-              <w:t xml:space="preserve">4) </w:t>
-            </w:r>
-            <w:proofErr w:type="spellStart"/>
-            <w:r>
-              <w:rPr>
-                <w:rFonts w:cs="Times New Roman"/>
-              </w:rPr>
-              <w:t>дәлелденбеді</w:t>
-            </w:r>
-            <w:proofErr w:type="spellEnd"/>
-            <w:r>
-              <w:rPr>
-                <w:rFonts w:cs="Times New Roman"/>
-              </w:rPr>
-              <w:t>.</w:t>
-            </w:r>
-          </w:p>
-          <w:p>
-            <w:pPr>
-              <w:rPr>
-                <w:rFonts w:cs="Times New Roman"/>
-              </w:rPr>
-            </w:pPr>
-            <w:r>
-              <w:rPr>
-                <w:rFonts w:cs="Times New Roman"/>
-              </w:rPr>
-              <w:t xml:space="preserve">7.2 Тривиалды ма? </w:t>
-            </w:r>
-          </w:p>
-          <w:p>
-            <w:pPr>
-              <w:rPr>
-                <w:rFonts w:cs="Times New Roman"/>
-              </w:rPr>
-            </w:pPr>
-            <w:r>
-              <w:rPr>
-                <w:rFonts w:cs="Times New Roman"/>
-              </w:rPr>
-              <w:t xml:space="preserve">1) </w:t>
-            </w:r>
-            <w:proofErr w:type="spellStart"/>
-            <w:r>
-              <w:rPr>
-                <w:rFonts w:cs="Times New Roman"/>
-              </w:rPr>
-              <w:t>иә</w:t>
-            </w:r>
-            <w:proofErr w:type="spellEnd"/>
-            <w:r>
-              <w:rPr>
-                <w:rFonts w:cs="Times New Roman"/>
-              </w:rPr>
-              <w:t xml:space="preserve">; </w:t>
-            </w:r>
-          </w:p>
-          <w:p>
-            <w:r>
-              <w:rPr>
-                <w:rFonts w:cs="Times New Roman"/>
-              </w:rPr>
-              <w:t xml:space="preserve">2) </w:t>
-            </w:r>
-            <w:proofErr w:type="spellStart"/>
-            <w:r>
-              <w:rPr>
-                <w:rFonts w:cs="Times New Roman"/>
-                <w:b/>
-                <w:bCs/>
-                <w:u w:val="single"/>
-              </w:rPr>
-              <w:t>жоқ</w:t>
-            </w:r>
-            <w:proofErr w:type="spellEnd"/>
-            <w:r>
-              <w:rPr>
-                <w:rFonts w:cs="Times New Roman"/>
-              </w:rPr>
-              <w:t>.</w:t>
-            </w:r>
-          </w:p>
-          <w:p>
-            <w:pPr>
-              <w:rPr>
-                <w:rFonts w:cs="Times New Roman"/>
-              </w:rPr>
-            </w:pPr>
+            <w:r>
+              <w:rPr>
+                <w:rFonts w:cs="Times New Roman"/>
+              </w:rPr>
+              <w:t>7.1 Қағидат дәлелденді ме? 1) дәлелденді; 2) шамамен дәлелденді; 3) шамамен дәлелденбеді; 4) дәлелденбеді.</w:t>
+            </w:r>
+          </w:p>
+          <w:p>
+            <w:r>
+              <w:rPr>
+                <w:rFonts w:cs="Times New Roman"/>
+              </w:rPr>
+              <w:t>7.2 Тривиалды ма? 1) иә; 2) жоқ.</w:t>
+            </w:r>
+          </w:p>
+          <w:p>
             <w:r>
               <w:rPr>
                 <w:rFonts w:cs="Times New Roman"/>
@@ -2872,268 +1939,35 @@
               <w:rPr>
                 <w:rFonts w:cs="Times New Roman"/>
               </w:rPr>
-              <w:t xml:space="preserve">ма? </w:t>
-            </w:r>
-          </w:p>
-          <w:p>
-            <w:pPr>
-              <w:rPr>
-                <w:rFonts w:cs="Times New Roman"/>
-              </w:rPr>
-            </w:pPr>
-            <w:r>
-              <w:rPr>
-                <w:rFonts w:cs="Times New Roman"/>
-              </w:rPr>
-              <w:t xml:space="preserve">1) </w:t>
-            </w:r>
-            <w:proofErr w:type="spellStart"/>
-            <w:r>
-              <w:rPr>
-                <w:rFonts w:cs="Times New Roman"/>
-                <w:b/>
-                <w:bCs/>
-                <w:u w:val="single"/>
-              </w:rPr>
-              <w:t>иә</w:t>
-            </w:r>
-            <w:proofErr w:type="spellEnd"/>
-            <w:r>
-              <w:rPr>
-                <w:rFonts w:cs="Times New Roman"/>
-              </w:rPr>
-              <w:t xml:space="preserve">; </w:t>
-            </w:r>
-          </w:p>
-          <w:p>
-            <w:r>
-              <w:rPr>
-                <w:rFonts w:cs="Times New Roman"/>
-              </w:rPr>
-              <w:t xml:space="preserve">2) </w:t>
-            </w:r>
-            <w:proofErr w:type="spellStart"/>
-            <w:r>
-              <w:rPr>
-                <w:rFonts w:cs="Times New Roman"/>
-              </w:rPr>
-              <w:t>жоқ</w:t>
-            </w:r>
-            <w:proofErr w:type="spellEnd"/>
-            <w:r>
-              <w:rPr>
-                <w:rFonts w:cs="Times New Roman"/>
-              </w:rPr>
-              <w:t>.</w:t>
-            </w:r>
-          </w:p>
-          <w:p>
-            <w:pPr>
-              <w:rPr>
-                <w:rFonts w:cs="Times New Roman"/>
-              </w:rPr>
-            </w:pPr>
-            <w:r>
-              <w:rPr>
-                <w:rFonts w:cs="Times New Roman"/>
-              </w:rPr>
-              <w:t xml:space="preserve">7.4 Қолдану деңгейі: </w:t>
-            </w:r>
-          </w:p>
-          <w:p>
-            <w:pPr>
-              <w:rPr>
-                <w:rFonts w:cs="Times New Roman"/>
-              </w:rPr>
-            </w:pPr>
-            <w:r>
-              <w:rPr>
-                <w:rFonts w:cs="Times New Roman"/>
-              </w:rPr>
-              <w:t xml:space="preserve">1) </w:t>
-            </w:r>
-            <w:proofErr w:type="spellStart"/>
-            <w:r>
-              <w:rPr>
-                <w:rFonts w:cs="Times New Roman"/>
-              </w:rPr>
-              <w:t>тар</w:t>
-            </w:r>
-            <w:proofErr w:type="spellEnd"/>
-            <w:r>
-              <w:rPr>
-                <w:rFonts w:cs="Times New Roman"/>
-              </w:rPr>
-              <w:t xml:space="preserve">; </w:t>
-            </w:r>
-          </w:p>
-          <w:p>
-            <w:pPr>
-              <w:rPr>
-                <w:rFonts w:cs="Times New Roman"/>
-              </w:rPr>
-            </w:pPr>
-            <w:r>
-              <w:rPr>
-                <w:rFonts w:cs="Times New Roman"/>
-              </w:rPr>
-              <w:t xml:space="preserve">2) </w:t>
-            </w:r>
-            <w:proofErr w:type="spellStart"/>
-            <w:r>
-              <w:rPr>
-                <w:rFonts w:cs="Times New Roman"/>
-              </w:rPr>
-              <w:t>орташа</w:t>
-            </w:r>
-            <w:proofErr w:type="spellEnd"/>
-            <w:r>
-              <w:rPr>
-                <w:rFonts w:cs="Times New Roman"/>
-              </w:rPr>
-              <w:t xml:space="preserve">; </w:t>
-            </w:r>
-          </w:p>
-          <w:p>
-            <w:r>
-              <w:rPr>
-                <w:rFonts w:cs="Times New Roman"/>
-              </w:rPr>
-              <w:t xml:space="preserve">3) </w:t>
-            </w:r>
-            <w:proofErr w:type="spellStart"/>
-            <w:r>
-              <w:rPr>
-                <w:rFonts w:cs="Times New Roman"/>
-                <w:b/>
-                <w:bCs/>
-                <w:u w:val="single"/>
-              </w:rPr>
-              <w:t>кең</w:t>
-            </w:r>
-            <w:proofErr w:type="spellEnd"/>
-            <w:r>
-              <w:rPr>
-                <w:rFonts w:cs="Times New Roman"/>
-              </w:rPr>
-              <w:t>.</w:t>
-            </w:r>
-          </w:p>
-          <w:p>
-            <w:pPr>
-              <w:rPr>
-                <w:rFonts w:cs="Times New Roman"/>
-              </w:rPr>
-            </w:pPr>
-            <w:r>
-              <w:rPr>
-                <w:rFonts w:cs="Times New Roman"/>
-              </w:rPr>
-              <w:t xml:space="preserve">7.5 Мақалада дәлелденген бе? </w:t>
-            </w:r>
-          </w:p>
-          <w:p>
-            <w:pPr>
-              <w:rPr>
-                <w:rFonts w:cs="Times New Roman"/>
-              </w:rPr>
-            </w:pPr>
-            <w:r>
-              <w:rPr>
-                <w:rFonts w:cs="Times New Roman"/>
-              </w:rPr>
-              <w:t xml:space="preserve">1) </w:t>
-            </w:r>
-            <w:proofErr w:type="spellStart"/>
-            <w:r>
-              <w:rPr>
-                <w:rFonts w:cs="Times New Roman"/>
-                <w:b/>
-                <w:bCs/>
-                <w:u w:val="single"/>
-              </w:rPr>
-              <w:t>иә</w:t>
-            </w:r>
-            <w:proofErr w:type="spellEnd"/>
-            <w:r>
-              <w:rPr>
-                <w:rFonts w:cs="Times New Roman"/>
-              </w:rPr>
-              <w:t xml:space="preserve">; </w:t>
-            </w:r>
-          </w:p>
-          <w:p>
-            <w:r>
-              <w:rPr>
-                <w:rFonts w:cs="Times New Roman"/>
-              </w:rPr>
-              <w:t xml:space="preserve">2) </w:t>
-            </w:r>
-            <w:proofErr w:type="spellStart"/>
-            <w:r>
-              <w:rPr>
-                <w:rFonts w:cs="Times New Roman"/>
-              </w:rPr>
-              <w:t>жоқ</w:t>
-            </w:r>
-            <w:proofErr w:type="spellEnd"/>
-            <w:r>
-              <w:rPr>
-                <w:rFonts w:cs="Times New Roman"/>
-              </w:rPr>
-              <w:t>.</w:t>
-            </w:r>
-          </w:p>
-          <w:p>
-            <w:pPr>
-              <w:jc w:val="both"/>
-            </w:pPr>
-          </w:p>
-          <w:p>
-            <w:pPr>
-              <w:jc w:val="both"/>
-            </w:pPr>
-          </w:p>
-          <w:p>
-            <w:pPr>
-              <w:jc w:val="both"/>
-            </w:pPr>
-          </w:p>
-          <w:p>
-            <w:pPr>
-              <w:jc w:val="both"/>
-            </w:pPr>
-          </w:p>
-          <w:p>
-            <w:pPr>
-              <w:jc w:val="both"/>
-            </w:pPr>
-          </w:p>
-          <w:p>
-            <w:pPr>
-              <w:jc w:val="both"/>
-            </w:pPr>
-          </w:p>
-          <w:p>
-            <w:pPr>
-              <w:jc w:val="both"/>
-            </w:pPr>
-          </w:p>
-          <w:p>
-            <w:pPr>
-              <w:jc w:val="both"/>
-            </w:pPr>
-          </w:p>
-          <w:p>
-            <w:pPr>
-              <w:jc w:val="both"/>
-            </w:pPr>
-          </w:p>
-          <w:p>
-            <w:pPr>
-              <w:jc w:val="both"/>
-            </w:pPr>
-          </w:p>
+              <w:t>ма? 1) иә; 2) жоқ.</w:t>
+            </w:r>
+          </w:p>
+          <w:p>
+            <w:r>
+              <w:rPr>
+                <w:rFonts w:cs="Times New Roman"/>
+              </w:rPr>
+              <w:t>7.4 Қолдану деңгейі: 1) тар; 2) орташа; 3) кең.</w:t>
+            </w:r>
+          </w:p>
+          <w:p>
+            <w:r>
+              <w:rPr>
+                <w:rFonts w:cs="Times New Roman"/>
+              </w:rPr>
+              <w:t>7.5 Мақалада дәлелденген бе? 1) иә; 2) жоқ.</w:t>
+            </w:r>
+          </w:p>
+          <w:p/>
+          <w:p/>
+          <w:p/>
+          <w:p/>
+          <w:p/>
+          <w:p/>
+          <w:p/>
+          <w:p/>
+          <w:p/>
+          <w:p/>
         </w:tc>
         <w:tc>
           <w:tcPr>
@@ -3141,6 +1975,7 @@
           </w:tcPr>
           <w:p>
             <w:pPr>
+              <w:ind w:firstLine="484"/>
               <w:jc w:val="both"/>
             </w:pPr>
             <w:r>
@@ -3160,6 +1995,7 @@
           </w:p>
           <w:p>
             <w:pPr>
+              <w:ind w:firstLine="484"/>
               <w:jc w:val="both"/>
             </w:pPr>
             <w:r>
@@ -3184,6 +2020,7 @@
           </w:p>
           <w:p>
             <w:pPr>
+              <w:ind w:firstLine="484"/>
               <w:jc w:val="both"/>
             </w:pPr>
             <w:r>
@@ -3195,6 +2032,7 @@
           </w:p>
           <w:p>
             <w:pPr>
+              <w:ind w:firstLine="484"/>
               <w:jc w:val="both"/>
             </w:pPr>
             <w:r>
@@ -3221,33 +2059,21 @@
             <w:tcW w:w="631" w:type="dxa"/>
             <w:vMerge/>
           </w:tcPr>
-          <w:p>
-            <w:pPr>
-              <w:jc w:val="both"/>
-            </w:pPr>
-          </w:p>
+          <w:p/>
         </w:tc>
         <w:tc>
           <w:tcPr>
             <w:tcW w:w="2429" w:type="dxa"/>
             <w:vMerge/>
           </w:tcPr>
-          <w:p>
-            <w:pPr>
-              <w:jc w:val="both"/>
-            </w:pPr>
-          </w:p>
+          <w:p/>
         </w:tc>
         <w:tc>
           <w:tcPr>
             <w:tcW w:w="3643" w:type="dxa"/>
             <w:vMerge/>
           </w:tcPr>
-          <w:p>
-            <w:pPr>
-              <w:jc w:val="both"/>
-            </w:pPr>
-          </w:p>
+          <w:p/>
         </w:tc>
         <w:tc>
           <w:tcPr>
@@ -3255,6 +2081,7 @@
           </w:tcPr>
           <w:p>
             <w:pPr>
+              <w:ind w:firstLine="484"/>
               <w:jc w:val="both"/>
             </w:pPr>
             <w:r>
@@ -3273,6 +2100,7 @@
           </w:p>
           <w:p>
             <w:pPr>
+              <w:ind w:firstLine="484"/>
               <w:jc w:val="both"/>
             </w:pPr>
             <w:r>
@@ -3284,6 +2112,7 @@
           </w:p>
           <w:p>
             <w:pPr>
+              <w:ind w:firstLine="484"/>
               <w:jc w:val="both"/>
             </w:pPr>
             <w:r>
@@ -3316,33 +2145,21 @@
             <w:tcW w:w="631" w:type="dxa"/>
             <w:vMerge/>
           </w:tcPr>
-          <w:p>
-            <w:pPr>
-              <w:jc w:val="both"/>
-            </w:pPr>
-          </w:p>
+          <w:p/>
         </w:tc>
         <w:tc>
           <w:tcPr>
             <w:tcW w:w="2429" w:type="dxa"/>
             <w:vMerge/>
           </w:tcPr>
-          <w:p>
-            <w:pPr>
-              <w:jc w:val="both"/>
-            </w:pPr>
-          </w:p>
+          <w:p/>
         </w:tc>
         <w:tc>
           <w:tcPr>
             <w:tcW w:w="3643" w:type="dxa"/>
             <w:vMerge/>
           </w:tcPr>
-          <w:p>
-            <w:pPr>
-              <w:jc w:val="both"/>
-            </w:pPr>
-          </w:p>
+          <w:p/>
         </w:tc>
         <w:tc>
           <w:tcPr>
@@ -3350,6 +2167,7 @@
           </w:tcPr>
           <w:p>
             <w:pPr>
+              <w:ind w:firstLine="484"/>
               <w:jc w:val="both"/>
             </w:pPr>
             <w:r>
@@ -3374,6 +2192,7 @@
           </w:p>
           <w:p>
             <w:pPr>
+              <w:ind w:firstLine="484"/>
               <w:jc w:val="both"/>
             </w:pPr>
             <w:r>
@@ -3385,6 +2204,7 @@
           </w:p>
           <w:p>
             <w:pPr>
+              <w:ind w:firstLine="484"/>
               <w:jc w:val="both"/>
             </w:pPr>
             <w:r>
@@ -3397,14 +2217,14 @@
               <w:rPr>
                 <w:rFonts w:cs="Times New Roman"/>
               </w:rPr>
-              <w:t xml:space="preserve">сінше +0,0599 және +0,0574). Том оптималды мәндердің тасымалданатын </w:t>
+              <w:t xml:space="preserve">сінше +0,0599 және +0,0574). Том оптималды мәндердің </w:t>
             </w:r>
             <w:r>
               <w:rPr>
                 <w:rFonts w:cs="Times New Roman"/>
               </w:rPr>
               <w:lastRenderedPageBreak/>
-              <w:t>тұрақтылар емес, осы корпус пен конвейердің қасиеттері екенін көрсетеді.</w:t>
+              <w:t>тасымалданатын тұрақтылар емес, осы корпус пен конвейердің қасиеттері екенін көрсетеді.</w:t>
             </w:r>
           </w:p>
         </w:tc>
@@ -3418,33 +2238,21 @@
             <w:tcW w:w="631" w:type="dxa"/>
             <w:vMerge/>
           </w:tcPr>
-          <w:p>
-            <w:pPr>
-              <w:jc w:val="both"/>
-            </w:pPr>
-          </w:p>
+          <w:p/>
         </w:tc>
         <w:tc>
           <w:tcPr>
             <w:tcW w:w="2429" w:type="dxa"/>
             <w:vMerge/>
           </w:tcPr>
-          <w:p>
-            <w:pPr>
-              <w:jc w:val="both"/>
-            </w:pPr>
-          </w:p>
+          <w:p/>
         </w:tc>
         <w:tc>
           <w:tcPr>
             <w:tcW w:w="3643" w:type="dxa"/>
             <w:vMerge/>
           </w:tcPr>
-          <w:p>
-            <w:pPr>
-              <w:jc w:val="both"/>
-            </w:pPr>
-          </w:p>
+          <w:p/>
         </w:tc>
         <w:tc>
           <w:tcPr>
@@ -3452,6 +2260,7 @@
           </w:tcPr>
           <w:p>
             <w:pPr>
+              <w:ind w:firstLine="484"/>
               <w:jc w:val="both"/>
             </w:pPr>
             <w:r>
@@ -3476,6 +2285,7 @@
           </w:p>
           <w:p>
             <w:pPr>
+              <w:ind w:firstLine="484"/>
               <w:jc w:val="both"/>
             </w:pPr>
             <w:r>
@@ -3487,6 +2297,7 @@
           </w:p>
           <w:p>
             <w:pPr>
+              <w:ind w:firstLine="484"/>
               <w:jc w:val="both"/>
             </w:pPr>
             <w:r>
@@ -3513,33 +2324,21 @@
             <w:tcW w:w="631" w:type="dxa"/>
             <w:vMerge/>
           </w:tcPr>
-          <w:p>
-            <w:pPr>
-              <w:jc w:val="both"/>
-            </w:pPr>
-          </w:p>
+          <w:p/>
         </w:tc>
         <w:tc>
           <w:tcPr>
             <w:tcW w:w="2429" w:type="dxa"/>
             <w:vMerge/>
           </w:tcPr>
-          <w:p>
-            <w:pPr>
-              <w:jc w:val="both"/>
-            </w:pPr>
-          </w:p>
+          <w:p/>
         </w:tc>
         <w:tc>
           <w:tcPr>
             <w:tcW w:w="3643" w:type="dxa"/>
             <w:vMerge/>
           </w:tcPr>
-          <w:p>
-            <w:pPr>
-              <w:jc w:val="both"/>
-            </w:pPr>
-          </w:p>
+          <w:p/>
         </w:tc>
         <w:tc>
           <w:tcPr>
@@ -3547,6 +2346,7 @@
           </w:tcPr>
           <w:p>
             <w:pPr>
+              <w:ind w:firstLine="484"/>
               <w:jc w:val="both"/>
             </w:pPr>
             <w:r>
@@ -3565,6 +2365,7 @@
           </w:p>
           <w:p>
             <w:pPr>
+              <w:ind w:firstLine="484"/>
               <w:jc w:val="both"/>
             </w:pPr>
             <w:r>
@@ -3576,6 +2377,7 @@
           </w:p>
           <w:p>
             <w:pPr>
+              <w:ind w:firstLine="484"/>
               <w:jc w:val="both"/>
             </w:pPr>
             <w:r>
@@ -3602,33 +2404,21 @@
             <w:tcW w:w="631" w:type="dxa"/>
             <w:vMerge/>
           </w:tcPr>
-          <w:p>
-            <w:pPr>
-              <w:jc w:val="both"/>
-            </w:pPr>
-          </w:p>
+          <w:p/>
         </w:tc>
         <w:tc>
           <w:tcPr>
             <w:tcW w:w="2429" w:type="dxa"/>
             <w:vMerge/>
           </w:tcPr>
-          <w:p>
-            <w:pPr>
-              <w:jc w:val="both"/>
-            </w:pPr>
-          </w:p>
+          <w:p/>
         </w:tc>
         <w:tc>
           <w:tcPr>
             <w:tcW w:w="3643" w:type="dxa"/>
             <w:vMerge/>
           </w:tcPr>
-          <w:p>
-            <w:pPr>
-              <w:jc w:val="both"/>
-            </w:pPr>
-          </w:p>
+          <w:p/>
         </w:tc>
         <w:tc>
           <w:tcPr>
@@ -3636,6 +2426,7 @@
           </w:tcPr>
           <w:p>
             <w:pPr>
+              <w:ind w:firstLine="484"/>
               <w:jc w:val="both"/>
             </w:pPr>
             <w:r>
@@ -3660,6 +2451,7 @@
           </w:p>
           <w:p>
             <w:pPr>
+              <w:ind w:firstLine="484"/>
               <w:jc w:val="both"/>
             </w:pPr>
             <w:r>
@@ -3671,6 +2463,7 @@
           </w:p>
           <w:p>
             <w:pPr>
+              <w:ind w:firstLine="484"/>
               <w:jc w:val="both"/>
             </w:pPr>
             <w:r>
@@ -3697,33 +2490,21 @@
             <w:tcW w:w="631" w:type="dxa"/>
             <w:vMerge/>
           </w:tcPr>
-          <w:p>
-            <w:pPr>
-              <w:jc w:val="both"/>
-            </w:pPr>
-          </w:p>
+          <w:p/>
         </w:tc>
         <w:tc>
           <w:tcPr>
             <w:tcW w:w="2429" w:type="dxa"/>
             <w:vMerge/>
           </w:tcPr>
-          <w:p>
-            <w:pPr>
-              <w:jc w:val="both"/>
-            </w:pPr>
-          </w:p>
+          <w:p/>
         </w:tc>
         <w:tc>
           <w:tcPr>
             <w:tcW w:w="3643" w:type="dxa"/>
             <w:vMerge/>
           </w:tcPr>
-          <w:p>
-            <w:pPr>
-              <w:jc w:val="both"/>
-            </w:pPr>
-          </w:p>
+          <w:p/>
         </w:tc>
         <w:tc>
           <w:tcPr>
@@ -3731,6 +2512,7 @@
           </w:tcPr>
           <w:p>
             <w:pPr>
+              <w:ind w:firstLine="484"/>
               <w:jc w:val="both"/>
             </w:pPr>
             <w:r>
@@ -3749,6 +2531,7 @@
           </w:p>
           <w:p>
             <w:pPr>
+              <w:ind w:firstLine="484"/>
               <w:jc w:val="both"/>
             </w:pPr>
             <w:r>
@@ -3760,6 +2543,7 @@
           </w:p>
           <w:p>
             <w:pPr>
+              <w:ind w:firstLine="484"/>
               <w:jc w:val="both"/>
             </w:pPr>
             <w:r>
@@ -3786,33 +2570,21 @@
             <w:tcW w:w="631" w:type="dxa"/>
             <w:vMerge/>
           </w:tcPr>
-          <w:p>
-            <w:pPr>
-              <w:jc w:val="both"/>
-            </w:pPr>
-          </w:p>
+          <w:p/>
         </w:tc>
         <w:tc>
           <w:tcPr>
             <w:tcW w:w="2429" w:type="dxa"/>
             <w:vMerge/>
           </w:tcPr>
-          <w:p>
-            <w:pPr>
-              <w:jc w:val="both"/>
-            </w:pPr>
-          </w:p>
+          <w:p/>
         </w:tc>
         <w:tc>
           <w:tcPr>
             <w:tcW w:w="3643" w:type="dxa"/>
             <w:vMerge/>
           </w:tcPr>
-          <w:p>
-            <w:pPr>
-              <w:jc w:val="both"/>
-            </w:pPr>
-          </w:p>
+          <w:p/>
         </w:tc>
         <w:tc>
           <w:tcPr>
@@ -3820,6 +2592,7 @@
           </w:tcPr>
           <w:p>
             <w:pPr>
+              <w:ind w:firstLine="484"/>
               <w:jc w:val="both"/>
             </w:pPr>
             <w:r>
@@ -3838,6 +2611,7 @@
           </w:p>
           <w:p>
             <w:pPr>
+              <w:ind w:firstLine="484"/>
               <w:jc w:val="both"/>
             </w:pPr>
             <w:r>
@@ -3849,6 +2623,7 @@
           </w:p>
           <w:p>
             <w:pPr>
+              <w:ind w:firstLine="484"/>
               <w:jc w:val="both"/>
             </w:pPr>
             <w:r>
@@ -3875,33 +2650,21 @@
             <w:tcW w:w="631" w:type="dxa"/>
             <w:vMerge/>
           </w:tcPr>
-          <w:p>
-            <w:pPr>
-              <w:jc w:val="both"/>
-            </w:pPr>
-          </w:p>
+          <w:p/>
         </w:tc>
         <w:tc>
           <w:tcPr>
             <w:tcW w:w="2429" w:type="dxa"/>
             <w:vMerge/>
           </w:tcPr>
-          <w:p>
-            <w:pPr>
-              <w:jc w:val="both"/>
-            </w:pPr>
-          </w:p>
+          <w:p/>
         </w:tc>
         <w:tc>
           <w:tcPr>
             <w:tcW w:w="3643" w:type="dxa"/>
             <w:vMerge/>
           </w:tcPr>
-          <w:p>
-            <w:pPr>
-              <w:jc w:val="both"/>
-            </w:pPr>
-          </w:p>
+          <w:p/>
         </w:tc>
         <w:tc>
           <w:tcPr>
@@ -3909,6 +2672,7 @@
           </w:tcPr>
           <w:p>
             <w:pPr>
+              <w:ind w:firstLine="484"/>
               <w:jc w:val="both"/>
             </w:pPr>
             <w:r>
@@ -3933,6 +2697,7 @@
           </w:p>
           <w:p>
             <w:pPr>
+              <w:ind w:firstLine="484"/>
               <w:jc w:val="both"/>
             </w:pPr>
             <w:r>
@@ -3944,6 +2709,7 @@
           </w:p>
           <w:p>
             <w:pPr>
+              <w:ind w:firstLine="484"/>
               <w:jc w:val="both"/>
             </w:pPr>
             <w:r>
@@ -3956,7 +2722,14 @@
               <w:rPr>
                 <w:rFonts w:cs="Times New Roman"/>
               </w:rPr>
-              <w:t>ғидат жоғарырақ абсолюттік сыртқы сапа туралы ұсынылады және деградацияға төзімділік ретінде тікелей ұсынылмайды: өз домен ішілік деңгейлеріне қатысты екі конфигурация да шамамен бірдей төмендейді.</w:t>
+              <w:t xml:space="preserve">ғидат жоғарырақ абсолюттік сыртқы сапа туралы ұсынылады және деградацияға төзімділік ретінде тікелей ұсынылмайды: өз домен ішілік деңгейлеріне қатысты </w:t>
+            </w:r>
+            <w:r>
+              <w:rPr>
+                <w:rFonts w:cs="Times New Roman"/>
+              </w:rPr>
+              <w:lastRenderedPageBreak/>
+              <w:t>екі конфигурация да шамамен бірдей төмендейді.</w:t>
             </w:r>
           </w:p>
         </w:tc>
@@ -3970,33 +2743,21 @@
             <w:tcW w:w="631" w:type="dxa"/>
             <w:vMerge/>
           </w:tcPr>
-          <w:p>
-            <w:pPr>
-              <w:jc w:val="both"/>
-            </w:pPr>
-          </w:p>
+          <w:p/>
         </w:tc>
         <w:tc>
           <w:tcPr>
             <w:tcW w:w="2429" w:type="dxa"/>
             <w:vMerge/>
           </w:tcPr>
-          <w:p>
-            <w:pPr>
-              <w:jc w:val="both"/>
-            </w:pPr>
-          </w:p>
+          <w:p/>
         </w:tc>
         <w:tc>
           <w:tcPr>
             <w:tcW w:w="3643" w:type="dxa"/>
             <w:vMerge/>
           </w:tcPr>
-          <w:p>
-            <w:pPr>
-              <w:jc w:val="both"/>
-            </w:pPr>
-          </w:p>
+          <w:p/>
         </w:tc>
         <w:tc>
           <w:tcPr>
@@ -4004,6 +2765,7 @@
           </w:tcPr>
           <w:p>
             <w:pPr>
+              <w:ind w:firstLine="484"/>
               <w:jc w:val="both"/>
             </w:pPr>
             <w:r>
@@ -4017,14 +2779,7 @@
               <w:rPr>
                 <w:rFonts w:cs="Times New Roman"/>
               </w:rPr>
-              <w:t xml:space="preserve"> Сыртқы тұрақтылықты өрнектеуде кең </w:t>
-            </w:r>
-            <w:r>
-              <w:rPr>
-                <w:rFonts w:cs="Times New Roman"/>
-              </w:rPr>
-              <w:lastRenderedPageBreak/>
-              <w:t>қолданы</w:t>
+              <w:t xml:space="preserve"> Сыртқы тұрақтылықты өрнектеуде кең қолданы</w:t>
             </w:r>
             <w:r>
               <w:rPr>
@@ -4041,6 +2796,7 @@
           </w:p>
           <w:p>
             <w:pPr>
+              <w:ind w:firstLine="484"/>
               <w:jc w:val="both"/>
             </w:pPr>
             <w:r>
@@ -4052,6 +2808,7 @@
           </w:p>
           <w:p>
             <w:pPr>
+              <w:ind w:firstLine="484"/>
               <w:jc w:val="both"/>
             </w:pPr>
             <w:r>
@@ -4072,33 +2829,21 @@
             <w:tcW w:w="631" w:type="dxa"/>
             <w:vMerge/>
           </w:tcPr>
-          <w:p>
-            <w:pPr>
-              <w:jc w:val="both"/>
-            </w:pPr>
-          </w:p>
+          <w:p/>
         </w:tc>
         <w:tc>
           <w:tcPr>
             <w:tcW w:w="2429" w:type="dxa"/>
             <w:vMerge/>
           </w:tcPr>
-          <w:p>
-            <w:pPr>
-              <w:jc w:val="both"/>
-            </w:pPr>
-          </w:p>
+          <w:p/>
         </w:tc>
         <w:tc>
           <w:tcPr>
             <w:tcW w:w="3643" w:type="dxa"/>
             <w:vMerge/>
           </w:tcPr>
-          <w:p>
-            <w:pPr>
-              <w:jc w:val="both"/>
-            </w:pPr>
-          </w:p>
+          <w:p/>
         </w:tc>
         <w:tc>
           <w:tcPr>
@@ -4106,6 +2851,7 @@
           </w:tcPr>
           <w:p>
             <w:pPr>
+              <w:ind w:firstLine="484"/>
               <w:jc w:val="both"/>
             </w:pPr>
             <w:r>
@@ -4130,6 +2876,7 @@
           </w:p>
           <w:p>
             <w:pPr>
+              <w:ind w:firstLine="484"/>
               <w:jc w:val="both"/>
             </w:pPr>
             <w:r>
@@ -4141,6 +2888,7 @@
           </w:p>
           <w:p>
             <w:pPr>
+              <w:ind w:firstLine="484"/>
               <w:jc w:val="both"/>
             </w:pPr>
             <w:r>
@@ -4158,6 +2906,7 @@
           </w:p>
           <w:p>
             <w:pPr>
+              <w:ind w:firstLine="484"/>
               <w:jc w:val="both"/>
             </w:pPr>
             <w:r>
@@ -4185,9 +2934,6 @@
             <w:vMerge w:val="restart"/>
           </w:tcPr>
           <w:p>
-            <w:pPr>
-              <w:jc w:val="both"/>
-            </w:pPr>
             <w:r>
               <w:rPr>
                 <w:rFonts w:cs="Times New Roman"/>
@@ -4195,26 +2941,10 @@
               <w:t>8</w:t>
             </w:r>
           </w:p>
-          <w:p>
-            <w:pPr>
-              <w:jc w:val="both"/>
-            </w:pPr>
-          </w:p>
-          <w:p>
-            <w:pPr>
-              <w:jc w:val="both"/>
-            </w:pPr>
-          </w:p>
-          <w:p>
-            <w:pPr>
-              <w:jc w:val="both"/>
-            </w:pPr>
-          </w:p>
-          <w:p>
-            <w:pPr>
-              <w:jc w:val="both"/>
-            </w:pPr>
-          </w:p>
+          <w:p/>
+          <w:p/>
+          <w:p/>
+          <w:p/>
         </w:tc>
         <w:tc>
           <w:tcPr>
@@ -4222,36 +2952,25 @@
             <w:vMerge w:val="restart"/>
           </w:tcPr>
           <w:p>
-            <w:pPr>
-              <w:jc w:val="both"/>
-            </w:pPr>
-            <w:r>
-              <w:rPr>
-                <w:rFonts w:cs="Times New Roman"/>
-              </w:rPr>
-              <w:t>Дәйектілік принципі. Дереккөздер мен ұсынылған ақпараттың дәйектілігі</w:t>
-            </w:r>
-          </w:p>
-          <w:p>
-            <w:pPr>
-              <w:jc w:val="both"/>
-            </w:pPr>
-          </w:p>
-          <w:p>
-            <w:pPr>
-              <w:jc w:val="both"/>
-            </w:pPr>
-          </w:p>
-          <w:p>
-            <w:pPr>
-              <w:jc w:val="both"/>
-            </w:pPr>
-          </w:p>
-          <w:p>
-            <w:pPr>
-              <w:jc w:val="both"/>
-            </w:pPr>
-          </w:p>
+            <w:r>
+              <w:rPr>
+                <w:rFonts w:cs="Times New Roman"/>
+              </w:rPr>
+              <w:lastRenderedPageBreak/>
+              <w:t xml:space="preserve">Дәйектілік принципі. </w:t>
+            </w:r>
+            <w:r>
+              <w:rPr>
+                <w:rFonts w:cs="Times New Roman"/>
+              </w:rPr>
+              <w:lastRenderedPageBreak/>
+              <w:t>Дереккөздер мен ұсынылған ақпараттың дәйектілігі</w:t>
+            </w:r>
+          </w:p>
+          <w:p/>
+          <w:p/>
+          <w:p/>
+          <w:p/>
         </w:tc>
         <w:tc>
           <w:tcPr>
@@ -4263,7 +2982,14 @@
                 <w:rFonts w:cs="Times New Roman"/>
               </w:rPr>
               <w:lastRenderedPageBreak/>
-              <w:t>8.1 Әдістеменің таңдауы негізделген немесе әдіснама нақты жазылған:</w:t>
+              <w:t xml:space="preserve">8.1 Әдістеменің таңдауы негізделген немесе әдіснама </w:t>
+            </w:r>
+            <w:r>
+              <w:rPr>
+                <w:rFonts w:cs="Times New Roman"/>
+              </w:rPr>
+              <w:lastRenderedPageBreak/>
+              <w:t>нақты жазылған:</w:t>
             </w:r>
           </w:p>
           <w:p>
@@ -4272,16 +2998,7 @@
                 <w:rFonts w:cs="Times New Roman"/>
                 <w:u w:val="single"/>
               </w:rPr>
-              <w:t xml:space="preserve">1) </w:t>
-            </w:r>
-            <w:r>
-              <w:rPr>
-                <w:rFonts w:cs="Times New Roman"/>
-                <w:b/>
-                <w:bCs/>
-                <w:u w:val="single"/>
-              </w:rPr>
-              <w:t>иә</w:t>
+              <w:t>1) иә</w:t>
             </w:r>
             <w:r>
               <w:rPr>
@@ -4311,26 +3028,28 @@
           </w:tcPr>
           <w:p>
             <w:pPr>
+              <w:ind w:firstLine="484"/>
               <w:jc w:val="both"/>
             </w:pPr>
             <w:r>
               <w:rPr>
                 <w:rFonts w:cs="Times New Roman"/>
               </w:rPr>
-              <w:t xml:space="preserve">Әдіснама қайталауға болатын деңгейде сипатталған: бес класты дәрежелеу, γ = 2 және класс жиілігіне кері салмақтары бар Focal Loss, 512 × 512 кіріс ажыратымдылығы, бір архитектура үшін қосылып, екіншісі үшін әдейі өшірілген аралас дәлдік, фолдтардың </w:t>
-            </w:r>
-            <w:r>
-              <w:rPr>
-                <w:rFonts w:cs="Times New Roman"/>
-              </w:rPr>
-              <w:t xml:space="preserve">пациент деңгейінде стратификациялануы және сыртқы кескіндерді қабылдау </w:t>
-            </w:r>
-            <w:r>
-              <w:rPr>
-                <w:rFonts w:cs="Times New Roman"/>
-              </w:rPr>
               <w:lastRenderedPageBreak/>
-              <w:t>хаттамасы. Әрбір элементтің таңдауы мәлімделмей дәлелденген, ал конвейер өз операторларымен, параметрлерімен және қолданылу тәртібімен кезең-кезеңімен спецификацияланған.</w:t>
+              <w:t xml:space="preserve">Әдіснама қайталауға болатын деңгейде сипатталған: бес класты дәрежелеу, γ = 2 және класс жиілігіне кері салмақтары </w:t>
+            </w:r>
+            <w:r>
+              <w:rPr>
+                <w:rFonts w:cs="Times New Roman"/>
+              </w:rPr>
+              <w:lastRenderedPageBreak/>
+              <w:t xml:space="preserve">бар Focal Loss, 512 × 512 кіріс ажыратымдылығы, бір архитектура үшін қосылып, екіншісі үшін әдейі өшірілген аралас дәлдік, фолдтардың </w:t>
+            </w:r>
+            <w:r>
+              <w:rPr>
+                <w:rFonts w:cs="Times New Roman"/>
+              </w:rPr>
+              <w:t>пациент деңгейінде стратификациялануы және сыртқы кескіндерді қабылдау хаттамасы. Әрбір элементтің таңдауы мәлімделмей дәлелденген, ал конвейер өз операторларымен, параметрлерімен және қолданылу тәртібімен кезең-кезеңімен спецификацияланған.</w:t>
             </w:r>
           </w:p>
         </w:tc>
@@ -4344,22 +3063,14 @@
             <w:tcW w:w="631" w:type="dxa"/>
             <w:vMerge/>
           </w:tcPr>
-          <w:p>
-            <w:pPr>
-              <w:jc w:val="both"/>
-            </w:pPr>
-          </w:p>
+          <w:p/>
         </w:tc>
         <w:tc>
           <w:tcPr>
             <w:tcW w:w="2429" w:type="dxa"/>
             <w:vMerge/>
           </w:tcPr>
-          <w:p>
-            <w:pPr>
-              <w:jc w:val="both"/>
-            </w:pPr>
-          </w:p>
+          <w:p/>
         </w:tc>
         <w:tc>
           <w:tcPr>
@@ -4385,16 +3096,7 @@
                 <w:rFonts w:cs="Times New Roman"/>
                 <w:u w:val="single"/>
               </w:rPr>
-              <w:t xml:space="preserve">1) </w:t>
-            </w:r>
-            <w:r>
-              <w:rPr>
-                <w:rFonts w:cs="Times New Roman"/>
-                <w:b/>
-                <w:bCs/>
-                <w:u w:val="single"/>
-              </w:rPr>
-              <w:t>иә</w:t>
+              <w:t>1) иә</w:t>
             </w:r>
             <w:r>
               <w:rPr>
@@ -4418,6 +3120,7 @@
           </w:tcPr>
           <w:p>
             <w:pPr>
+              <w:ind w:firstLine="484"/>
               <w:jc w:val="both"/>
             </w:pPr>
             <w:r>
@@ -4450,22 +3153,14 @@
             <w:tcW w:w="631" w:type="dxa"/>
             <w:vMerge/>
           </w:tcPr>
-          <w:p>
-            <w:pPr>
-              <w:jc w:val="both"/>
-            </w:pPr>
-          </w:p>
+          <w:p/>
         </w:tc>
         <w:tc>
           <w:tcPr>
             <w:tcW w:w="2429" w:type="dxa"/>
             <w:vMerge/>
           </w:tcPr>
-          <w:p>
-            <w:pPr>
-              <w:jc w:val="both"/>
-            </w:pPr>
-          </w:p>
+          <w:p/>
         </w:tc>
         <w:tc>
           <w:tcPr>
@@ -4491,16 +3186,7 @@
                 <w:rFonts w:cs="Times New Roman"/>
                 <w:u w:val="single"/>
               </w:rPr>
-              <w:t xml:space="preserve">1) </w:t>
-            </w:r>
-            <w:r>
-              <w:rPr>
-                <w:rFonts w:cs="Times New Roman"/>
-                <w:b/>
-                <w:bCs/>
-                <w:u w:val="single"/>
-              </w:rPr>
-              <w:t>иә</w:t>
+              <w:t>1) иә</w:t>
             </w:r>
             <w:r>
               <w:rPr>
@@ -4514,6 +3200,7 @@
               <w:rPr>
                 <w:rFonts w:cs="Times New Roman"/>
               </w:rPr>
+              <w:lastRenderedPageBreak/>
               <w:t>2) жоқ.</w:t>
             </w:r>
           </w:p>
@@ -4524,12 +3211,14 @@
           </w:tcPr>
           <w:p>
             <w:pPr>
+              <w:ind w:firstLine="484"/>
               <w:jc w:val="both"/>
             </w:pPr>
             <w:r>
               <w:rPr>
                 <w:rFonts w:cs="Times New Roman"/>
               </w:rPr>
+              <w:lastRenderedPageBreak/>
               <w:t>Теориялық тұжырымдар мәлімдеме күйінде қалмай, экспериментке жеткізіледі. Кумулятивтік абляция өзі мәлімдеген ыдыратуды растайды: әрбір кезең ауысуы өз деңгейіні</w:t>
             </w:r>
             <w:r>
@@ -4542,7 +3231,14 @@
               <w:rPr>
                 <w:rFonts w:cs="Times New Roman"/>
               </w:rPr>
-              <w:t>домен ішілік өсімнің бүкілін қайта жаңғыртады. Кескін сапасы бойынша дәлелдер жіктеуіштен тәуелсіз — контраст/шу қатынасымен, энтропиямен және SSIM-мен — келтіріледі.</w:t>
+              <w:t xml:space="preserve">домен ішілік өсімнің бүкілін қайта жаңғыртады. Кескін сапасы бойынша </w:t>
+            </w:r>
+            <w:r>
+              <w:rPr>
+                <w:rFonts w:cs="Times New Roman"/>
+              </w:rPr>
+              <w:lastRenderedPageBreak/>
+              <w:t>дәлелдер жіктеуіштен тәуелсіз — контраст/шу қатынасымен, энтропиямен және SSIM-мен — келтіріледі.</w:t>
             </w:r>
           </w:p>
         </w:tc>
@@ -4556,49 +3252,29 @@
             <w:tcW w:w="631" w:type="dxa"/>
             <w:vMerge/>
           </w:tcPr>
-          <w:p>
-            <w:pPr>
-              <w:jc w:val="both"/>
-            </w:pPr>
-          </w:p>
+          <w:p/>
         </w:tc>
         <w:tc>
           <w:tcPr>
             <w:tcW w:w="2429" w:type="dxa"/>
             <w:vMerge/>
           </w:tcPr>
-          <w:p>
-            <w:pPr>
-              <w:jc w:val="both"/>
-            </w:pPr>
-          </w:p>
+          <w:p/>
         </w:tc>
         <w:tc>
           <w:tcPr>
             <w:tcW w:w="3643" w:type="dxa"/>
           </w:tcPr>
           <w:p>
-            <w:pPr>
-              <w:jc w:val="both"/>
-            </w:pPr>
-            <w:r>
-              <w:rPr>
-                <w:rFonts w:cs="Times New Roman"/>
-              </w:rPr>
-              <w:t xml:space="preserve">8.4 Маңызды мәлімдемелер нақты және сенімді ғылыми </w:t>
-            </w:r>
-            <w:r>
-              <w:rPr>
-                <w:rFonts w:cs="Times New Roman"/>
-              </w:rPr>
-              <w:lastRenderedPageBreak/>
-              <w:t xml:space="preserve">әдебиеттерге сілтемелермен </w:t>
-            </w:r>
-            <w:r>
-              <w:rPr>
-                <w:rFonts w:cs="Times New Roman"/>
-                <w:b/>
-                <w:bCs/>
+            <w:r>
+              <w:rPr>
+                <w:rFonts w:cs="Times New Roman"/>
+              </w:rPr>
+              <w:t xml:space="preserve">8.4 Маңызды мәлімдемелер нақты және сенімді ғылыми әдебиеттерге сілтемелермен </w:t>
+            </w:r>
+            <w:r>
+              <w:rPr>
+                <w:rFonts w:cs="Times New Roman"/>
                 <w:u w:val="single"/>
               </w:rPr>
               <w:t>расталған</w:t>
@@ -4617,21 +3293,14 @@
           </w:tcPr>
           <w:p>
             <w:pPr>
+              <w:ind w:firstLine="484"/>
               <w:jc w:val="both"/>
             </w:pPr>
             <w:r>
               <w:rPr>
                 <w:rFonts w:cs="Times New Roman"/>
               </w:rPr>
-              <w:lastRenderedPageBreak/>
-              <w:t xml:space="preserve">Томдағы әрбір мазмұнды тұжырым сілтемемен қамтамасыз етілген, әрі сілтеме аппараты мөлшерлес: сала жылдам </w:t>
-            </w:r>
-            <w:r>
-              <w:rPr>
-                <w:rFonts w:cs="Times New Roman"/>
-              </w:rPr>
-              <w:lastRenderedPageBreak/>
-              <w:t xml:space="preserve">өзгеретін жерде жаңа </w:t>
+              <w:t xml:space="preserve">Томдағы әрбір мазмұнды тұжырым сілтемемен қамтамасыз етілген, әрі сілтеме аппараты мөлшерлес: сала жылдам өзгеретін жерде жаңа </w:t>
             </w:r>
             <w:r>
               <w:rPr>
@@ -4651,31 +3320,20 @@
             <w:tcW w:w="631" w:type="dxa"/>
             <w:vMerge/>
           </w:tcPr>
-          <w:p>
-            <w:pPr>
-              <w:jc w:val="both"/>
-            </w:pPr>
-          </w:p>
+          <w:p/>
         </w:tc>
         <w:tc>
           <w:tcPr>
             <w:tcW w:w="2429" w:type="dxa"/>
             <w:vMerge/>
           </w:tcPr>
-          <w:p>
-            <w:pPr>
-              <w:jc w:val="both"/>
-            </w:pPr>
-          </w:p>
+          <w:p/>
         </w:tc>
         <w:tc>
           <w:tcPr>
             <w:tcW w:w="3643" w:type="dxa"/>
           </w:tcPr>
           <w:p>
-            <w:pPr>
-              <w:jc w:val="both"/>
-            </w:pPr>
             <w:r>
               <w:rPr>
                 <w:rFonts w:cs="Times New Roman"/>
@@ -4709,6 +3367,7 @@
           </w:tcPr>
           <w:p>
             <w:pPr>
+              <w:ind w:firstLine="484"/>
               <w:jc w:val="both"/>
             </w:pPr>
             <w:r>
@@ -4720,6 +3379,7 @@
           </w:p>
           <w:p>
             <w:pPr>
+              <w:ind w:firstLine="484"/>
               <w:jc w:val="both"/>
             </w:pPr>
             <w:r>
@@ -4753,9 +3413,6 @@
             <w:vMerge w:val="restart"/>
           </w:tcPr>
           <w:p>
-            <w:pPr>
-              <w:jc w:val="both"/>
-            </w:pPr>
             <w:r>
               <w:rPr>
                 <w:rFonts w:cs="Times New Roman"/>
@@ -4763,16 +3420,8 @@
               <w:t>9</w:t>
             </w:r>
           </w:p>
-          <w:p>
-            <w:pPr>
-              <w:jc w:val="both"/>
-            </w:pPr>
-          </w:p>
-          <w:p>
-            <w:pPr>
-              <w:jc w:val="both"/>
-            </w:pPr>
-          </w:p>
+          <w:p/>
+          <w:p/>
         </w:tc>
         <w:tc>
           <w:tcPr>
@@ -4780,9 +3429,6 @@
             <w:vMerge w:val="restart"/>
           </w:tcPr>
           <w:p>
-            <w:pPr>
-              <w:jc w:val="both"/>
-            </w:pPr>
             <w:r>
               <w:rPr>
                 <w:rFonts w:cs="Times New Roman"/>
@@ -4790,25 +3436,14 @@
               <w:t>Практикалық құндылық принципі</w:t>
             </w:r>
           </w:p>
-          <w:p>
-            <w:pPr>
-              <w:jc w:val="both"/>
-            </w:pPr>
-          </w:p>
-          <w:p>
-            <w:pPr>
-              <w:jc w:val="both"/>
-            </w:pPr>
-          </w:p>
+          <w:p/>
+          <w:p/>
         </w:tc>
         <w:tc>
           <w:tcPr>
             <w:tcW w:w="3643" w:type="dxa"/>
           </w:tcPr>
           <w:p>
-            <w:pPr>
-              <w:jc w:val="both"/>
-            </w:pPr>
             <w:r>
               <w:rPr>
                 <w:rFonts w:cs="Times New Roman"/>
@@ -4817,24 +3452,12 @@
             </w:r>
           </w:p>
           <w:p>
-            <w:pPr>
-              <w:jc w:val="both"/>
-            </w:pPr>
             <w:r>
               <w:rPr>
                 <w:rFonts w:cs="Times New Roman"/>
                 <w:u w:val="single"/>
               </w:rPr>
-              <w:t xml:space="preserve">1) </w:t>
-            </w:r>
-            <w:r>
-              <w:rPr>
-                <w:rFonts w:cs="Times New Roman"/>
-                <w:b/>
-                <w:bCs/>
-                <w:u w:val="single"/>
-              </w:rPr>
-              <w:t>иә</w:t>
+              <w:t>1) иә</w:t>
             </w:r>
             <w:r>
               <w:rPr>
@@ -4844,9 +3467,6 @@
             </w:r>
           </w:p>
           <w:p>
-            <w:pPr>
-              <w:jc w:val="both"/>
-            </w:pPr>
             <w:r>
               <w:rPr>
                 <w:rFonts w:cs="Times New Roman"/>
@@ -4861,6 +3481,7 @@
           </w:tcPr>
           <w:p>
             <w:pPr>
+              <w:ind w:firstLine="484"/>
               <w:jc w:val="both"/>
             </w:pPr>
             <w:r>
@@ -4873,7 +3494,14 @@
               <w:rPr>
                 <w:rFonts w:cs="Times New Roman"/>
               </w:rPr>
-              <w:t>, бейімделгіш flat-field-түзету және ALO түсіндірілу метрикасы. Олардың қасында өзге сипаттағы үлес тұр: осы кезге дейін тек түсіндірме ретінде тартылып келген механизм белгіленген хаттамалық шарт кезінде өлшенетін етілді, бұл механистік тұжырымды ол түсін</w:t>
+              <w:t xml:space="preserve">, бейімделгіш flat-field-түзету және ALO түсіндірілу метрикасы. Олардың қасында өзге сипаттағы үлес </w:t>
+            </w:r>
+            <w:r>
+              <w:rPr>
+                <w:rFonts w:cs="Times New Roman"/>
+              </w:rPr>
+              <w:lastRenderedPageBreak/>
+              <w:t>тұр: осы кезге дейін тек түсіндірме ретінде тартылып келген механизм белгіленген хаттамалық шарт кезінде өлшенетін етілді, бұл механистік тұжырымды ол түсін</w:t>
             </w:r>
             <w:r>
               <w:rPr>
@@ -4893,64 +3521,34 @@
             <w:tcW w:w="631" w:type="dxa"/>
             <w:vMerge/>
           </w:tcPr>
-          <w:p>
-            <w:pPr>
-              <w:jc w:val="both"/>
-            </w:pPr>
-          </w:p>
+          <w:p/>
         </w:tc>
         <w:tc>
           <w:tcPr>
             <w:tcW w:w="2429" w:type="dxa"/>
             <w:vMerge/>
           </w:tcPr>
-          <w:p>
-            <w:pPr>
-              <w:jc w:val="both"/>
-            </w:pPr>
-          </w:p>
+          <w:p/>
         </w:tc>
         <w:tc>
           <w:tcPr>
             <w:tcW w:w="3643" w:type="dxa"/>
           </w:tcPr>
           <w:p>
-            <w:pPr>
-              <w:jc w:val="both"/>
-            </w:pPr>
-            <w:r>
-              <w:rPr>
-                <w:rFonts w:cs="Times New Roman"/>
-              </w:rPr>
-              <w:t xml:space="preserve">9.2 Диссертацияның </w:t>
-            </w:r>
-            <w:r>
-              <w:rPr>
-                <w:rFonts w:cs="Times New Roman"/>
-              </w:rPr>
-              <w:lastRenderedPageBreak/>
-              <w:t>практикалық маңызы бар және алынған нәтижелерді практикада қолдану мүмкіндігі жоғары:</w:t>
-            </w:r>
-          </w:p>
-          <w:p>
-            <w:pPr>
-              <w:jc w:val="both"/>
-            </w:pPr>
+            <w:r>
+              <w:rPr>
+                <w:rFonts w:cs="Times New Roman"/>
+              </w:rPr>
+              <w:t>9.2 Диссертацияның практикалық маңызы бар және алынған нәтижелерді практикада қолдану мүмкіндігі жоғары:</w:t>
+            </w:r>
+          </w:p>
+          <w:p>
             <w:r>
               <w:rPr>
                 <w:rFonts w:cs="Times New Roman"/>
                 <w:u w:val="single"/>
               </w:rPr>
-              <w:t xml:space="preserve">1) </w:t>
-            </w:r>
-            <w:r>
-              <w:rPr>
-                <w:rFonts w:cs="Times New Roman"/>
-                <w:b/>
-                <w:bCs/>
-                <w:u w:val="single"/>
-              </w:rPr>
-              <w:t>иә</w:t>
+              <w:t>1) иә</w:t>
             </w:r>
             <w:r>
               <w:rPr>
@@ -4960,9 +3558,6 @@
             </w:r>
           </w:p>
           <w:p>
-            <w:pPr>
-              <w:jc w:val="both"/>
-            </w:pPr>
             <w:r>
               <w:rPr>
                 <w:rFonts w:cs="Times New Roman"/>
@@ -4977,20 +3572,19 @@
           </w:tcPr>
           <w:p>
             <w:pPr>
+              <w:ind w:firstLine="484"/>
               <w:jc w:val="both"/>
             </w:pPr>
             <w:r>
               <w:rPr>
                 <w:rFonts w:cs="Times New Roman"/>
               </w:rPr>
-              <w:lastRenderedPageBreak/>
               <w:t xml:space="preserve">Тікелей практикалық нәтиже — конвейердің өзі: толық </w:t>
             </w:r>
             <w:r>
               <w:rPr>
                 <w:rFonts w:cs="Times New Roman"/>
               </w:rPr>
-              <w:lastRenderedPageBreak/>
               <w:t>спецификацияланған, қайталанатын алдын ала өңдеу режимі, кезең-кезеңімен анықталған, іске асырылуы қосымшада, ал есептеу контуры мәлімделген — 12 ГБ жалғыз үдеткіш, пакет өлшемі 16 және 512 × 512 кіріс, бұл облыстық диагностикалық орталықтың қолы жететін д</w:t>
             </w:r>
             <w:r>
@@ -5017,31 +3611,20 @@
             <w:tcW w:w="631" w:type="dxa"/>
             <w:vMerge/>
           </w:tcPr>
-          <w:p>
-            <w:pPr>
-              <w:jc w:val="both"/>
-            </w:pPr>
-          </w:p>
+          <w:p/>
         </w:tc>
         <w:tc>
           <w:tcPr>
             <w:tcW w:w="2429" w:type="dxa"/>
             <w:vMerge/>
           </w:tcPr>
-          <w:p>
-            <w:pPr>
-              <w:jc w:val="both"/>
-            </w:pPr>
-          </w:p>
+          <w:p/>
         </w:tc>
         <w:tc>
           <w:tcPr>
             <w:tcW w:w="3643" w:type="dxa"/>
           </w:tcPr>
           <w:p>
-            <w:pPr>
-              <w:jc w:val="both"/>
-            </w:pPr>
             <w:r>
               <w:rPr>
                 <w:rFonts w:cs="Times New Roman"/>
@@ -5050,24 +3633,12 @@
             </w:r>
           </w:p>
           <w:p>
-            <w:pPr>
-              <w:jc w:val="both"/>
-            </w:pPr>
             <w:r>
               <w:rPr>
                 <w:rFonts w:cs="Times New Roman"/>
                 <w:u w:val="single"/>
               </w:rPr>
-              <w:t xml:space="preserve">1) </w:t>
-            </w:r>
-            <w:r>
-              <w:rPr>
-                <w:rFonts w:cs="Times New Roman"/>
-                <w:b/>
-                <w:bCs/>
-                <w:u w:val="single"/>
-              </w:rPr>
-              <w:t>толығымен жаңа</w:t>
+              <w:t>1) толығымен жаңа</w:t>
             </w:r>
             <w:r>
               <w:rPr>
@@ -5077,9 +3648,6 @@
             </w:r>
           </w:p>
           <w:p>
-            <w:pPr>
-              <w:jc w:val="both"/>
-            </w:pPr>
             <w:r>
               <w:rPr>
                 <w:rFonts w:cs="Times New Roman"/>
@@ -5088,9 +3656,6 @@
             </w:r>
           </w:p>
           <w:p>
-            <w:pPr>
-              <w:jc w:val="both"/>
-            </w:pPr>
             <w:r>
               <w:rPr>
                 <w:rFonts w:cs="Times New Roman"/>
@@ -5105,6 +3670,7 @@
           </w:tcPr>
           <w:p>
             <w:pPr>
+              <w:ind w:firstLine="484"/>
               <w:jc w:val="both"/>
             </w:pPr>
             <w:r>
@@ -5137,9 +3703,6 @@
             <w:tcW w:w="631" w:type="dxa"/>
           </w:tcPr>
           <w:p>
-            <w:pPr>
-              <w:jc w:val="both"/>
-            </w:pPr>
             <w:r>
               <w:rPr>
                 <w:rFonts w:cs="Times New Roman"/>
@@ -5153,9 +3716,6 @@
             <w:tcW w:w="2429" w:type="dxa"/>
           </w:tcPr>
           <w:p>
-            <w:pPr>
-              <w:jc w:val="both"/>
-            </w:pPr>
             <w:r>
               <w:rPr>
                 <w:rFonts w:cs="Times New Roman"/>
@@ -5169,9 +3729,6 @@
             <w:tcW w:w="3643" w:type="dxa"/>
           </w:tcPr>
           <w:p>
-            <w:pPr>
-              <w:jc w:val="both"/>
-            </w:pPr>
             <w:r>
               <w:rPr>
                 <w:rFonts w:cs="Times New Roman"/>
@@ -5180,24 +3737,12 @@
             </w:r>
           </w:p>
           <w:p>
-            <w:pPr>
-              <w:jc w:val="both"/>
-            </w:pPr>
             <w:r>
               <w:rPr>
                 <w:rFonts w:cs="Times New Roman"/>
                 <w:u w:val="single"/>
               </w:rPr>
-              <w:t xml:space="preserve">1) </w:t>
-            </w:r>
-            <w:r>
-              <w:rPr>
-                <w:rFonts w:cs="Times New Roman"/>
-                <w:b/>
-                <w:bCs/>
-                <w:u w:val="single"/>
-              </w:rPr>
-              <w:t>жоғары</w:t>
+              <w:t>1) жоғары</w:t>
             </w:r>
             <w:r>
               <w:rPr>
@@ -5207,9 +3752,6 @@
             </w:r>
           </w:p>
           <w:p>
-            <w:pPr>
-              <w:jc w:val="both"/>
-            </w:pPr>
             <w:r>
               <w:rPr>
                 <w:rFonts w:cs="Times New Roman"/>
@@ -5218,20 +3760,15 @@
             </w:r>
           </w:p>
           <w:p>
-            <w:pPr>
-              <w:jc w:val="both"/>
-            </w:pPr>
-            <w:r>
-              <w:rPr>
-                <w:rFonts w:cs="Times New Roman"/>
-              </w:rPr>
+            <w:r>
+              <w:rPr>
+                <w:rFonts w:cs="Times New Roman"/>
+              </w:rPr>
+              <w:lastRenderedPageBreak/>
               <w:t>3) орташадан төмен;</w:t>
             </w:r>
           </w:p>
           <w:p>
-            <w:pPr>
-              <w:jc w:val="both"/>
-            </w:pPr>
             <w:r>
               <w:rPr>
                 <w:rFonts w:cs="Times New Roman"/>
@@ -5246,13 +3783,22 @@
           </w:tcPr>
           <w:p>
             <w:pPr>
+              <w:ind w:firstLine="484"/>
               <w:jc w:val="both"/>
             </w:pPr>
             <w:r>
               <w:rPr>
                 <w:rFonts w:cs="Times New Roman"/>
               </w:rPr>
-              <w:t>Том 264 бетте баяндалған, 42 кесте, 26 сурет және екі сызбадан тұрады, дереккөздер тізімінде 107 атау бар. Белгілеулер біркелкі, қысқартулар жеке тізілімде жарияланған, ресімделуі</w:t>
+              <w:lastRenderedPageBreak/>
+              <w:t xml:space="preserve">Том 264 бетте баяндалған, 42 кесте, 26 сурет және екі сызбадан тұрады, дереккөздер тізімінде 107 атау бар. Белгілеулер біркелкі, қысқартулар жеке тізілімде жарияланған, </w:t>
+            </w:r>
+            <w:r>
+              <w:rPr>
+                <w:rFonts w:cs="Times New Roman"/>
+              </w:rPr>
+              <w:lastRenderedPageBreak/>
+              <w:t>ресімделуі</w:t>
             </w:r>
             <w:r>
               <w:rPr>
@@ -5263,6 +3809,7 @@
           </w:p>
           <w:p>
             <w:pPr>
+              <w:ind w:firstLine="484"/>
               <w:jc w:val="both"/>
             </w:pPr>
             <w:r>
@@ -5275,14 +3822,7 @@
               <w:rPr>
                 <w:rFonts w:cs="Times New Roman"/>
               </w:rPr>
-              <w:t xml:space="preserve">сында алып </w:t>
-            </w:r>
-            <w:r>
-              <w:rPr>
-                <w:rFonts w:cs="Times New Roman"/>
-              </w:rPr>
-              <w:lastRenderedPageBreak/>
-              <w:t>жүреді; теріс және ішінара нәтижелер үнсіз тасталмай, қорытынды қағидаттарға дейін жеткізіледі; орнықтырылған мен жобаланғанның арасындағы шекара ол маңызды болатын әрбір бетте көрініп тұрады. Мұндай көлемде бұл стандартты ұстап тұру қиын, ал із</w:t>
+              <w:t>сында алып жүреді; теріс және ішінара нәтижелер үнсіз тасталмай, қорытынды қағидаттарға дейін жеткізіледі; орнықтырылған мен жобаланғанның арасындағы шекара ол маңызды болатын әрбір бетте көрініп тұрады. Мұндай көлемде бұл стандартты ұстап тұру қиын, ал із</w:t>
             </w:r>
             <w:r>
               <w:rPr>
@@ -5302,9 +3842,6 @@
             <w:tcW w:w="631" w:type="dxa"/>
           </w:tcPr>
           <w:p>
-            <w:pPr>
-              <w:jc w:val="both"/>
-            </w:pPr>
             <w:r>
               <w:rPr>
                 <w:rFonts w:cs="Times New Roman"/>
@@ -5319,9 +3856,6 @@
             <w:tcW w:w="2429" w:type="dxa"/>
           </w:tcPr>
           <w:p>
-            <w:pPr>
-              <w:jc w:val="both"/>
-            </w:pPr>
             <w:r>
               <w:rPr>
                 <w:rFonts w:cs="Times New Roman"/>
@@ -5334,11 +3868,7 @@
           <w:tcPr>
             <w:tcW w:w="3643" w:type="dxa"/>
           </w:tcPr>
-          <w:p>
-            <w:pPr>
-              <w:jc w:val="both"/>
-            </w:pPr>
-          </w:p>
+          <w:p/>
         </w:tc>
         <w:tc>
           <w:tcPr>
@@ -5346,6 +3876,7 @@
           </w:tcPr>
           <w:p>
             <w:pPr>
+              <w:ind w:firstLine="484"/>
               <w:jc w:val="both"/>
               <w:rPr>
                 <w:iCs/>
@@ -5375,6 +3906,7 @@
           </w:p>
           <w:p>
             <w:pPr>
+              <w:ind w:firstLine="484"/>
               <w:jc w:val="both"/>
               <w:rPr>
                 <w:iCs/>
@@ -5397,6 +3929,7 @@
           </w:p>
           <w:p>
             <w:pPr>
+              <w:ind w:firstLine="484"/>
               <w:jc w:val="both"/>
               <w:rPr>
                 <w:iCs/>
@@ -5414,37 +3947,55 @@
                 <w:rFonts w:cs="Times New Roman"/>
                 <w:iCs/>
               </w:rPr>
-              <w:t>ытылған фолдтың чекпойнттеріне сүйенеді. Сондықтан келтірілген аралықтар тек бағалау корпусының іріктемесін сипаттайды, оқытудың өзгергіштігін емес. Автор мұны шектеулердің қатарында көрсетеді, әрі дұрыс көрсетеді; дегенмен оқырман ескертпені санмен бірге,</w:t>
+              <w:t xml:space="preserve">ытылған фолдтың чекпойнттеріне сүйенеді. Сондықтан </w:t>
             </w:r>
             <w:r>
               <w:rPr>
                 <w:rFonts w:cs="Times New Roman"/>
                 <w:iCs/>
               </w:rPr>
-              <w:t xml:space="preserve"> бірнеше тараудан кейін емес, сол жерде кездестіруі үшін бір фолдтық негізді тиісті кестелердің </w:t>
+              <w:lastRenderedPageBreak/>
+              <w:t>келтірілген аралықтар тек бағалау корпусының іріктемесін сипаттайды, оқытудың өзгергіштігін емес. Автор мұны шектеулердің қатарында көрсетеді, әрі дұрыс көрсетеді; дегенмен оқырман ескертпені санмен бірге,</w:t>
             </w:r>
             <w:r>
               <w:rPr>
                 <w:rFonts w:cs="Times New Roman"/>
                 <w:iCs/>
               </w:rPr>
-              <w:lastRenderedPageBreak/>
+              <w:t xml:space="preserve"> бірнеше тараудан кейін емес, сол жерде кездестіруі үшін бір фолдтық негізді тиісті кестелердің</w:t>
+            </w:r>
+            <w:r>
+              <w:rPr>
+                <w:rFonts w:cs="Times New Roman"/>
+                <w:i/>
+              </w:rPr>
+              <w:t xml:space="preserve"> </w:t>
+            </w:r>
+            <w:r>
+              <w:rPr>
+                <w:rFonts w:cs="Times New Roman"/>
+                <w:iCs/>
+              </w:rPr>
               <w:t>тақырыпшаларында атауды ұсынамын.</w:t>
             </w:r>
           </w:p>
           <w:p>
             <w:pPr>
+              <w:ind w:firstLine="484"/>
               <w:jc w:val="both"/>
-              <w:rPr>
+            </w:pPr>
+            <w:r>
+              <w:rPr>
+                <w:rFonts w:cs="Times New Roman"/>
                 <w:iCs/>
               </w:rPr>
-            </w:pPr>
-            <w:r>
-              <w:rPr>
-                <w:rFonts w:cs="Times New Roman"/>
-                <w:iCs/>
-              </w:rPr>
-              <w:t>Аталған ескертулер алынған нәтижелердің мәніне қатысты емес және жұмысқа берген жалпы оң бағамды өзгертпейді.</w:t>
+              <w:t>Аталған ескертулер алынған нәтижелердің</w:t>
+            </w:r>
+            <w:r>
+              <w:rPr>
+                <w:rFonts w:cs="Times New Roman"/>
+              </w:rPr>
+              <w:t xml:space="preserve"> мәніне қатысты емес және жұмысқа берген жалпы оң бағамды өзгертпейді.</w:t>
             </w:r>
           </w:p>
         </w:tc>
@@ -5458,9 +4009,6 @@
             <w:tcW w:w="631" w:type="dxa"/>
           </w:tcPr>
           <w:p>
-            <w:pPr>
-              <w:jc w:val="both"/>
-            </w:pPr>
             <w:r>
               <w:rPr>
                 <w:rFonts w:cs="Times New Roman"/>
@@ -5475,9 +4023,6 @@
             <w:tcW w:w="2429" w:type="dxa"/>
           </w:tcPr>
           <w:p>
-            <w:pPr>
-              <w:jc w:val="both"/>
-            </w:pPr>
             <w:r>
               <w:rPr>
                 <w:rFonts w:cs="Times New Roman"/>
@@ -5496,11 +4041,7 @@
           <w:tcPr>
             <w:tcW w:w="3643" w:type="dxa"/>
           </w:tcPr>
-          <w:p>
-            <w:pPr>
-              <w:jc w:val="both"/>
-            </w:pPr>
-          </w:p>
+          <w:p/>
         </w:tc>
         <w:tc>
           <w:tcPr>
@@ -5508,6 +4049,7 @@
           </w:tcPr>
           <w:p>
             <w:pPr>
+              <w:ind w:firstLine="484"/>
               <w:jc w:val="both"/>
             </w:pPr>
             <w:r>
@@ -5519,6 +4061,7 @@
           </w:p>
           <w:p>
             <w:pPr>
+              <w:ind w:firstLine="484"/>
               <w:jc w:val="both"/>
             </w:pPr>
             <w:r>
@@ -5549,6 +4092,7 @@
           </w:p>
           <w:p>
             <w:pPr>
+              <w:ind w:firstLine="484"/>
               <w:jc w:val="both"/>
             </w:pPr>
             <w:r>
@@ -5579,6 +4123,7 @@
           </w:p>
           <w:p>
             <w:pPr>
+              <w:ind w:firstLine="484"/>
               <w:jc w:val="both"/>
             </w:pPr>
             <w:r>
@@ -5636,6 +4181,7 @@
           </w:p>
           <w:p>
             <w:pPr>
+              <w:ind w:firstLine="484"/>
               <w:jc w:val="both"/>
             </w:pPr>
             <w:r>
@@ -5648,7 +4194,14 @@
               <w:rPr>
                 <w:rFonts w:cs="Times New Roman"/>
               </w:rPr>
-              <w:t>ттық жүйе архитектурасын және көз түбі тіндеріне лазерлік әсерді математикалық модельдеуді — қамтиды. Олардың ғылыми деңгейі докторлық диссертацияны қорғауға қойылатын талаптарға жауап береді.</w:t>
+              <w:t xml:space="preserve">ттық </w:t>
+            </w:r>
+            <w:r>
+              <w:rPr>
+                <w:rFonts w:cs="Times New Roman"/>
+              </w:rPr>
+              <w:lastRenderedPageBreak/>
+              <w:t>жүйе архитектурасын және көз түбі тіндеріне лазерлік әсерді математикалық модельдеуді — қамтиды. Олардың ғылыми деңгейі докторлық диссертацияны қорғауға қойылатын талаптарға жауап береді.</w:t>
             </w:r>
           </w:p>
         </w:tc>
@@ -5662,13 +4215,11 @@
             <w:tcW w:w="631" w:type="dxa"/>
           </w:tcPr>
           <w:p>
-            <w:pPr>
-              <w:jc w:val="both"/>
-            </w:pPr>
-            <w:r>
-              <w:rPr>
-                <w:rFonts w:cs="Times New Roman"/>
-              </w:rPr>
+            <w:r>
+              <w:rPr>
+                <w:rFonts w:cs="Times New Roman"/>
+              </w:rPr>
+              <w:lastRenderedPageBreak/>
               <w:t>13</w:t>
             </w:r>
           </w:p>
@@ -5678,21 +4229,11 @@
             <w:tcW w:w="2429" w:type="dxa"/>
           </w:tcPr>
           <w:p>
-            <w:pPr>
-              <w:jc w:val="both"/>
-            </w:pPr>
-            <w:r>
-              <w:rPr>
-                <w:rFonts w:cs="Times New Roman"/>
-              </w:rPr>
-              <w:t xml:space="preserve">Ресми </w:t>
-            </w:r>
-            <w:r>
-              <w:rPr>
-                <w:rFonts w:cs="Times New Roman"/>
-              </w:rPr>
-              <w:lastRenderedPageBreak/>
-              <w:t>рецензенттің шешімі (осы Үлгі ережесінің 28-тармағына</w:t>
+            <w:r>
+              <w:rPr>
+                <w:rFonts w:cs="Times New Roman"/>
+              </w:rPr>
+              <w:t>Ресми рецензенттің шешімі (осы Үлгі ережесінің 28-тармағына</w:t>
             </w:r>
             <w:r>
               <w:rPr>
@@ -5706,11 +4247,7 @@
           <w:tcPr>
             <w:tcW w:w="3643" w:type="dxa"/>
           </w:tcPr>
-          <w:p>
-            <w:pPr>
-              <w:jc w:val="both"/>
-            </w:pPr>
-          </w:p>
+          <w:p/>
         </w:tc>
         <w:tc>
           <w:tcPr>
@@ -5718,32 +4255,14 @@
           </w:tcPr>
           <w:p>
             <w:pPr>
+              <w:ind w:firstLine="484"/>
               <w:jc w:val="both"/>
             </w:pPr>
             <w:r>
               <w:rPr>
                 <w:rFonts w:cs="Times New Roman"/>
               </w:rPr>
-              <w:t xml:space="preserve">Комитет алдында докторантқа философия докторы (PhD) </w:t>
-            </w:r>
-            <w:r>
-              <w:rPr>
-                <w:rFonts w:cs="Times New Roman"/>
-              </w:rPr>
-              <w:lastRenderedPageBreak/>
-              <w:t>дәрежесін беру туралы өтініш білдіру. Ізденуші Есмухамедов Нұрмағанбет Сейтқалиұлының «Компьютерлік өңдеу жүйесі және көз түбі деректерін талдаумен диабеттік ретинопатияны емдеу кезіндегі лазерл</w:t>
-            </w:r>
-            <w:r>
-              <w:rPr>
-                <w:rFonts w:cs="Times New Roman"/>
-              </w:rPr>
-              <w:t>ік коагуляцияны қолдау» тақырыбындағы диссертациялық жұмысы жоғары ғылыми деңгейде орындалған және оның өзектілігі, қойылған мақсаты мен міндеттері, ғылыми жаңалығы, тәжірибелік маңыздылығы жағынан «8D06102 – Компьютерлік және программалық инженерия» білім</w:t>
-            </w:r>
-            <w:r>
-              <w:rPr>
-                <w:rFonts w:cs="Times New Roman"/>
-              </w:rPr>
-              <w:t xml:space="preserve"> беру бағдарламасы бойынша философия докторы (PhD) дәрежесін алуға лайықты деп санаймын.</w:t>
+              <w:t>Комитет алдында докторантқа философия докторы (PhD) дәрежесін беру туралы өтініш білдіру.</w:t>
             </w:r>
           </w:p>
         </w:tc>
@@ -5752,63 +4271,124 @@
     <w:p/>
     <w:p>
       <w:pPr>
-        <w:jc w:val="both"/>
-        <w:rPr>
-          <w:b/>
-          <w:bCs/>
-        </w:rPr>
+        <w:keepNext/>
+        <w:spacing w:before="240" w:after="120"/>
+        <w:ind w:firstLine="720"/>
       </w:pPr>
       <w:proofErr w:type="spellStart"/>
       <w:r>
         <w:rPr>
           <w:rFonts w:cs="Times New Roman"/>
           <w:b/>
-          <w:bCs/>
         </w:rPr>
-        <w:t>Ресми</w:t>
+        <w:t>Қорытынды</w:t>
+      </w:r>
+      <w:proofErr w:type="spellEnd"/>
+    </w:p>
+    <w:p>
+      <w:pPr>
+        <w:ind w:firstLine="709"/>
+        <w:jc w:val="both"/>
+      </w:pPr>
+      <w:r>
+        <w:rPr>
+          <w:rFonts w:cs="Times New Roman"/>
+        </w:rPr>
+        <w:t xml:space="preserve">Философия докторы (PhD) дәрежесін алуға ұсынылған </w:t>
+      </w:r>
+      <w:r>
+        <w:rPr>
+          <w:rFonts w:cs="Times New Roman"/>
+          <w:b/>
+        </w:rPr>
+        <w:t>Есмухамедов Нұрмағанбет Сейтқалиұлының</w:t>
+      </w:r>
+      <w:r>
+        <w:rPr>
+          <w:rFonts w:cs="Times New Roman"/>
+        </w:rPr>
+        <w:t xml:space="preserve"> «Компьютерлік өңдеу жүйесі және көз түбі деректерін тал</w:t>
+      </w:r>
+      <w:r>
+        <w:rPr>
+          <w:rFonts w:cs="Times New Roman"/>
+        </w:rPr>
+        <w:t xml:space="preserve">даумен диабеттік ретинопатияны емдеу кезіндегі лазерлік коагуляцияны қолдау» тақырыбындағы диссертациясы «Дәрежелер беру қағидаларының» талаптарына жауап беретін аяқталған дербес ғылыми-зерттеу жұмысы болып табылады, ал оның авторы 8D06102 — «Компьютерлік </w:t>
+      </w:r>
+      <w:r>
+        <w:rPr>
+          <w:rFonts w:cs="Times New Roman"/>
+        </w:rPr>
+        <w:t>және программалық инженерия» білім беру бағдарламасы бойынша философия докторы (PhD) дәрежесін беру туралы Комитет алдында өтініш білдіруге лайықты.</w:t>
+      </w:r>
+    </w:p>
+    <w:p>
+      <w:pPr>
+        <w:spacing w:before="280"/>
+      </w:pPr>
+      <w:r>
+        <w:rPr>
+          <w:rFonts w:cs="Times New Roman"/>
+          <w:b/>
+        </w:rPr>
+        <w:t>Ресми рецензент:</w:t>
+      </w:r>
+    </w:p>
+    <w:p>
+      <w:pPr>
+        <w:spacing w:before="280"/>
+        <w:ind w:firstLine="720"/>
+      </w:pPr>
+      <w:r>
+        <w:rPr>
+          <w:rFonts w:cs="Times New Roman"/>
+        </w:rPr>
+        <w:t xml:space="preserve">«Халықаралық ақпараттық технологиялар </w:t>
+      </w:r>
+      <w:proofErr w:type="spellStart"/>
+      <w:r>
+        <w:rPr>
+          <w:rFonts w:cs="Times New Roman"/>
+        </w:rPr>
+        <w:t>университеті</w:t>
       </w:r>
       <w:proofErr w:type="spellEnd"/>
       <w:r>
         <w:rPr>
           <w:rFonts w:cs="Times New Roman"/>
-          <w:b/>
-          <w:bCs/>
         </w:rPr>
-        <w:t xml:space="preserve"> </w:t>
+        <w:t xml:space="preserve">» АҚ, </w:t>
       </w:r>
       <w:proofErr w:type="spellStart"/>
       <w:r>
         <w:rPr>
           <w:rFonts w:cs="Times New Roman"/>
-          <w:b/>
-          <w:bCs/>
         </w:rPr>
-        <w:t>рецензент</w:t>
+        <w:t>Алматы</w:t>
       </w:r>
       <w:proofErr w:type="spellEnd"/>
       <w:r>
         <w:rPr>
           <w:rFonts w:cs="Times New Roman"/>
-          <w:b/>
-          <w:bCs/>
         </w:rPr>
-        <w:t>:</w:t>
+        <w:t xml:space="preserve"> қ.,</w:t>
       </w:r>
     </w:p>
     <w:p>
+      <w:pPr>
+        <w:ind w:firstLine="720"/>
+      </w:pPr>
       <w:r>
         <w:rPr>
           <w:rFonts w:cs="Times New Roman"/>
         </w:rPr>
-        <w:t>«Халықаралық ақпараттық технологиялар университеті» АҚ, Алматы қ.,</w:t>
+        <w:t>«Компьютерлік инженерия</w:t>
       </w:r>
-    </w:p>
-    <w:p>
       <w:r>
         <w:rPr>
           <w:rFonts w:cs="Times New Roman"/>
         </w:rPr>
-        <w:t>«Компьютерлік инженерия» кафедрасы,</w:t>
+        <w:t>» кафедрасы,</w:t>
       </w:r>
     </w:p>
     <w:p>
@@ -5816,22 +4396,13 @@
         <w:tabs>
           <w:tab w:val="right" w:pos="14570"/>
         </w:tabs>
-        <w:rPr>
-          <w:b/>
-          <w:bCs/>
-        </w:rPr>
+        <w:ind w:firstLine="720"/>
       </w:pPr>
       <w:r>
         <w:rPr>
           <w:rFonts w:cs="Times New Roman"/>
         </w:rPr>
-        <w:t>техника ғылымдарының кандидаты, қауымдастырыл</w:t>
-      </w:r>
-      <w:r>
-        <w:rPr>
-          <w:rFonts w:cs="Times New Roman"/>
-        </w:rPr>
-        <w:t>ған профессор</w:t>
+        <w:t>техника ғылымдарының кандидаты, қауымдастырылған профессор</w:t>
       </w:r>
       <w:r>
         <w:rPr>
@@ -5843,7 +4414,6 @@
         <w:rPr>
           <w:rFonts w:cs="Times New Roman"/>
           <w:b/>
-          <w:bCs/>
         </w:rPr>
         <w:t>Бектемысова Г. У.</w:t>
       </w:r>

--- a/defense/docs/reviews/official_reviewer_1_review_kz.docx
+++ b/defense/docs/reviews/official_reviewer_1_review_kz.docx
@@ -4788,7 +4788,7 @@
                 <w:sz w:val="28"/>
                 <w:u w:val="none"/>
               </w:rPr>
-              <w:t>, 2024, Т. 2, № 27-740.</w:t>
+              <w:t>, 2025, Т. 2, № 27-740.</w:t>
             </w:r>
           </w:p>
           <w:p>
@@ -5032,7 +5032,7 @@
           <w:sz w:val="28"/>
           <w:u w:val="none"/>
         </w:rPr>
-        <w:t>Бектемысова Г. У.</w:t>
+        <w:t>Бектемысова Гулнара Умиткуловна</w:t>
       </w:r>
     </w:p>
     <w:sectPr>

--- a/defense/docs/reviews/official_reviewer_1_review_kz.docx
+++ b/defense/docs/reviews/official_reviewer_1_review_kz.docx
@@ -51,6 +51,10 @@
         <w:gridCol w:w="3642"/>
       </w:tblGrid>
       <w:tr>
+        <w:trPr>
+          <w:tblHeader/>
+          <w:cantSplit/>
+        </w:trPr>
         <w:tc>
           <w:tcPr>
             <w:tcW w:type="dxa" w:w="583"/>
@@ -141,6 +145,9 @@
         </w:tc>
       </w:tr>
       <w:tr>
+        <w:trPr>
+          <w:cantSplit/>
+        </w:trPr>
         <w:tc>
           <w:tcPr>
             <w:tcW w:type="dxa" w:w="583"/>
@@ -353,12 +360,15 @@
                 <w:sz w:val="28"/>
                 <w:u w:val="none"/>
               </w:rPr>
-              <w:t>Диссертация мемлекеттік бюджеттен қаржыландырылмаған және мемлекеттік бағдарлама не институционалдық мандат аясында орындалмаған, әрі том мұны оқырманның топшылауына қалдырмай, тікелей мәлімдейді. Мұндай дәлдікті дұрыс деп санаймын: жұмыс бағыттың сәйкестігін мәлімдейді, одан артығын емес. Пәндік сала — ауылдық және ресурсы шектеулі денсаулық сақтау жағдайында диабеттік ретинопатияны автоматтандырылған скринингтен өткізу — ұлттық электрондық денсаулық сақтау күн тәртібіне тікелей кіреді.</w:t>
+              <w:t>Диссертация мемлекеттік бюджеттен қаржыландырылмаған және мемлекеттік бағдарлама не институционалдық мандат аясында орындалмаған, әрі том мұны оқырманның топшылауына қалдырмай, тікелей мәлімдейді. Мұндай дәлдікті дұрыс деп санаймын: жұмыс бағыттың сәйкестігін мәлімдейді, одан артығын емес. Пәндік сала – ауылдық және ресурсы шектеулі денсаулық сақтау жағдайында диабеттік ретинопатияны автоматтандырылған скринингтен өткізу – ұлттық электрондық денсаулық сақтау күн тәртібіне тікелей кіреді.</w:t>
             </w:r>
           </w:p>
         </w:tc>
       </w:tr>
       <w:tr>
+        <w:trPr>
+          <w:cantSplit/>
+        </w:trPr>
         <w:tc>
           <w:tcPr>
             <w:tcW w:type="dxa" w:w="583"/>
@@ -483,7 +493,7 @@
                 <w:sz w:val="28"/>
                 <w:u w:val="none"/>
               </w:rPr>
-              <w:t>Жұмыстың ғылыми маңыздылығы конволюциялық желілерді көз түбі кескіндеріне қолдануда емес — бұл бүгінде қалыптасқан тәжірибе, — ізденушінің эксперименттік бақылауға алған нысанында. Үстем дәстүр алдын ала өңдеуді деректерді көмекші дайындау деп қарайды, өйткені жеткілікті терең желі қажетті инварианттарды «шикі» пикселдерден өзі үйренеді деп болжайды; ізденуші алдын ала өңдеуді диагностикалық модельдің байланыстырушы компоненті ретінде қайта пайымдайды, себебі дәл сол желіге қолжетімді белгілер кеңістігін айқындайды және сол арқылы желінің нені үйрене алатынын бірге анықтайды.</w:t>
+              <w:t>Жұмыстың ғылыми маңыздылығы конволюциялық желілерді көз түбі кескіндеріне қолдануда емес – бұл бүгінде қалыптасқан тәжірибе, – ізденушінің эксперименттік бақылауға алған нысанында. Үстем дәстүр алдын ала өңдеуді деректерді көмекші дайындау деп қарайды, өйткені жеткілікті терең желі қажетті инварианттарды «шикі» пикселдерден өзі үйренеді деп болжайды; ізденуші алдын ала өңдеуді диагностикалық модельдің байланыстырушы компоненті ретінде қайта пайымдайды, себебі дәл сол желіге қолжетімді белгілер кеңістігін айқындайды және сол арқылы желінің нені үйрене алатынын бірге анықтайды.</w:t>
             </w:r>
           </w:p>
           <w:p>
@@ -499,7 +509,7 @@
                 <w:sz w:val="28"/>
                 <w:u w:val="none"/>
               </w:rPr>
-              <w:t xml:space="preserve">Бұл пайымдауды бағдарламалық мәлімдемеден ғылыми нәтижеге айналдыратын жайт — қайта пайымдау постулат ретінде алынбай, конвейерсіз оқытылған баламалы конфигурациямен бақыланатын салыстыруға қойылған, әрі екі архитектура тұқымдасында, сәттілік критерийі оны тексерген экспериментке дейін бекітілген. Маңыздылықтың екінші элементі өзге мағынада әдіснамалық: тасымалдаудағы ұтысты түсіндіру үшін әдетте </w:t>
+              <w:t xml:space="preserve">Бұл пайымдауды бағдарламалық мәлімдемеден ғылыми нәтижеге айналдыратын жайт – қайта пайымдау постулат ретінде алынбай, конвейерсіз оқытылған баламалы конфигурациямен бақыланатын салыстыруға қойылған, әрі екі архитектура тұқымдасында, сәттілік критерийі оны тексерген экспериментке дейін бекітілген. Маңыздылықтың екінші элементі өзге мағынада әдіснамалық: тасымалдаудағы ұтысты түсіндіру үшін әдетте </w:t>
             </w:r>
             <w:r>
               <w:rPr>
@@ -519,7 +529,7 @@
                 <w:sz w:val="28"/>
                 <w:u w:val="none"/>
               </w:rPr>
-              <w:t xml:space="preserve"> механизм — оқыту мен нысаналы таралулар арасындағы қашықтықтың қысқаруы — мұнда алдыңғы соңғы қабатта, белгіленген хаттамалық шарт кезінде </w:t>
+              <w:t xml:space="preserve"> механизм – оқыту мен нысаналы таралулар арасындағы қашықтықтың қысқаруы – мұнда алдыңғы соңғы қабатта, белгіленген хаттамалық шарт кезінде </w:t>
             </w:r>
             <w:r>
               <w:rPr>
@@ -545,6 +555,9 @@
         </w:tc>
       </w:tr>
       <w:tr>
+        <w:trPr>
+          <w:cantSplit/>
+        </w:trPr>
         <w:tc>
           <w:tcPr>
             <w:tcW w:type="dxa" w:w="583"/>
@@ -703,7 +716,7 @@
                 <w:sz w:val="28"/>
                 <w:u w:val="none"/>
               </w:rPr>
-              <w:t>8 кезеңді конвейерді формализациялау, бақыланатын эксперименттер жоспары, статистикалық валидация жүйесі және скрининг жүйесінің архитектурасы — ізденушінің жеке жұмысы, әрі том осы жұмыстың шекарасын тікелей белгілейді, оның ішінде конвейердің бір кезеңі диссертацияда тұңғыш пайда болмай, оның бұрын жарияланған нәтижелерін дамытатын жағдайды да.</w:t>
+              <w:t>8 кезеңді конвейерді формализациялау, бақыланатын эксперименттер жоспары, статистикалық валидация жүйесі және скрининг жүйесінің архитектурасы – ізденушінің жеке жұмысы, әрі том осы жұмыстың шекарасын тікелей белгілейді, оның ішінде конвейердің бір кезеңі диссертацияда тұңғыш пайда болмай, оның бұрын жарияланған нәтижелерін дамытатын жағдайды да.</w:t>
             </w:r>
           </w:p>
           <w:p>
@@ -719,12 +732,15 @@
                 <w:sz w:val="28"/>
                 <w:u w:val="none"/>
               </w:rPr>
-              <w:t>Пікіріме қосымша екі жайт әсер етеді. Біріншісі — біріктірілген тармақтың инициализациясына қойылған қабылдау шлюзі: ізденуші алдын ала оқыту стратегиясын жорамалдамай, бәсекелес инициализацияларды мұздатылған backbone-мен сызықтық зонд арқылы тексерген және домен ішілік корпуста нөлден оқытылған, белгісіз өзін-өзі бақылайтын оқытудың бұл шлюзден өте алмағанын хабарлайды. Алдын ала белгілі қорытындыға жұмыс істейтін зерттеуші мұны жарияламайды. Екіншісі — сыртқы тұрақтылықтың кең қолданылатын үш өлшеміне ортақ құрылымдық ақауды аналитикалық түрде анықтауы; бұл тұжырым оның бірде-бір өз нәтижесін ақтамайтынын толық түсіне отырып жасалған. Екеуі де — орындаушының емес, дербес зерттеушінің белгісі. Тақырып бойынша бес жарияланымның екеуінде ізденуші бірінші автор.</w:t>
+              <w:t>Пікіріме қосымша екі жайт әсер етеді. Біріншісі – біріктірілген тармақтың инициализациясына қойылған қабылдау шлюзі: ізденуші алдын ала оқыту стратегиясын жорамалдамай, бәсекелес инициализацияларды мұздатылған backbone-мен сызықтық зонд арқылы тексерген және домен ішілік корпуста нөлден оқытылған, белгісіз өзін-өзі бақылайтын оқытудың бұл шлюзден өте алмағанын хабарлайды. Алдын ала белгілі қорытындыға жұмыс істейтін зерттеуші мұны жарияламайды. Екіншісі – сыртқы тұрақтылықтың кең қолданылатын үш өлшеміне ортақ құрылымдық ақауды аналитикалық түрде анықтауы; бұл тұжырым оның бірде-бір өз нәтижесін ақтамайтынын толық түсіне отырып жасалған. Екеуі де – орындаушының емес, дербес зерттеушінің белгісі. Тақырып бойынша бес жарияланымның екеуінде ізденуші бірінші автор.</w:t>
             </w:r>
           </w:p>
         </w:tc>
       </w:tr>
       <w:tr>
+        <w:trPr>
+          <w:cantSplit/>
+        </w:trPr>
         <w:tc>
           <w:tcPr>
             <w:tcW w:type="dxa" w:w="583"/>
@@ -925,12 +941,15 @@
                 <w:sz w:val="28"/>
                 <w:u w:val="none"/>
               </w:rPr>
-              <w:t>Өзектілік бірден екі жақтан негізделген, әрі олардың ешқайсысы мәлімдеме деңгейінде қалмаған. Клиникалық тұрғыдан: диабеттік ретинопатия еңбекке қабілетті жастағы халық арасында алдын алуға болатын соқырлықтың жетекші себептерінің қатарына кіреді, оның ерте сатылары симптомсыз өтеді, ал скрининг қамтуын камералардың бар-жоғы емес, офтальмологтардың саны шектейді — ауылдық және ресурсы шектеулі жағдайда бұл әсіресе өткір. Әдіснамалық тұрғыдан: том нақты олқылықты атайды — алдын ала өңдеуді диагностикалық модельдің компоненті ретінде формализацияланған әрі эксперименттік бақыланатын тұрғыда қарастырудың болмауы, — әрі жұмыс бұдан кейін тек клиникалық уәжге емес, дәл осы олқылыққа бағытталады.</w:t>
+              <w:t>Өзектілік бірден екі жақтан негізделген, әрі олардың ешқайсысы мәлімдеме деңгейінде қалмаған. Клиникалық тұрғыдан: диабеттік ретинопатия еңбекке қабілетті жастағы халық арасында алдын алуға болатын соқырлықтың жетекші себептерінің қатарына кіреді, оның ерте сатылары симптомсыз өтеді, ал скрининг қамтуын камералардың бар-жоғы емес, офтальмологтардың саны шектейді – ауылдық және ресурсы шектеулі жағдайда бұл әсіресе өткір. Әдіснамалық тұрғыдан: том нақты олқылықты атайды – алдын ала өңдеуді диагностикалық модельдің компоненті ретінде формализацияланған әрі эксперименттік бақыланатын тұрғыда қарастырудың болмауы, – әрі жұмыс бұдан кейін тек клиникалық уәжге емес, дәл осы олқылыққа бағытталады.</w:t>
             </w:r>
           </w:p>
         </w:tc>
       </w:tr>
       <w:tr>
+        <w:trPr>
+          <w:cantSplit/>
+        </w:trPr>
         <w:tc>
           <w:tcPr>
             <w:tcW w:type="dxa" w:w="583"/>
@@ -1043,12 +1062,15 @@
                 <w:sz w:val="28"/>
                 <w:u w:val="none"/>
               </w:rPr>
-              <w:t>Тақырып көз түбі кескіндерін жақсарту мен CNN арқылы жіктеуді атайды, ал мазмұн оларды екі дәйекті қадам емес, біртұтас нысан ретінде қарастырады: 8 кезеңді конвейер модельдің бөлігі ретінде спецификацияланған, әрі әрбір эксперимент өзі қоректендіретін желіден бөлек алынған алдын ала өңдеуді емес, интеграцияны манипуляциялайды. Үдеріс тұтастай — кескін камерадан шыққан күйінен бастап модель тағайындайтын бес класты дәрежеге дейін — қадағаланады, тақырыптың тұжырымдамасы дәл осыны уәде етеді.</w:t>
+              <w:t>Тақырып көз түбі кескіндерін жақсарту мен CNN арқылы жіктеуді атайды, ал мазмұн оларды екі дәйекті қадам емес, біртұтас нысан ретінде қарастырады: 8 кезеңді конвейер модельдің бөлігі ретінде спецификацияланған, әрі әрбір эксперимент өзі қоректендіретін желіден бөлек алынған алдын ала өңдеуді емес, интеграцияны манипуляциялайды. Үдеріс тұтастай – кескін камерадан шыққан күйінен бастап модель тағайындайтын бес класты дәрежеге дейін – қадағаланады, тақырыптың тұжырымдамасы дәл осыны уәде етеді.</w:t>
             </w:r>
           </w:p>
         </w:tc>
       </w:tr>
       <w:tr>
+        <w:trPr>
+          <w:cantSplit/>
+        </w:trPr>
         <w:tc>
           <w:tcPr>
             <w:tcW w:type="dxa" w:w="583"/>
@@ -1161,12 +1183,15 @@
                 <w:sz w:val="28"/>
                 <w:u w:val="none"/>
               </w:rPr>
-              <w:t>Мақсат — жақсарту мен жіктеудің біріктірілген жүйесін әзірлеу және бақыланатын салыстыруда осы спецификация қандай айырма беретінін анықтау — міндет сайын жауап алады: проблемалық сала (1-тарау), теориялық негіздер (2-тарау), формализацияланған әдіснама (3-тарау), эксперименттік бағдарлама (4-тарау), сенімділік аппараты мен шектеулер (5-тарау), скрининг жүйесінің архитектурасы (6-тарау). Алты міндет, алты тарау, әрі нәтижесі хабарланбаған бірде-бір міндет жоқ.</w:t>
+              <w:t>Мақсат – жақсарту мен жіктеудің біріктірілген жүйесін әзірлеу және бақыланатын салыстыруда осы спецификация қандай айырма беретінін анықтау – міндет сайын жауап алады: проблемалық сала (1-тарау), интеграцияланған әдіснама (2-тарау), эксперименттік бағдарлама (3-тарау), скрининг жүйесінің архитектурасы (4-тарау). Төрт міндет, төрт тарау, әрі нәтижесі хабарланбаған бірде-бір міндет жоқ.</w:t>
             </w:r>
           </w:p>
         </w:tc>
       </w:tr>
       <w:tr>
+        <w:trPr>
+          <w:cantSplit/>
+        </w:trPr>
         <w:tc>
           <w:tcPr>
             <w:tcW w:type="dxa" w:w="583"/>
@@ -1299,12 +1324,15 @@
                 <w:sz w:val="28"/>
                 <w:u w:val="none"/>
               </w:rPr>
-              <w:t xml:space="preserve"> тұжырымдалады және сол эксперименттен жауап алады — жауап ішінара болған жағдайда да, мысалы сапалық жартысы орындалмаған әрі орындалмағаны тікелей хабарланған түсіндірілу гипотезасындағыдай. Теріс және ішінара нәтижелер жол-жөнекей тасталмай, қорытынды қағидаттарға дейін жеткізіледі, ал бұл проблемадан қорытындыға дейінгі тізбекті екі бағытта да қадағалауға мүмкіндік береді.</w:t>
+              <w:t xml:space="preserve"> тұжырымдалады және сол эксперименттен жауап алады – жауап ішінара болған жағдайда да, мысалы сапалық жартысы орындалмаған әрі орындалмағаны тікелей хабарланған түсіндірілу гипотезасындағыдай. Теріс және ішінара нәтижелер жол-жөнекей тасталмай, қорытынды қағидаттарға дейін жеткізіледі, ал бұл проблемадан қорытындыға дейінгі тізбекті екі бағытта да қадағалауға мүмкіндік береді.</w:t>
             </w:r>
           </w:p>
         </w:tc>
       </w:tr>
       <w:tr>
+        <w:trPr>
+          <w:cantSplit/>
+        </w:trPr>
         <w:tc>
           <w:tcPr>
             <w:tcW w:type="dxa" w:w="583"/>
@@ -1417,12 +1445,15 @@
                 <w:sz w:val="28"/>
                 <w:u w:val="none"/>
               </w:rPr>
-              <w:t>1-тараудағы бар автоматтандырылған скрининг жүйелеріне жасалған сыни талдау — автордың өз салыстырмалы оқуы, дәйексөздер жинағы емес: жүйелер салыстырылған, шектеулері дәлелденген, ал «ұштан-ұшқа» парадигма жалпы сөзбен емес, нақты негізде сынға алынған. Бұдан әрі жұмыс жарияланған жүйелердің контексіне рангіленбей қойылады — салыстырылатын жазбалардың ешқандай екеуі есептің қойылымы, корпусы, эталондық стандарты мен метрикасы бойынша бір мезгілде сәйкес келмейтіндіктен. Рейтингтік кестеден бас тартуды кемшілік емес, ойластырылған әдіснамалық ұстаным деп санаймын.</w:t>
+              <w:t>1-тараудағы бар автоматтандырылған скрининг жүйелеріне жасалған сыни талдау – автордың өз салыстырмалы оқуы, дәйексөздер жинағы емес: жүйелер салыстырылған, шектеулері дәлелденген, ал «ұштан-ұшқа» парадигма жалпы сөзбен емес, нақты негізде сынға алынған. Бұдан әрі жұмыс жарияланған жүйелердің контексіне рангіленбей қойылады – салыстырылатын жазбалардың ешқандай екеуі есептің қойылымы, корпусы, эталондық стандарты мен метрикасы бойынша бір мезгілде сәйкес келмейтіндіктен. Рейтингтік кестеден бас тартуды кемшілік емес, ойластырылған әдіснамалық ұстаным деп санаймын.</w:t>
             </w:r>
           </w:p>
         </w:tc>
       </w:tr>
       <w:tr>
+        <w:trPr>
+          <w:cantSplit/>
+        </w:trPr>
         <w:tc>
           <w:tcPr>
             <w:tcW w:type="dxa" w:w="583"/>
@@ -1611,12 +1642,15 @@
                 <w:sz w:val="28"/>
                 <w:u w:val="none"/>
               </w:rPr>
-              <w:t>Том CLAHE тұжырымдамасының ізденушінің бұрын жарияланған жұмыстарын дамытатынын және мұндағы жаңалық оның формализациялануы, спецификацияланған конвейерге ендірілуі мен бес класты дәрежелеу міндетінде валидациялануы екенін дұрыс көрсетеді. Тағы екі үлес ниет бойынша эмпирикалық емес әрі солай жарияланған: лазерлік әсер кезіндегі көз түбі тіндері жауабының байланысқан термооптикалық моделі — теориялық және есептеу үлесі, скрининг жүйесінің архитектурасы — жобалық үлес.</w:t>
+              <w:t>Том CLAHE тұжырымдамасының ізденушінің бұрын жарияланған жұмыстарын дамытатынын және мұндағы жаңалық оның формализациялануы, спецификацияланған конвейерге ендірілуі мен бес класты дәрежелеу міндетінде валидациялануы екенін дұрыс көрсетеді. Тағы екі үлес ниет бойынша эмпирикалық емес әрі солай жарияланған: лазерлік әсер кезіндегі көз түбі тіндері жауабының байланысқан термооптикалық моделі – теориялық және есептеу үлесі, скрининг жүйесінің архитектурасы – жобалық үлес.</w:t>
             </w:r>
           </w:p>
         </w:tc>
       </w:tr>
       <w:tr>
+        <w:trPr>
+          <w:cantSplit/>
+        </w:trPr>
         <w:tc>
           <w:tcPr>
             <w:tcW w:type="dxa" w:w="583"/>
@@ -1729,12 +1763,15 @@
                 <w:sz w:val="28"/>
                 <w:u w:val="none"/>
               </w:rPr>
-              <w:t>Қорытындылар оларды көтеретін нәтижелермен бірдей мағынада жаңа, ал екеуі одан да күштірек мағынада жаңа. Біріншісі — жекелеген кезеңдердің үлесі топтар деңгейінде бөлінеді әрі реттеледі, оның ішінде екі фотометриялық кезең алда келеді: бұл әдебиет әдетте біртұтас, мүшеленбейтін қадам ретінде қарастыратын алдын ала өңдеу режимінің ішкі құрылымы туралы тұжырым. Екіншісі — тасымалдау мінез-құлқын түсіндіру үшін тартылатын механизм салдарынан қорытылмай, тікелей өлшенуге келеді, әрі өлшенгенде қысқару әрбір сыртқы корпуста табылады, ал оның шамасы сапа өсімінің шамасын қадағаламайды. Екі қорытынды да жұмыстың өз өлшемдерінен туындайды және сол өлшемдер қолдайтын күште тұжырымдалған.</w:t>
+              <w:t>Қорытындылар оларды көтеретін нәтижелермен бірдей мағынада жаңа, ал екеуі одан да күштірек мағынада жаңа. Біріншісі – жекелеген кезеңдердің үлесі топтар деңгейінде бөлінеді әрі реттеледі, оның ішінде екі фотометриялық кезең алда келеді: бұл әдебиет әдетте біртұтас, мүшеленбейтін қадам ретінде қарастыратын алдын ала өңдеу режимінің ішкі құрылымы туралы тұжырым. Екіншісі – тасымалдау мінез-құлқын түсіндіру үшін тартылатын механизм салдарынан қорытылмай, тікелей өлшенуге келеді, әрі өлшенгенде қысқару әрбір сыртқы корпуста табылады, ал оның шамасы сапа өсімінің шамасын қадағаламайды. Екі қорытынды да жұмыстың өз өлшемдерінен туындайды және сол өлшемдер қолдайтын күште тұжырымдалған.</w:t>
             </w:r>
           </w:p>
         </w:tc>
       </w:tr>
       <w:tr>
+        <w:trPr>
+          <w:cantSplit/>
+        </w:trPr>
         <w:tc>
           <w:tcPr>
             <w:tcW w:type="dxa" w:w="583"/>
@@ -1847,12 +1884,15 @@
                 <w:sz w:val="28"/>
                 <w:u w:val="none"/>
               </w:rPr>
-              <w:t>Техникалық шешімдер жаңа әрі, ең бастысы, сеніммен қабылданбай негізделген: екі фотометриялық кезеңнің параметр мәндері бөлек қалдырылған деректерде расталған ішкі оптимумдары бар свиптермен анықталған; біріктірілген тармақтың инициализациясы жорамалмен емес, қабылдау шлюзімен шешілген; төрт арналы кіріс өкілдігі өзі болдырмайтын артефактімен дәлелденген. Скрининг жүйесінің модульдік архитектурасы — скринингтік жұмыс үдерісі үшін жаңа технологиялық және басқару шешімі, жобалық спецификация ретінде ұсынылады.</w:t>
+              <w:t>Техникалық шешімдер жаңа әрі, ең бастысы, сеніммен қабылданбай негізделген: екі фотометриялық кезеңнің параметр мәндері бөлек қалдырылған деректерде расталған ішкі оптимумдары бар свиптермен анықталған; біріктірілген тармақтың инициализациясы жорамалмен емес, қабылдау шлюзімен шешілген; төрт арналы кіріс өкілдігі өзі болдырмайтын артефактімен дәлелденген. Скрининг жүйесінің модульдік архитектурасы – скринингтік жұмыс үдерісі үшін жаңа технологиялық және басқару шешімі, жобалық спецификация ретінде ұсынылады.</w:t>
             </w:r>
           </w:p>
         </w:tc>
       </w:tr>
       <w:tr>
+        <w:trPr>
+          <w:cantSplit/>
+        </w:trPr>
         <w:tc>
           <w:tcPr>
             <w:tcW w:type="dxa" w:w="583"/>
@@ -1957,7 +1997,7 @@
                 <w:sz w:val="28"/>
                 <w:u w:val="none"/>
               </w:rPr>
-              <w:t>Қорытындылар шамамен 35 126 белгіленген EyePACS кескінінде деректердің ағып кетуін бақылаумен пациент деңгейінде стратификацияланған 5-fold cross-validation-ға сүйенеді, әрі әрбір бастапқы метрика жалғыз көрсеткішке жинақталмай, төрт өлшем бойынша — weighted F1, ROC-AUC, квадраттық салмақты Cohen's Kappa және accuracy — «орташа ± стандартты ауытқу» түрінде беріледі.</w:t>
+              <w:t>Қорытындылар шамамен 35 126 белгіленген EyePACS кескінінде деректердің ағып кетуін бақылаумен пациент деңгейінде стратификацияланған 5-fold cross-validation-ға сүйенеді, әрі әрбір бастапқы метрика жалғыз көрсеткішке жинақталмай, төрт өлшем бойынша – weighted F1, ROC-AUC, квадраттық салмақты Cohen's Kappa және accuracy – «орташа ± стандартты ауытқу» түрінде беріледі.</w:t>
             </w:r>
           </w:p>
           <w:p>
@@ -1973,12 +2013,15 @@
                 <w:sz w:val="28"/>
                 <w:u w:val="none"/>
               </w:rPr>
-              <w:t>Статистикалық қолдауды McNemar мен DeLong тестілері, кемінде 1000 ресэмпл бойынша bootstrap сенімділік аралықтары, көп салыстыруға арналған Holm/Bonferroni түзетулері және фолдтар бойынша аралас әсерлер моделі береді. Негізгі салыстыруда екі тармақтың сенімділік аралықтары төрт бастапқы метриканың бірде-бірінде қиылыспайды. Сәттілік критерийлерінің оларды тексерген эксперименттерге дейін бекітілгеніне бөлек мән беремін: нәтиже белгілі болғаннан кейін жазылған критерий әрқашан қанағаттандырылуы мүмкін, ал алынатын жіктемені ақпаратты ететін нәрсе — дәл осы реттілік.</w:t>
+              <w:t>Статистикалық қолдауды McNemar мен DeLong тестілері, кемінде 1000 ресэмпл бойынша bootstrap сенімділік аралықтары, көп салыстыруға арналған Holm/Bonferroni түзетулері және фолдтар бойынша аралас әсерлер моделі береді. Негізгі салыстыруда екі тармақтың сенімділік аралықтары төрт бастапқы метриканың бірде-бірінде қиылыспайды. Сәттілік критерийлерінің оларды тексерген эксперименттерге дейін бекітілгеніне бөлек мән беремін: нәтиже белгілі болғаннан кейін жазылған критерий әрқашан қанағаттандырылуы мүмкін, ал алынатын жіктемені ақпаратты ететін нәрсе – дәл осы реттілік.</w:t>
             </w:r>
           </w:p>
         </w:tc>
       </w:tr>
       <w:tr>
+        <w:trPr>
+          <w:cantSplit/>
+        </w:trPr>
         <w:tc>
           <w:tcPr>
             <w:tcW w:type="dxa" w:w="583"/>
@@ -2382,7 +2425,7 @@
                 <w:sz w:val="28"/>
                 <w:u w:val="none"/>
               </w:rPr>
-              <w:t xml:space="preserve"> Көз түбі кескіндерін алдын ала өңдеу — көмекші деректерді дайындау емес, диагностикалық модельдің формализациялауға және эксперименттік тексеруге келетін компоненті.</w:t>
+              <w:t xml:space="preserve"> Көз түбі кескіндерін алдын ала өңдеу – көмекші деректерді дайындау емес, диагностикалық модельдің формализациялауға және эксперименттік тексеруге келетін компоненті.</w:t>
             </w:r>
           </w:p>
           <w:p>
@@ -2420,6 +2463,9 @@
         </w:tc>
       </w:tr>
       <w:tr>
+        <w:trPr>
+          <w:cantSplit/>
+        </w:trPr>
         <w:tc>
           <w:tcPr>
             <w:tcW w:type="dxa" w:w="583"/>
@@ -2507,6 +2553,9 @@
         </w:tc>
       </w:tr>
       <w:tr>
+        <w:trPr>
+          <w:cantSplit/>
+        </w:trPr>
         <w:tc>
           <w:tcPr>
             <w:tcW w:type="dxa" w:w="583"/>
@@ -2594,6 +2643,9 @@
         </w:tc>
       </w:tr>
       <w:tr>
+        <w:trPr>
+          <w:cantSplit/>
+        </w:trPr>
         <w:tc>
           <w:tcPr>
             <w:tcW w:type="dxa" w:w="583"/>
@@ -2681,6 +2733,9 @@
         </w:tc>
       </w:tr>
       <w:tr>
+        <w:trPr>
+          <w:cantSplit/>
+        </w:trPr>
         <w:tc>
           <w:tcPr>
             <w:tcW w:type="dxa" w:w="583"/>
@@ -2768,6 +2823,9 @@
         </w:tc>
       </w:tr>
       <w:tr>
+        <w:trPr>
+          <w:cantSplit/>
+        </w:trPr>
         <w:tc>
           <w:tcPr>
             <w:tcW w:type="dxa" w:w="583"/>
@@ -2849,12 +2907,15 @@
                 <w:sz w:val="28"/>
                 <w:u w:val="none"/>
               </w:rPr>
-              <w:t>G = 0,8976. Табалдырықтан базалық тармақ та өтеді, сондықтан критерий тармақтарды ажыратпайды, ал дәлел салыстыруда жатыр — бұл оқуды томның өзі жасайды.</w:t>
+              <w:t>G = 0,8976. Табалдырықтан базалық тармақ та өтеді, сондықтан критерий тармақтарды ажыратпайды, ал дәлел салыстыруда жатыр – бұл оқуды томның өзі жасайды.</w:t>
             </w:r>
           </w:p>
         </w:tc>
       </w:tr>
       <w:tr>
+        <w:trPr>
+          <w:cantSplit/>
+        </w:trPr>
         <w:tc>
           <w:tcPr>
             <w:tcW w:type="dxa" w:w="583"/>
@@ -2936,12 +2997,15 @@
                 <w:sz w:val="28"/>
                 <w:u w:val="none"/>
               </w:rPr>
-              <w:t>Аннотацияланған төрт ошақ түрінің бәрінде, бастапқы және екінші өлшем бойынша да әрі назар табалдырығы бойынша орнықты түрде расталған. Бұл — модель дәлелі мен сарапшы аннотациясының үйлесімділігі, патологияны клиникалық локализациялау емес, бір аннотацияланған корпуста және бір фолдта.</w:t>
+              <w:t>Аннотацияланған төрт ошақ түрінің бәрінде, бастапқы және екінші өлшем бойынша да әрі назар табалдырығы бойынша орнықты түрде расталған. Бұл – модель дәлелі мен сарапшы аннотациясының үйлесімділігі, патологияны клиникалық локализациялау емес, бір аннотацияланған корпуста және бір фолдта.</w:t>
             </w:r>
           </w:p>
         </w:tc>
       </w:tr>
       <w:tr>
+        <w:trPr>
+          <w:cantSplit/>
+        </w:trPr>
         <w:tc>
           <w:tcPr>
             <w:tcW w:type="dxa" w:w="583"/>
@@ -3023,12 +3087,15 @@
                 <w:sz w:val="28"/>
                 <w:u w:val="none"/>
               </w:rPr>
-              <w:t>Бес топтың бәрі екі тармақта да ұстап қалу табалдырығынан өтеді, ал мазмұндық нәтиже — топаралық шашыраудың қысқаруы. Бес топтың екеуі — сыртқы клиникалық корпустардың өздері әрі тәуелсіз қайталауды бермейді; бұның ешқайсысы құрылғыларды сертификаттауды құрамайды.</w:t>
+              <w:t>Бес топтың бәрі екі тармақта да ұстап қалу табалдырығынан өтеді, ал мазмұндық нәтиже – топаралық шашыраудың қысқаруы. Бес топтың екеуі – сыртқы клиникалық корпустардың өздері әрі тәуелсіз қайталауды бермейді; бұның ешқайсысы құрылғыларды сертификаттауды құрамайды.</w:t>
             </w:r>
           </w:p>
         </w:tc>
       </w:tr>
       <w:tr>
+        <w:trPr>
+          <w:cantSplit/>
+        </w:trPr>
         <w:tc>
           <w:tcPr>
             <w:tcW w:type="dxa" w:w="583"/>
@@ -3116,6 +3183,9 @@
         </w:tc>
       </w:tr>
       <w:tr>
+        <w:trPr>
+          <w:cantSplit/>
+        </w:trPr>
         <w:tc>
           <w:tcPr>
             <w:tcW w:type="dxa" w:w="583"/>
@@ -3165,7 +3235,7 @@
                 <w:sz w:val="28"/>
                 <w:u w:val="none"/>
               </w:rPr>
-              <w:t xml:space="preserve"> Сыртқы тұрақтылықты өрнектеуде кең қолданылатын үш өлшем — деградация шамасы, жалпылау коэффициенті және ұстап қалу коэффициенті — ортақ құрылымдық ақауға ие: әрқайсысы тармақтың сыртқы сапасын дәл сол тармақтың домен ішілік сапасына қатысты алады, сондықтан конфигурацияны домен ішілік күші үшін жазалайды.</w:t>
+              <w:t xml:space="preserve"> Сыртқы тұрақтылықты өрнектеуде кең қолданылатын үш өлшем – деградация шамасы, жалпылау коэффициенті және ұстап қалу коэффициенті – ортақ құрылымдық ақауға ие: әрқайсысы тармақтың сыртқы сапасын дәл сол тармақтың домен ішілік сапасына қатысты алады, сондықтан конфигурацияны домен ішілік күші үшін жазалайды.</w:t>
             </w:r>
           </w:p>
           <w:p>
@@ -3203,6 +3273,9 @@
         </w:tc>
       </w:tr>
       <w:tr>
+        <w:trPr>
+          <w:cantSplit/>
+        </w:trPr>
         <w:tc>
           <w:tcPr>
             <w:tcW w:type="dxa" w:w="583"/>
@@ -3284,7 +3357,7 @@
                 <w:sz w:val="28"/>
                 <w:u w:val="none"/>
               </w:rPr>
-              <w:t>Тиісінше теориялық және жобалық үлес ретінде ұсынылады — модель клиникалық валидацияланбаған, ал архитектура прототиптелмеген әрі далалық сынақтан өткізілмеген.</w:t>
+              <w:t>Тиісінше теориялық және жобалық үлес ретінде ұсынылады – модель клиникалық валидацияланбаған, ал архитектура прототиптелмеген әрі далалық сынақтан өткізілмеген.</w:t>
             </w:r>
           </w:p>
           <w:p>
@@ -3306,6 +3379,9 @@
         </w:tc>
       </w:tr>
       <w:tr>
+        <w:trPr>
+          <w:cantSplit/>
+        </w:trPr>
         <w:tc>
           <w:tcPr>
             <w:tcW w:type="dxa" w:w="583"/>
@@ -3496,6 +3572,9 @@
         </w:tc>
       </w:tr>
       <w:tr>
+        <w:trPr>
+          <w:cantSplit/>
+        </w:trPr>
         <w:tc>
           <w:tcPr>
             <w:tcW w:type="dxa" w:w="583"/>
@@ -3592,12 +3671,15 @@
                 <w:sz w:val="28"/>
                 <w:u w:val="none"/>
               </w:rPr>
-              <w:t>Әдістер заманауи әрі міндетке сай: екі қалыптасқан backbone тұқымдасында конволюциялық жіктеу, білімді тасымалдау мен домен ішілік алдын ала оқыту, пиксел деңгейіндегі белгілеуге қатысты градиенттік назар талдауы, алдыңғы соңғы қабат белгілері бойынша таралымдық өлшем және ресэмплингке негізделген статистикалық аппарат. Есептеу контуры болжамға қалдырылмай мәлімделген — 12 ГБ жалғыз үдеткіш, пакет өлшемі 16, — ал нәтижелерді жақсы жабдықталған зертханадан тыс қайталауға болатын ететін нәрсе дәл осы.</w:t>
+              <w:t>Әдістер заманауи әрі міндетке сай: екі қалыптасқан backbone тұқымдасында конволюциялық жіктеу, білімді тасымалдау мен домен ішілік алдын ала оқыту, пиксел деңгейіндегі белгілеуге қатысты градиенттік назар талдауы, алдыңғы соңғы қабат белгілері бойынша таралымдық өлшем және ресэмплингке негізделген статистикалық аппарат. Есептеу контуры болжамға қалдырылмай мәлімделген – 12 ГБ жалғыз үдеткіш, пакет өлшемі 16, – ал нәтижелерді жақсы жабдықталған зертханадан тыс қайталауға болатын ететін нәрсе дәл осы.</w:t>
             </w:r>
           </w:p>
         </w:tc>
       </w:tr>
       <w:tr>
+        <w:trPr>
+          <w:cantSplit/>
+        </w:trPr>
         <w:tc>
           <w:tcPr>
             <w:tcW w:type="dxa" w:w="583"/>
@@ -3694,12 +3776,15 @@
                 <w:sz w:val="28"/>
                 <w:u w:val="none"/>
               </w:rPr>
-              <w:t>Теориялық тұжырымдар мәлімдеме күйінде қалмай, экспериментке жеткізіледі. Кумулятивтік абляция өзі мәлімдеген ыдыратуды растайды: әрбір кезең ауысуы өз деңгейінің фолдаралық шашырауынан асатын үлес берді, монотондық бес фолдтың әрқайсысында сақталды, екі фотометриялық кезең алда келеді (flat-field +0,0143, CLAHE +0,0125, бірге жалпы өсімнің шамамен 41 %-ы), ал абляцияның өзі бірыңғай инициализация кезінде +0,0655 домен ішілік өсімнің бүкілін қайта жаңғыртады. Кескін сапасы бойынша дәлелдер жіктеуіштен тәуелсіз — контраст/шу қатынасымен, энтропиямен және SSIM-мен — келтіріледі.</w:t>
+              <w:t>Теориялық тұжырымдар мәлімдеме күйінде қалмай, экспериментке жеткізіледі. Кумулятивтік абляция өзі мәлімдеген ыдыратуды растайды: әрбір кезең ауысуы өз деңгейінің фолдаралық шашырауынан асатын үлес берді, монотондық бес фолдтың әрқайсысында сақталды, екі фотометриялық кезең алда келеді (flat-field +0,0143, CLAHE +0,0125, бірге жалпы өсімнің шамамен 41 %-ы), ал абляцияның өзі бірыңғай инициализация кезінде +0,0655 домен ішілік өсімнің бүкілін қайта жаңғыртады. Кескін сапасы бойынша дәлелдер жіктеуіштен тәуелсіз – контраст/шу қатынасымен, энтропиямен және SSIM-мен – келтіріледі.</w:t>
             </w:r>
           </w:p>
         </w:tc>
       </w:tr>
       <w:tr>
+        <w:trPr>
+          <w:cantSplit/>
+        </w:trPr>
         <w:tc>
           <w:tcPr>
             <w:tcW w:type="dxa" w:w="583"/>
@@ -3774,12 +3859,15 @@
                 <w:sz w:val="28"/>
                 <w:u w:val="none"/>
               </w:rPr>
-              <w:t>Томдағы әрбір мазмұнды тұжырым сілтемемен қамтамасыз етілген, әрі сілтеме аппараты мөлшерлес: сала жылдам өзгеретін жерде жаңа дереккөздер, ал кескінді өңдеу операторлары үшін ескілеу, орныққан дереккөздер. Тұжырым ізденушінің өзіне тиесілі жерде — CLAHE тұжырымдамасындағыдай — том нәтижені толықтай жаңа етіп көрсетпей, оның өз алдыңғы жарияланымын дереккөз ретінде атайды.</w:t>
+              <w:t>Томдағы әрбір мазмұнды тұжырым сілтемемен қамтамасыз етілген, әрі сілтеме аппараты мөлшерлес: сала жылдам өзгеретін жерде жаңа дереккөздер, ал кескінді өңдеу операторлары үшін ескілеу, орныққан дереккөздер. Тұжырым ізденушінің өзіне тиесілі жерде – CLAHE тұжырымдамасындағыдай – том нәтижені толықтай жаңа етіп көрсетпей, оның өз алдыңғы жарияланымын дереккөз ретінде атайды.</w:t>
             </w:r>
           </w:p>
         </w:tc>
       </w:tr>
       <w:tr>
+        <w:trPr>
+          <w:cantSplit/>
+        </w:trPr>
         <w:tc>
           <w:tcPr>
             <w:tcW w:type="dxa" w:w="583"/>
@@ -3854,7 +3942,7 @@
                 <w:sz w:val="28"/>
                 <w:u w:val="none"/>
               </w:rPr>
-              <w:t>Дереккөздер тізімі 107 атауды қамтиды әрі шолуға жеткілікті: терең оқыту бөлігінде өзекті, клиникалық бөлігінде орынды сақ.</w:t>
+              <w:t>Дереккөздер тізімі 99 атауды қамтиды әрі шолуға жеткілікті: терең оқыту бөлігінде өзекті, клиникалық бөлігінде орынды сақ.</w:t>
             </w:r>
           </w:p>
           <w:p>
@@ -3876,6 +3964,9 @@
         </w:tc>
       </w:tr>
       <w:tr>
+        <w:trPr>
+          <w:cantSplit/>
+        </w:trPr>
         <w:tc>
           <w:tcPr>
             <w:tcW w:type="dxa" w:w="583"/>
@@ -4032,12 +4123,15 @@
                 <w:sz w:val="28"/>
                 <w:u w:val="none"/>
               </w:rPr>
-              <w:t>Теориялық маңызды қайта пайымдаудың өзі құрайды — алдын ала өңдеу желіге қолжетімді белгілер кеңістігін бірге айқындайтын компонент ретінде — және ол талап еткен формализациялар: 8 кезеңді конвейердің спецификациясы, қос шектеулі CLAHE шегі, бейімделгіш flat-field-түзету және ALO түсіндірілу метрикасы. Олардың қасында өзге сипаттағы үлес тұр: осы кезге дейін тек түсіндірме ретінде тартылып келген механизм белгіленген хаттамалық шарт кезінде өлшенетін етілді, бұл механистік тұжырымды ол түсіндіретін сапа тұжырымдарынан тәуелсіз теріске шығарылатын етеді.</w:t>
+              <w:t>Теориялық маңызды қайта пайымдаудың өзі құрайды – алдын ала өңдеу желіге қолжетімді белгілер кеңістігін бірге айқындайтын компонент ретінде – және ол талап еткен формализациялар: 8 кезеңді конвейердің спецификациясы, қос шектеулі CLAHE шегі, бейімделгіш flat-field-түзету және ALO түсіндірілу метрикасы. Олардың қасында өзге сипаттағы үлес тұр: осы кезге дейін тек түсіндірме ретінде тартылып келген механизм белгіленген хаттамалық шарт кезінде өлшенетін етілді, бұл механистік тұжырымды ол түсіндіретін сапа тұжырымдарынан тәуелсіз теріске шығарылатын етеді.</w:t>
             </w:r>
           </w:p>
         </w:tc>
       </w:tr>
       <w:tr>
+        <w:trPr>
+          <w:cantSplit/>
+        </w:trPr>
         <w:tc>
           <w:tcPr>
             <w:tcW w:type="dxa" w:w="583"/>
@@ -4134,12 +4228,15 @@
                 <w:sz w:val="28"/>
                 <w:u w:val="none"/>
               </w:rPr>
-              <w:t>Тікелей практикалық нәтиже — конвейердің өзі: толық спецификацияланған, қайталанатын алдын ала өңдеу режимі, кезең-кезеңімен анықталған, іске асырылуы қосымшада, ал есептеу контуры мәлімделген — 12 ГБ жалғыз үдеткіш, пакет өлшемі 16 және 512 × 512 кіріс, бұл облыстық диагностикалық орталықтың қолы жететін деңгей. Нәтижені жай ғана хабарланған емес, өзгелердің пайдалануына жарамды ететін нәрсе дәл осы. Скрининг жүйесінің модульдік архитектурасы Қазақстанның ауылдық және шалғай өңірлеріне қолданылады; оны жобалық спецификация ретінде оқу керек — прототип іске асырылмаған, клиникалық жағдайда енгізу сыналмаған, деректерді қорғау ережелері жоба бойынша сәйкестік, ал диагноз дәрігерде қалады.</w:t>
+              <w:t>Тікелей практикалық нәтиже – конвейердің өзі: толық спецификацияланған, қайталанатын алдын ала өңдеу режимі, кезең-кезеңімен анықталған, іске асырылуы қосымшада, ал есептеу контуры мәлімделген – 12 ГБ жалғыз үдеткіш, пакет өлшемі 16 және 512 × 512 кіріс, бұл облыстық диагностикалық орталықтың қолы жететін деңгей. Нәтижені жай ғана хабарланған емес, өзгелердің пайдалануына жарамды ететін нәрсе дәл осы. Скрининг жүйесінің модульдік архитектурасы Қазақстанның ауылдық және шалғай өңірлеріне қолданылады; оны жобалық спецификация ретінде оқу керек – прототип іске асырылмаған, клиникалық жағдайда енгізу сыналмаған, деректерді қорғау ережелері жоба бойынша сәйкестік, ал диагноз дәрігерде қалады.</w:t>
             </w:r>
           </w:p>
         </w:tc>
       </w:tr>
       <w:tr>
+        <w:trPr>
+          <w:cantSplit/>
+        </w:trPr>
         <w:tc>
           <w:tcPr>
             <w:tcW w:type="dxa" w:w="583"/>
@@ -4258,6 +4355,9 @@
         </w:tc>
       </w:tr>
       <w:tr>
+        <w:trPr>
+          <w:cantSplit/>
+        </w:trPr>
         <w:tc>
           <w:tcPr>
             <w:tcW w:type="dxa" w:w="583"/>
@@ -4416,7 +4516,7 @@
                 <w:sz w:val="28"/>
                 <w:u w:val="none"/>
               </w:rPr>
-              <w:t>Том 265 бетте баяндалған, 42 кесте, 26 сурет және екі сызбадан тұрады, дереккөздер тізімінде 107 атау бар. Белгілеулер біркелкі, қысқартулар жеке тізілімде жарияланған, ресімделуі қолданыстағы мемлекеттік стандартқа сәйкес.</w:t>
+              <w:t>Том 117 бетте баяндалған, 19 кесте, 16 сурет және төрт сызбадан тұрады, дереккөздер тізімінде 99 атау бар. Белгілеулер біркелкі, қысқартулар жеке тізілімде жарияланған, ресімделуі қолданыстағы мемлекеттік стандартқа сәйкес.</w:t>
             </w:r>
           </w:p>
           <w:p>
@@ -4432,12 +4532,15 @@
                 <w:sz w:val="28"/>
                 <w:u w:val="none"/>
               </w:rPr>
-              <w:t>Дегенмен бөлек атап өткім келетіні — полиграфиялық сапа емес. Мәтіннің академиялық регистрі тәртіпті: тұжырымдар деректер қолдайтын күште жасалады және ескертпелерін алыстағы шектеулер бөлімінде емес, тікелей қасында алып жүреді; теріс және ішінара нәтижелер үнсіз тасталмай, қорытынды қағидаттарға дейін жеткізіледі; орнықтырылған мен жобаланғанның арасындағы шекара ол маңызды болатын әрбір бетте көрініп тұрады. Мұндай көлемде бұл стандартты ұстап тұру қиын, ал ізденуші оны ұстап тұрады.</w:t>
+              <w:t>Дегенмен бөлек атап өткім келетіні – полиграфиялық сапа емес. Мәтіннің академиялық регистрі тәртіпті: тұжырымдар деректер қолдайтын күште жасалады және ескертпелерін алыстағы шектеулер бөлімінде емес, тікелей қасында алып жүреді; теріс және ішінара нәтижелер үнсіз тасталмай, қорытынды қағидаттарға дейін жеткізіледі; орнықтырылған мен жобаланғанның арасындағы шекара ол маңызды болатын әрбір бетте көрініп тұрады. Мұндай көлемде бұл стандартты ұстап тұру қиын, ал ізденуші оны ұстап тұрады.</w:t>
             </w:r>
           </w:p>
         </w:tc>
       </w:tr>
       <w:tr>
+        <w:trPr>
+          <w:cantSplit/>
+        </w:trPr>
         <w:tc>
           <w:tcPr>
             <w:tcW w:type="dxa" w:w="583"/>
@@ -4512,7 +4615,7 @@
                 <w:sz w:val="28"/>
                 <w:u w:val="none"/>
               </w:rPr>
-              <w:t>1. Конвейердің 3-кезеңі — көру өрісі маскасын генерациялау және оны 4-кіріс арна ретінде енгізу — кумулятивтік абляцияда оқшау бөлінбеген: тиісті деңгей 2 және 3-кезеңдерді бірге қолданады, сондықтан автор ғылыми жаңалық элементтерінің қатарына жатқызатын маска арнасының жеке үлес бағасы жоқ. Бірлескен деңгей мәнді, бірақ оның мәнділігі көру өрісі бойынша қиюмен бөлісілген. Бір кезеңдік деңгей қосу, ал ол мүмкін болмаса, осы элемент үшін жеке баға жоқ екенін тарау мәтінінде көрсету қажет.</w:t>
+              <w:t>1. Конвейердің 3-кезеңі – көру өрісі маскасын генерациялау және оны 4-кіріс арна ретінде енгізу – кумулятивтік абляцияда оқшау бөлінбеген: тиісті деңгей 2 және 3-кезеңдерді бірге қолданады, сондықтан автор ғылыми жаңалық элементтерінің қатарына жатқызатын маска арнасының жеке үлес бағасы жоқ. Бірлескен деңгей мәнді, бірақ оның мәнділігі көру өрісі бойынша қиюмен бөлісілген. Бір кезеңдік деңгей қосу, ал ол мүмкін болмаса, осы элемент үшін жеке баға жоқ екенін тарау мәтінінде көрсету қажет.</w:t>
             </w:r>
           </w:p>
           <w:p>
@@ -4544,7 +4647,7 @@
                 <w:sz w:val="28"/>
                 <w:u w:val="none"/>
               </w:rPr>
-              <w:t>3. Бірқатар бағалау — жиынаралық тасымалдау, түсіндірілу талдауы және сыртқы клиникалық бағалау — бір оқытылған фолдтың чекпойнттеріне сүйенеді. Сондықтан келтірілген аралықтар тек бағалау корпусының іріктемесін сипаттайды, оқытудың өзгергіштігін емес. Автор мұны шектеулердің қатарында көрсетеді, әрі дұрыс көрсетеді; дегенмен оқырман ескертпені санмен бірге, бірнеше тараудан кейін емес, сол жерде кездестіруі үшін бір фолдтық негізді тиісті кестелердің тақырыпшаларында атауды ұсынамын.</w:t>
+              <w:t>3. Бірқатар бағалау – жиынаралық тасымалдау, түсіндірілу талдауы және сыртқы клиникалық бағалау – бір оқытылған фолдтың чекпойнттеріне сүйенеді. Сондықтан келтірілген аралықтар тек бағалау корпусының іріктемесін сипаттайды, оқытудың өзгергіштігін емес. Автор мұны шектеулердің қатарында көрсетеді, әрі дұрыс көрсетеді; дегенмен оқырман ескертпені санмен бірге, бірнеше тараудан кейін емес, сол жерде кездестіруі үшін бір фолдтық негізді тиісті кестелердің тақырыпшаларында атауды ұсынамын.</w:t>
             </w:r>
           </w:p>
           <w:p>
@@ -4566,6 +4669,9 @@
         </w:tc>
       </w:tr>
       <w:tr>
+        <w:trPr>
+          <w:cantSplit/>
+        </w:trPr>
         <w:tc>
           <w:tcPr>
             <w:tcW w:type="dxa" w:w="583"/>
@@ -4656,7 +4762,7 @@
                 <w:sz w:val="28"/>
                 <w:u w:val="none"/>
               </w:rPr>
-              <w:t xml:space="preserve">1. Scopus индекстелетін журналдағы мақала — </w:t>
+              <w:t xml:space="preserve">1. Scopus индекстелетін журналдағы мақала – </w:t>
             </w:r>
             <w:r>
               <w:rPr>
@@ -4692,7 +4798,7 @@
                 <w:sz w:val="28"/>
                 <w:u w:val="none"/>
               </w:rPr>
-              <w:t xml:space="preserve">2. Scopus индекстелетін халықаралық конференция материалдарындағы баяндама — </w:t>
+              <w:t xml:space="preserve">2. Scopus индекстелетін халықаралық конференция материалдарындағы баяндама – </w:t>
             </w:r>
             <w:r>
               <w:rPr>
@@ -4804,12 +4910,15 @@
                 <w:sz w:val="28"/>
                 <w:u w:val="none"/>
               </w:rPr>
-              <w:t>Жарияланымдар диссертация тақырыбына сәйкес келеді және оның негізгі бағыттарын — көз түбі кескіндерін жақсартуды, алдын ала өңдеу мен талдау әдістерін, ақпараттық жүйе архитектурасын және көз түбі тіндеріне лазерлік әсерді математикалық модельдеуді — қамтиды. Олардың ғылыми деңгейі докторлық диссертацияны қорғауға қойылатын талаптарға жауап береді.</w:t>
+              <w:t>Жарияланымдар диссертация тақырыбына сәйкес келеді және оның негізгі бағыттарын – көз түбі кескіндерін жақсартуды, алдын ала өңдеу мен талдау әдістерін, ақпараттық жүйе архитектурасын және көз түбі тіндеріне лазерлік әсерді математикалық модельдеуді – қамтиды. Олардың ғылыми деңгейі докторлық диссертацияны қорғауға қойылатын талаптарға жауап береді.</w:t>
             </w:r>
           </w:p>
         </w:tc>
       </w:tr>
       <w:tr>
+        <w:trPr>
+          <w:cantSplit/>
+        </w:trPr>
         <w:tc>
           <w:tcPr>
             <w:tcW w:type="dxa" w:w="583"/>
@@ -4941,7 +5050,7 @@
           <w:sz w:val="28"/>
           <w:u w:val="none"/>
         </w:rPr>
-        <w:t xml:space="preserve"> «Компьютерлік өңдеу жүйесі және көз түбі деректерін талдаумен диабеттік ретинопатияны емдеу кезіндегі лазерлік коагуляцияны қолдау» тақырыбындағы диссертациясы «Дәрежелер беру қағидаларының» талаптарына жауап беретін аяқталған дербес ғылыми-зерттеу жұмысы болып табылады, ал оның авторы 8D06102 — «Компьютерлік және программалық инженерия» білім беру бағдарламасы бойынша философия докторы (PhD) дәрежесін беру туралы Комитет алдында өтініш білдіруге лайықты.</w:t>
+        <w:t xml:space="preserve"> «Компьютерлік өңдеу жүйесі және көз түбі деректерін талдаумен диабеттік ретинопатияны емдеу кезіндегі лазерлік коагуляцияны қолдау» тақырыбындағы диссертациясы «Дәрежелер беру қағидаларының» талаптарына жауап беретін аяқталған дербес ғылыми-зерттеу жұмысы болып табылады, ал оның авторы 8D06102 – «Компьютерлік және программалық инженерия» білім беру бағдарламасы бойынша философия докторы (PhD) дәрежесін беру туралы Комитет алдында өтініш білдіруге лайықты.</w:t>
       </w:r>
     </w:p>
     <w:p>

--- a/defense/docs/reviews/official_reviewer_1_review_kz.docx
+++ b/defense/docs/reviews/official_reviewer_1_review_kz.docx
@@ -3942,7 +3942,7 @@
                 <w:sz w:val="28"/>
                 <w:u w:val="none"/>
               </w:rPr>
-              <w:t>Дереккөздер тізімі 99 атауды қамтиды әрі шолуға жеткілікті: терең оқыту бөлігінде өзекті, клиникалық бөлігінде орынды сақ.</w:t>
+              <w:t>Дереккөздер тізімі 102 атауды қамтиды әрі шолуға жеткілікті: терең оқыту бөлігінде өзекті, клиникалық бөлігінде орынды сақ.</w:t>
             </w:r>
           </w:p>
           <w:p>
@@ -4516,7 +4516,7 @@
                 <w:sz w:val="28"/>
                 <w:u w:val="none"/>
               </w:rPr>
-              <w:t>Том 117 бетте баяндалған, 19 кесте, 16 сурет және төрт сызбадан тұрады, дереккөздер тізімінде 99 атау бар. Белгілеулер біркелкі, қысқартулар жеке тізілімде жарияланған, ресімделуі қолданыстағы мемлекеттік стандартқа сәйкес.</w:t>
+              <w:t>Том 118 бетте баяндалған, 19 кесте, 16 сурет және төрт сызбадан тұрады, дереккөздер тізімінде 102 атау бар. Белгілеулер біркелкі, қысқартулар жеке тізілімде жарияланған, ресімделуі қолданыстағы мемлекеттік стандартқа сәйкес.</w:t>
             </w:r>
           </w:p>
           <w:p>

--- a/defense/docs/reviews/official_reviewer_1_review_kz.docx
+++ b/defense/docs/reviews/official_reviewer_1_review_kz.docx
@@ -4516,7 +4516,7 @@
                 <w:sz w:val="28"/>
                 <w:u w:val="none"/>
               </w:rPr>
-              <w:t>Том 118 бетте баяндалған, 19 кесте, 16 сурет және төрт сызбадан тұрады, дереккөздер тізімінде 102 атау бар. Белгілеулер біркелкі, қысқартулар жеке тізілімде жарияланған, ресімделуі қолданыстағы мемлекеттік стандартқа сәйкес.</w:t>
+              <w:t>Том 113 бетте баяндалған, 19 кесте, 16 сурет және төрт сызбадан тұрады, дереккөздер тізімінде 102 атау бар. Белгілеулер біркелкі, қысқартулар жеке тізілімде жарияланған, ресімделуі қолданыстағы мемлекеттік стандартқа сәйкес.</w:t>
             </w:r>
           </w:p>
           <w:p>

--- a/defense/docs/reviews/official_reviewer_1_review_kz.docx
+++ b/defense/docs/reviews/official_reviewer_1_review_kz.docx
@@ -32,7 +32,7 @@
           <w:sz w:val="28"/>
           <w:u w:val="none"/>
         </w:rPr>
-        <w:t>8D06102 – «Компьютерлік және программалық инженерия» білім беру бағдарламасы бойынша философия докторы (PhD) дәрежесін алу үшін ұсынылған «Компьютерлік өңдеу жүйесі және көз түбі деректерін талдаумен диабеттік ретинопатияны емдеу кезіндегі лазерлік коагуляцияны қолдау» тақырыбындағы Есмухамедов Нұрмағанбет Сейтқалиұлының диссертациялық жұмысына</w:t>
+        <w:t>8D06102 – «Компьютерлік және программалық инженерия» білім беру бағдарламасы бойынша философия докторы (PhD) дәрежесін алу үшін ұсынылған «Оптикалық когерентті томографиялық кескіндерді пайдалана отырып, тереңдетіп оқыту негізінде көз торының ауруларын автоматты түрде анықтаудың ақпараттық жүйесі» тақырыбындағы Есмухамедов Нұрмағанбет Сейтқалиұлының диссертациялық жұмысына</w:t>
       </w:r>
     </w:p>
     <w:tbl>
@@ -5050,7 +5050,7 @@
           <w:sz w:val="28"/>
           <w:u w:val="none"/>
         </w:rPr>
-        <w:t xml:space="preserve"> «Компьютерлік өңдеу жүйесі және көз түбі деректерін талдаумен диабеттік ретинопатияны емдеу кезіндегі лазерлік коагуляцияны қолдау» тақырыбындағы диссертациясы «Дәрежелер беру қағидаларының» талаптарына жауап беретін аяқталған дербес ғылыми-зерттеу жұмысы болып табылады, ал оның авторы 8D06102 – «Компьютерлік және программалық инженерия» білім беру бағдарламасы бойынша философия докторы (PhD) дәрежесін беру туралы Комитет алдында өтініш білдіруге лайықты.</w:t>
+        <w:t xml:space="preserve"> «Оптикалық когерентті томографиялық кескіндерді пайдалана отырып, тереңдетіп оқыту негізінде көз торының ауруларын автоматты түрде анықтаудың ақпараттық жүйесі» тақырыбындағы диссертациясы «Дәрежелер беру қағидаларының» талаптарына жауап беретін аяқталған дербес ғылыми-зерттеу жұмысы болып табылады, ал оның авторы 8D06102 – «Компьютерлік және программалық инженерия» білім беру бағдарламасы бойынша философия докторы (PhD) дәрежесін беру туралы Комитет алдында өтініш білдіруге лайықты.</w:t>
       </w:r>
     </w:p>
     <w:p>
